--- a/downloads/student/ai-7-week-03.docx
+++ b/downloads/student/ai-7-week-03.docx
@@ -767,6 +767,16 @@
     <w:p>
       <w:r>
         <w:t>This example names fictional documents; it is a source-tracing exercise, not a real literature citation.</w:t>
+      </w:r>
+    </w:p>
+    <w:p>
+      <w:r>
+        <w:t>Read the labelled picture: Separate what the blog claims from what the original report records. Which methods and denominator must be inspected, and what status is honest if the original report is unavailable?</w:t>
+      </w:r>
+    </w:p>
+    <w:p>
+      <w:r>
+        <w:t>Change one thing: The original report is unavailable and only the blog remains. Predict the result before checking the explanation. What remains the same?</w:t>
       </w:r>
     </w:p>
     <w:p>
@@ -1865,6 +1875,187 @@
         <w:t>Attempt the independent case before hints. Record whether you worked alone, used a hint or followed a model. After feedback, fix the first unsupported step and explain why it changed. A later check uses a changed case, not a copied answer.</w:t>
       </w:r>
     </w:p>
+    <w:p>
+      <w:pPr>
+        <w:pStyle w:val="Heading1"/>
+      </w:pPr>
+      <w:r>
+        <w:t>15. Your lesson route</w:t>
+      </w:r>
+    </w:p>
+    <w:p>
+      <w:r>
+        <w:t>Start with this question: Find the source behind a summary. A blog describes a fictional benchmark improvement and links an original study report.</w:t>
+      </w:r>
+    </w:p>
+    <w:tbl>
+      <w:tblPr>
+        <w:tblStyle w:val="LightShading-Accent1"/>
+        <w:tblW w:type="auto" w:w="0"/>
+        <w:tblLook w:firstColumn="1" w:firstRow="1" w:lastColumn="0" w:lastRow="0" w:noHBand="0" w:noVBand="1" w:val="04A0"/>
+      </w:tblPr>
+      <w:tblGrid>
+        <w:gridCol w:w="5112"/>
+        <w:gridCol w:w="5112"/>
+      </w:tblGrid>
+      <w:tr>
+        <w:trPr>
+          <w:tblHeader/>
+        </w:trPr>
+        <w:tc>
+          <w:tcPr>
+            <w:tcW w:type="dxa" w:w="5112"/>
+          </w:tcPr>
+          <w:p>
+            <w:r>
+              <w:t>By the end, I can</w:t>
+            </w:r>
+          </w:p>
+        </w:tc>
+        <w:tc>
+          <w:tcPr>
+            <w:tcW w:type="dxa" w:w="5112"/>
+          </w:tcPr>
+          <w:p>
+            <w:r>
+              <w:t>How I will show it</w:t>
+            </w:r>
+          </w:p>
+        </w:tc>
+      </w:tr>
+      <w:tr>
+        <w:tc>
+          <w:tcPr>
+            <w:tcW w:type="dxa" w:w="5112"/>
+          </w:tcPr>
+          <w:p>
+            <w:r>
+              <w:t>Explain the mechanism and terminology of finding primary research</w:t>
+            </w:r>
+          </w:p>
+        </w:tc>
+        <w:tc>
+          <w:tcPr>
+            <w:tcW w:type="dxa" w:w="5112"/>
+          </w:tcPr>
+          <w:p>
+            <w:r>
+              <w:t>Explain the deciding step, show a trace or test, and state one limit.</w:t>
+            </w:r>
+          </w:p>
+        </w:tc>
+      </w:tr>
+      <w:tr>
+        <w:tc>
+          <w:tcPr>
+            <w:tcW w:type="dxa" w:w="5112"/>
+          </w:tcPr>
+          <w:p>
+            <w:r>
+              <w:t>Apply the stated procedure to a new case with a traceable result</w:t>
+            </w:r>
+          </w:p>
+        </w:tc>
+        <w:tc>
+          <w:tcPr>
+            <w:tcW w:type="dxa" w:w="5112"/>
+          </w:tcPr>
+          <w:p>
+            <w:r>
+              <w:t>Explain the deciding step, show a trace or test, and state one limit.</w:t>
+            </w:r>
+          </w:p>
+        </w:tc>
+      </w:tr>
+      <w:tr>
+        <w:tc>
+          <w:tcPr>
+            <w:tcW w:type="dxa" w:w="5112"/>
+          </w:tcPr>
+          <w:p>
+            <w:r>
+              <w:t>Identify an assumption or limitation and design a revealing follow-up</w:t>
+            </w:r>
+          </w:p>
+        </w:tc>
+        <w:tc>
+          <w:tcPr>
+            <w:tcW w:type="dxa" w:w="5112"/>
+          </w:tcPr>
+          <w:p>
+            <w:r>
+              <w:t>Explain the deciding step, show a trace or test, and state one limit.</w:t>
+            </w:r>
+          </w:p>
+        </w:tc>
+      </w:tr>
+    </w:tbl>
+    <w:p>
+      <w:r>
+        <w:t>Remember → watch and explain → try with help → investigate → try independently → keep project evidence. Your teacher may spread this lesson across several classes.</w:t>
+      </w:r>
+    </w:p>
+    <w:p>
+      <w:r>
+        <w:t>Keep your first prediction. Compare it with what the evidence shows and explain any change.</w:t>
+      </w:r>
+    </w:p>
+    <w:p>
+      <w:pPr>
+        <w:pStyle w:val="Heading1"/>
+      </w:pPr>
+      <w:r>
+        <w:t>16. Finish and return</w:t>
+      </w:r>
+    </w:p>
+    <w:p>
+      <w:r>
+        <w:t>Close your notes. Explain this goal in your own words: Explain the mechanism and terminology of finding primary research</w:t>
+      </w:r>
+    </w:p>
+    <w:p>
+      <w:pPr>
+        <w:pStyle w:val="Heading3"/>
+      </w:pPr>
+      <w:r>
+        <w:t>My deciding step, evidence and one remaining question</w:t>
+      </w:r>
+    </w:p>
+    <w:p>
+      <w:r>
+        <w:t>________________________________________________________________</w:t>
+      </w:r>
+    </w:p>
+    <w:p>
+      <w:r>
+        <w:t>________________________________________________________________</w:t>
+      </w:r>
+    </w:p>
+    <w:p>
+      <w:r>
+        <w:t>________________________________________________________________</w:t>
+      </w:r>
+    </w:p>
+    <w:p>
+      <w:r>
+        <w:t>________________________________________________________________</w:t>
+      </w:r>
+    </w:p>
+    <w:p>
+      <w:r>
+        <w:t>________________________________________________________________</w:t>
+      </w:r>
+    </w:p>
+    <w:p>
+      <w:r>
+        <w:t>If you are unsure, return to the worked picture and explain one arrow. If you are ready, change an input or assumption and justify your prediction.</w:t>
+      </w:r>
+    </w:p>
+    <w:p>
+      <w:r>
+        <w:t>Save your workbook evidence. At the next review, try a different case before opening your old answer.</w:t>
+      </w:r>
+    </w:p>
     <w:sectPr>
       <w:pgSz w:w="12240" w:h="15840"/>
       <w:pgMar w:top="936" w:right="1008" w:bottom="936" w:left="1008" w:header="720" w:footer="720" w:gutter="0"/>

--- a/downloads/student/ai-7-week-03.docx
+++ b/downloads/student/ai-7-week-03.docx
@@ -2056,6 +2056,192 @@
         <w:t>Save your workbook evidence. At the next review, try a different case before opening your old answer.</w:t>
       </w:r>
     </w:p>
+    <w:p>
+      <w:pPr>
+        <w:pStyle w:val="Heading1"/>
+      </w:pPr>
+      <w:r>
+        <w:t>17. Supported practice, repair and portfolio</w:t>
+      </w:r>
+    </w:p>
+    <w:p>
+      <w:r>
+        <w:t>Use this supported practice once, in the browser or on paper. Keep the reserved independent assessment for a separate first attempt before teacher feedback.</w:t>
+      </w:r>
+    </w:p>
+    <w:p>
+      <w:r>
+        <w:t>Find the source behind a summary. A blog describes a fictional benchmark improvement and links an original study report.</w:t>
+      </w:r>
+    </w:p>
+    <w:p>
+      <w:pPr>
+        <w:pStyle w:val="Heading3"/>
+      </w:pPr>
+      <w:r>
+        <w:t>Practice 1: explain the deciding evidence</w:t>
+      </w:r>
+    </w:p>
+    <w:p>
+      <w:r>
+        <w:t>Which labelled step matches this detail? Keep report version and page or table reference with the exact scoped result.</w:t>
+      </w:r>
+    </w:p>
+    <w:p>
+      <w:r>
+        <w:t>1. Record source details</w:t>
+      </w:r>
+    </w:p>
+    <w:p>
+      <w:r>
+        <w:t>2. Locate methods and results</w:t>
+      </w:r>
+    </w:p>
+    <w:p>
+      <w:r>
+        <w:t>3. Follow the primary link</w:t>
+      </w:r>
+    </w:p>
+    <w:p>
+      <w:pPr>
+        <w:pStyle w:val="Heading3"/>
+      </w:pPr>
+      <w:r>
+        <w:t>My selected conclusion, deciding fact and explanation</w:t>
+      </w:r>
+    </w:p>
+    <w:p>
+      <w:r>
+        <w:t>________________________________________________________________</w:t>
+      </w:r>
+    </w:p>
+    <w:p>
+      <w:r>
+        <w:t>________________________________________________________________</w:t>
+      </w:r>
+    </w:p>
+    <w:p>
+      <w:r>
+        <w:t>________________________________________________________________</w:t>
+      </w:r>
+    </w:p>
+    <w:p>
+      <w:r>
+        <w:t>________________________________________________________________</w:t>
+      </w:r>
+    </w:p>
+    <w:p>
+      <w:r>
+        <w:t>________________________________________________________________</w:t>
+      </w:r>
+    </w:p>
+    <w:p>
+      <w:r>
+        <w:t>Hint if needed: Read the steps in the pictorial case. Match the supplied detail to the stage that performs or records it.</w:t>
+      </w:r>
+    </w:p>
+    <w:p>
+      <w:r>
+        <w:t>After your attempt, compare with the supported explanation: Record source details Keep report version and page or table reference with the exact scoped result. Primary research exposes the procedure and observations behind a summary. It still needs scrutiny; being original does not make every interpretation correct.</w:t>
+      </w:r>
+    </w:p>
+    <w:p>
+      <w:pPr>
+        <w:pStyle w:val="Heading3"/>
+      </w:pPr>
+      <w:r>
+        <w:t>Practice 2: explain the deciding evidence</w:t>
+      </w:r>
+    </w:p>
+    <w:p>
+      <w:r>
+        <w:t>Changed-case practice: The original report is unavailable and only the blog remains. Which conclusion is supported by the supplied facts?</w:t>
+      </w:r>
+    </w:p>
+    <w:p>
+      <w:r>
+        <w:t>1. This one example guarantees correct results for every future input.</w:t>
+      </w:r>
+    </w:p>
+    <w:p>
+      <w:r>
+        <w:t>2. We can decide the result without examining the changed input or the procedure.</w:t>
+      </w:r>
+    </w:p>
+    <w:p>
+      <w:r>
+        <w:t>3. Mark the measurement as unverified rather than filling in absent methods.</w:t>
+      </w:r>
+    </w:p>
+    <w:p>
+      <w:pPr>
+        <w:pStyle w:val="Heading3"/>
+      </w:pPr>
+      <w:r>
+        <w:t>My selected conclusion, deciding fact and explanation</w:t>
+      </w:r>
+    </w:p>
+    <w:p>
+      <w:r>
+        <w:t>________________________________________________________________</w:t>
+      </w:r>
+    </w:p>
+    <w:p>
+      <w:r>
+        <w:t>________________________________________________________________</w:t>
+      </w:r>
+    </w:p>
+    <w:p>
+      <w:r>
+        <w:t>________________________________________________________________</w:t>
+      </w:r>
+    </w:p>
+    <w:p>
+      <w:r>
+        <w:t>________________________________________________________________</w:t>
+      </w:r>
+    </w:p>
+    <w:p>
+      <w:r>
+        <w:t>________________________________________________________________</w:t>
+      </w:r>
+    </w:p>
+    <w:p>
+      <w:r>
+        <w:t>Hint if needed: Use the changed condition and the deciding step in the pictorial trace. The answer must say what follows from those facts.</w:t>
+      </w:r>
+    </w:p>
+    <w:p>
+      <w:r>
+        <w:t>After your attempt, compare with the supported explanation: Mark the measurement as unverified rather than filling in absent methods. The summary cannot supply details that have not been inspected.</w:t>
+      </w:r>
+    </w:p>
+    <w:p>
+      <w:pPr>
+        <w:pStyle w:val="Heading3"/>
+      </w:pPr>
+      <w:r>
+        <w:t>Repair a missing building block</w:t>
+      </w:r>
+    </w:p>
+    <w:p>
+      <w:r>
+        <w:t>Review Reading a research claim (ai-7/2). Goal: Explain the mechanism and terminology of reading a research claim. Short practice: Calculate the baseline and new rates for 2/10 and 4/10. Explain both twice the rate and the percentage-point change, and say why neither measures every learner’s improvement.. Return to this week and explain what you changed.</w:t>
+      </w:r>
+    </w:p>
+    <w:p>
+      <w:pPr>
+        <w:pStyle w:val="Heading3"/>
+      </w:pPr>
+      <w:r>
+        <w:t>Keep your completed work</w:t>
+      </w:r>
+    </w:p>
+    <w:p>
+      <w:r>
+        <w:t>Use Download completed work in the hosted lesson to export your answers, reflections, practice feedback and code-run evidence. Open the HTML copy to read or print it. Drafts stay in this browser when storage is available; clear drafts on a shared device.</w:t>
+      </w:r>
+    </w:p>
     <w:sectPr>
       <w:pgSz w:w="12240" w:h="15840"/>
       <w:pgMar w:top="936" w:right="1008" w:bottom="936" w:left="1008" w:header="720" w:footer="720" w:gutter="0"/>

--- a/downloads/student/ai-7-week-03.docx
+++ b/downloads/student/ai-7-week-03.docx
@@ -42,6 +42,11 @@
       </w:r>
     </w:p>
     <w:p>
+      <w:r>
+        <w:t>Start with the target: Explain the mechanism and terminology of finding primary research. Try the recall before opening notes.</w:t>
+      </w:r>
+    </w:p>
+    <w:p>
       <w:pPr>
         <w:pStyle w:val="Heading3"/>
       </w:pPr>
@@ -50,17 +55,47 @@
       </w:r>
     </w:p>
     <w:p>
-      <w:r>
-        <w:t>I can explain the mechanism and terminology of finding primary research.</w:t>
-      </w:r>
-    </w:p>
-    <w:p>
-      <w:r>
+      <w:pPr>
+        <w:spacing w:line="336" w:lineRule="auto" w:after="180"/>
+      </w:pPr>
+      <w:r>
+        <w:rPr>
+          <w:b w:val="0"/>
+        </w:rPr>
+        <w:t xml:space="preserve">I can explain the </w:t>
+      </w:r>
+      <w:r>
+        <w:rPr>
+          <w:b/>
+        </w:rPr>
+        <w:t>mechanism</w:t>
+      </w:r>
+      <w:r>
+        <w:rPr>
+          <w:b w:val="0"/>
+        </w:rPr>
+        <w:t xml:space="preserve"> and terminology of finding primary research.</w:t>
+      </w:r>
+    </w:p>
+    <w:p>
+      <w:pPr>
+        <w:spacing w:line="336" w:lineRule="auto" w:after="180"/>
+      </w:pPr>
+      <w:r>
+        <w:rPr>
+          <w:b w:val="0"/>
+        </w:rPr>
         <w:t>I can apply the stated procedure to a new case with a traceable result.</w:t>
       </w:r>
     </w:p>
     <w:p>
-      <w:r>
+      <w:pPr>
+        <w:spacing w:line="336" w:lineRule="auto" w:after="180"/>
+      </w:pPr>
+      <w:r>
+        <w:rPr>
+          <w:b w:val="0"/>
+        </w:rPr>
         <w:t>I can identify an assumption or limitation and design a revealing follow-up.</w:t>
       </w:r>
     </w:p>
@@ -73,37 +108,103 @@
       </w:r>
     </w:p>
     <w:p>
-      <w:r>
+      <w:pPr>
+        <w:spacing w:line="336" w:lineRule="auto" w:after="180"/>
+      </w:pPr>
+      <w:r>
+        <w:rPr>
+          <w:b w:val="0"/>
+        </w:rPr>
         <w:t>Close your notes first. A rough first answer helps us choose the right starting point; it is not a score for your ability.</w:t>
       </w:r>
     </w:p>
     <w:p>
-      <w:r>
+      <w:pPr>
+        <w:spacing w:line="336" w:lineRule="auto" w:after="180"/>
+      </w:pPr>
+      <w:r>
+        <w:rPr>
+          <w:b w:val="0"/>
+        </w:rPr>
         <w:t>Without opening the old lesson, explain one key idea from Reading a research claim. Give an example and a mistake that the idea helps you avoid.</w:t>
       </w:r>
     </w:p>
     <w:p>
-      <w:r>
-        <w:t>After trying, check the relevant lesson or ask your teacher. Change the part of your explanation that the evidence shows was wrong.</w:t>
-      </w:r>
-    </w:p>
-    <w:p>
-      <w:r>
+      <w:pPr>
+        <w:spacing w:line="336" w:lineRule="auto" w:after="180"/>
+      </w:pPr>
+      <w:r>
+        <w:rPr>
+          <w:b w:val="0"/>
+        </w:rPr>
+        <w:t xml:space="preserve">After trying, check the relevant lesson or ask your teacher. Change the part of your explanation that the </w:t>
+      </w:r>
+      <w:r>
+        <w:rPr>
+          <w:b/>
+        </w:rPr>
+        <w:t>evidence</w:t>
+      </w:r>
+      <w:r>
+        <w:rPr>
+          <w:b w:val="0"/>
+        </w:rPr>
+        <w:t xml:space="preserve"> shows was wrong.</w:t>
+      </w:r>
+    </w:p>
+    <w:p>
+      <w:pPr>
+        <w:spacing w:line="336" w:lineRule="auto" w:after="180"/>
+      </w:pPr>
+      <w:r>
+        <w:rPr>
+          <w:b w:val="0"/>
+        </w:rPr>
         <w:t>This week you will practise:</w:t>
       </w:r>
     </w:p>
     <w:p>
-      <w:r>
-        <w:t>Explain the mechanism and terminology of finding primary research</w:t>
-      </w:r>
-    </w:p>
-    <w:p>
-      <w:r>
+      <w:pPr>
+        <w:spacing w:line="336" w:lineRule="auto" w:after="180"/>
+      </w:pPr>
+      <w:r>
+        <w:rPr>
+          <w:b w:val="0"/>
+        </w:rPr>
+        <w:t xml:space="preserve">Explain the </w:t>
+      </w:r>
+      <w:r>
+        <w:rPr>
+          <w:b/>
+        </w:rPr>
+        <w:t>mechanism</w:t>
+      </w:r>
+      <w:r>
+        <w:rPr>
+          <w:b w:val="0"/>
+        </w:rPr>
+        <w:t xml:space="preserve"> and terminology of finding primary research</w:t>
+      </w:r>
+    </w:p>
+    <w:p>
+      <w:pPr>
+        <w:spacing w:line="336" w:lineRule="auto" w:after="180"/>
+      </w:pPr>
+      <w:r>
+        <w:rPr>
+          <w:b w:val="0"/>
+        </w:rPr>
         <w:t>Apply the stated procedure to a new case with a traceable result</w:t>
       </w:r>
     </w:p>
     <w:p>
-      <w:r>
+      <w:pPr>
+        <w:spacing w:line="336" w:lineRule="auto" w:after="180"/>
+      </w:pPr>
+      <w:r>
+        <w:rPr>
+          <w:b w:val="0"/>
+        </w:rPr>
         <w:t>Identify an assumption or limitation and design a revealing follow-up</w:t>
       </w:r>
     </w:p>
@@ -116,8 +217,38 @@
       </w:r>
     </w:p>
     <w:p>
-      <w:r>
-        <w:t>Recall Reading a research claim. Explain why a recorded result needs its input conditions and evidence source before it can support a claim.</w:t>
+      <w:pPr>
+        <w:spacing w:line="336" w:lineRule="auto" w:after="180"/>
+      </w:pPr>
+      <w:r>
+        <w:rPr>
+          <w:b w:val="0"/>
+        </w:rPr>
+        <w:t xml:space="preserve">Recall Reading a research claim. Explain why a recorded result needs its </w:t>
+      </w:r>
+      <w:r>
+        <w:rPr>
+          <w:b/>
+        </w:rPr>
+        <w:t>input</w:t>
+      </w:r>
+      <w:r>
+        <w:rPr>
+          <w:b w:val="0"/>
+        </w:rPr>
+        <w:t xml:space="preserve"> conditions and </w:t>
+      </w:r>
+      <w:r>
+        <w:rPr>
+          <w:b/>
+        </w:rPr>
+        <w:t>evidence</w:t>
+      </w:r>
+      <w:r>
+        <w:rPr>
+          <w:b w:val="0"/>
+        </w:rPr>
+        <w:t xml:space="preserve"> source before it can support a claim.</w:t>
       </w:r>
     </w:p>
     <w:p>
@@ -152,7 +283,13 @@
       </w:r>
     </w:p>
     <w:p>
-      <w:r>
+      <w:pPr>
+        <w:spacing w:line="336" w:lineRule="auto" w:after="180"/>
+      </w:pPr>
+      <w:r>
+        <w:rPr>
+          <w:b w:val="0"/>
+        </w:rPr>
         <w:t>Explain finding primary research using the records and boundaries of this fictional investigation.</w:t>
       </w:r>
     </w:p>
@@ -166,12 +303,52 @@
     </w:p>
     <w:p>
       <w:r>
-        <w:t>Primary research presents a study's own methods and results. A summary can help discovery but should not replace inspection of the original evidence.</w:t>
-      </w:r>
-    </w:p>
-    <w:p>
-      <w:r>
-        <w:t>Begin by writing the question the procedure is intended to answer. Identify the information already supplied, the information it will produce and the information still missing. These are constructed classroom examples; they do not require live accounts, private records or an external service. Do not treat a plausible explanation as a measured outcome.</w:t>
+        <w:t>Investigate the supplied Finding primary research case. Separate observations, given facts and assumptions before choosing an explanation.</w:t>
+      </w:r>
+    </w:p>
+    <w:p>
+      <w:pPr>
+        <w:spacing w:line="336" w:lineRule="auto" w:after="180"/>
+      </w:pPr>
+      <w:r>
+        <w:rPr>
+          <w:b w:val="0"/>
+        </w:rPr>
+        <w:t xml:space="preserve">Primary research presents a study's own methods and results. A summary can help discovery but should not replace inspection of the original </w:t>
+      </w:r>
+      <w:r>
+        <w:rPr>
+          <w:b/>
+        </w:rPr>
+        <w:t>evidence</w:t>
+      </w:r>
+      <w:r>
+        <w:rPr>
+          <w:b w:val="0"/>
+        </w:rPr>
+        <w:t>.</w:t>
+      </w:r>
+    </w:p>
+    <w:p>
+      <w:pPr>
+        <w:spacing w:line="336" w:lineRule="auto" w:after="180"/>
+      </w:pPr>
+      <w:r>
+        <w:rPr>
+          <w:b w:val="0"/>
+        </w:rPr>
+        <w:t>Begin by writing the question the procedure is intended to answer. Identify the information already supplied, the information it will produce and the information still missing.</w:t>
+      </w:r>
+    </w:p>
+    <w:p>
+      <w:pPr>
+        <w:spacing w:line="336" w:lineRule="auto" w:after="180"/>
+      </w:pPr>
+      <w:r>
+        <w:rPr>
+          <w:b w:val="0"/>
+        </w:rPr>
+        <w:t>These are constructed classroom examples; they do not require live accounts, private records or an external service. Do not treat a plausible explanation as a measured outcome.</w:t>
       </w:r>
     </w:p>
     <w:p>
@@ -207,6 +384,17 @@
     </w:p>
     <w:p>
       <w:r>
+        <w:t>Follow the mechanism for Finding primary research. Connect each labelled input, deciding step and result.</w:t>
+      </w:r>
+    </w:p>
+    <w:p>
+      <w:pPr>
+        <w:spacing w:line="336" w:lineRule="auto" w:after="180"/>
+      </w:pPr>
+      <w:r>
+        <w:rPr>
+          <w:b w:val="0"/>
+        </w:rPr>
         <w:t>Record title, authors, version, date, identifier and access location. Distinguish paper, code, data and commentary. Verify that a quoted claim belongs to the cited version.</w:t>
       </w:r>
     </w:p>
@@ -303,8 +491,49 @@
       </w:r>
     </w:p>
     <w:p>
-      <w:r>
-        <w:t>Before applying the procedure, write its units, denominator or decision boundary where relevant. A partner should be able to repeat each step using the same inputs. If a required input is absent or violates the stated contract, record that condition explicitly instead of quietly replacing it with a convenient value.</w:t>
+      <w:pPr>
+        <w:spacing w:line="336" w:lineRule="auto" w:after="180"/>
+      </w:pPr>
+      <w:r>
+        <w:rPr>
+          <w:b w:val="0"/>
+        </w:rPr>
+        <w:t xml:space="preserve">Before applying the procedure, write its units, denominator or decision boundary where relevant. A partner should be able to repeat each step using the same </w:t>
+      </w:r>
+      <w:r>
+        <w:rPr>
+          <w:b/>
+        </w:rPr>
+        <w:t>input</w:t>
+      </w:r>
+      <w:r>
+        <w:rPr>
+          <w:b w:val="0"/>
+        </w:rPr>
+        <w:t>s.</w:t>
+      </w:r>
+    </w:p>
+    <w:p>
+      <w:pPr>
+        <w:spacing w:line="336" w:lineRule="auto" w:after="180"/>
+      </w:pPr>
+      <w:r>
+        <w:rPr>
+          <w:b w:val="0"/>
+        </w:rPr>
+        <w:t xml:space="preserve">If a required </w:t>
+      </w:r>
+      <w:r>
+        <w:rPr>
+          <w:b/>
+        </w:rPr>
+        <w:t>input</w:t>
+      </w:r>
+      <w:r>
+        <w:rPr>
+          <w:b w:val="0"/>
+        </w:rPr>
+        <w:t xml:space="preserve"> is absent or violates the stated contract, record that condition explicitly instead of quietly replacing it with a convenient value.</w:t>
       </w:r>
     </w:p>
     <w:p>
@@ -316,8 +545,26 @@
       </w:r>
     </w:p>
     <w:p>
-      <w:r>
-        <w:t>Point to the input, the deciding step and the result in this week’s visual. Explain the same step in ordinary words. A picture helps when you can say what each part represents.</w:t>
+      <w:pPr>
+        <w:spacing w:line="336" w:lineRule="auto" w:after="180"/>
+      </w:pPr>
+      <w:r>
+        <w:rPr>
+          <w:b w:val="0"/>
+        </w:rPr>
+        <w:t xml:space="preserve">Point to the </w:t>
+      </w:r>
+      <w:r>
+        <w:rPr>
+          <w:b/>
+        </w:rPr>
+        <w:t>input</w:t>
+      </w:r>
+      <w:r>
+        <w:rPr>
+          <w:b w:val="0"/>
+        </w:rPr>
+        <w:t>, the deciding step and the result in this week’s visual. Explain the same step in ordinary words. A picture helps when you can say what each part represents.</w:t>
       </w:r>
     </w:p>
     <w:p>
@@ -329,6 +576,11 @@
       </w:r>
     </w:p>
     <w:p>
+      <w:r>
+        <w:t>Compare the supplied cases for Finding primary research. Identify the detail that changes the conclusion.</w:t>
+      </w:r>
+    </w:p>
+    <w:p>
       <w:pPr>
         <w:pStyle w:val="Heading3"/>
       </w:pPr>
@@ -337,7 +589,13 @@
       </w:r>
     </w:p>
     <w:p>
-      <w:r>
+      <w:pPr>
+        <w:spacing w:line="336" w:lineRule="auto" w:after="180"/>
+      </w:pPr>
+      <w:r>
+        <w:rPr>
+          <w:b w:val="0"/>
+        </w:rPr>
         <w:t>A blog says experiment had100 cases; original methods say40 and supplementary version says60 after revision. Show the intermediate steps and give the conclusion with its scope.</w:t>
       </w:r>
     </w:p>
@@ -383,17 +641,68 @@
       </w:r>
     </w:p>
     <w:p>
-      <w:r>
+      <w:pPr>
+        <w:pStyle w:val="Heading3"/>
+      </w:pPr>
+      <w:r>
+        <w:t>Change one thing</w:t>
+      </w:r>
+    </w:p>
+    <w:p>
+      <w:pPr>
+        <w:spacing w:line="336" w:lineRule="auto" w:after="180"/>
+        <w:shd w:fill="F5F1FB"/>
+      </w:pPr>
+      <w:r>
+        <w:rPr>
+          <w:b w:val="0"/>
+        </w:rPr>
         <w:t>Change: The original report is unavailable and only the blog remains.</w:t>
       </w:r>
     </w:p>
     <w:p>
-      <w:r>
-        <w:t>Prediction: Mark the measurement as unverified rather than filling in absent methods.</w:t>
-      </w:r>
-    </w:p>
-    <w:p>
-      <w:r>
+      <w:pPr>
+        <w:pStyle w:val="Heading3"/>
+      </w:pPr>
+      <w:r>
+        <w:t>Predicted result</w:t>
+      </w:r>
+    </w:p>
+    <w:p>
+      <w:pPr>
+        <w:spacing w:line="336" w:lineRule="auto" w:after="180"/>
+        <w:shd w:fill="F1F6FC"/>
+      </w:pPr>
+      <w:r>
+        <w:rPr>
+          <w:b/>
+        </w:rPr>
+        <w:t>Prediction</w:t>
+      </w:r>
+      <w:r>
+        <w:rPr>
+          <w:b w:val="0"/>
+        </w:rPr>
+        <w:t>: Mark the measurement as unverified rather than filling in absent methods.</w:t>
+      </w:r>
+    </w:p>
+    <w:p>
+      <w:pPr>
+        <w:pStyle w:val="Heading3"/>
+      </w:pPr>
+      <w:r>
+        <w:t>Why the result follows</w:t>
+      </w:r>
+    </w:p>
+    <w:p>
+      <w:pPr>
+        <w:spacing w:line="336" w:lineRule="auto" w:after="180"/>
+        <w:shd w:fill="F1F6FC"/>
+      </w:pPr>
+      <w:r>
+        <w:rPr>
+          <w:b w:val="0"/>
+        </w:rPr>
         <w:t>Reason: The summary cannot supply details that have not been inspected.</w:t>
       </w:r>
     </w:p>
@@ -403,6 +712,11 @@
       </w:pPr>
       <w:r>
         <w:t>05. Words that unlock the idea</w:t>
+      </w:r>
+    </w:p>
+    <w:p>
+      <w:r>
+        <w:t>Use the vocabulary of Finding primary research to explain a concrete decision, rather than only memorising definitions.</w:t>
       </w:r>
     </w:p>
     <w:tbl>
@@ -540,29 +854,115 @@
     </w:p>
     <w:p>
       <w:r>
+        <w:t>Follow the worked trace for Finding primary research, predict a step, then compare with its explanation.</w:t>
+      </w:r>
+    </w:p>
+    <w:p>
+      <w:pPr>
+        <w:spacing w:line="336" w:lineRule="auto" w:after="180"/>
+      </w:pPr>
+      <w:r>
+        <w:rPr>
+          <w:b w:val="0"/>
+        </w:rPr>
         <w:t>A blog says experiment had100 cases; original methods say40 and supplementary version says60 after revision.</w:t>
       </w:r>
     </w:p>
     <w:p>
-      <w:r>
+      <w:pPr>
+        <w:spacing w:line="336" w:lineRule="auto" w:after="180"/>
+      </w:pPr>
+      <w:r>
+        <w:rPr>
+          <w:b w:val="0"/>
+        </w:rPr>
         <w:t>Track versions and use the correct original record for the claim. The blog is secondary; the two original versions must not be merged silently.</w:t>
       </w:r>
     </w:p>
     <w:p>
-      <w:r>
-        <w:t>Compare the intermediate evidence with the final statement. Explain why each number or decision follows from the stated inputs. The conclusion belongs to this scenario and procedure; changing the inputs, evaluation population or authority can change what it establishes. Retain the raw record so a later revision can be compared honestly.</w:t>
-      </w:r>
-    </w:p>
-    <w:p>
       <w:pPr>
         <w:pStyle w:val="Heading3"/>
       </w:pPr>
       <w:r>
+        <w:t>Worked explanation · Finding primary research</w:t>
+      </w:r>
+    </w:p>
+    <w:p>
+      <w:pPr>
+        <w:spacing w:line="336" w:lineRule="auto" w:after="180"/>
+        <w:shd w:fill="F1F6FC"/>
+      </w:pPr>
+      <w:r>
+        <w:rPr>
+          <w:b w:val="0"/>
+        </w:rPr>
+        <w:t xml:space="preserve">Compare the intermediate </w:t>
+      </w:r>
+      <w:r>
+        <w:rPr>
+          <w:b/>
+        </w:rPr>
+        <w:t>evidence</w:t>
+      </w:r>
+      <w:r>
+        <w:rPr>
+          <w:b w:val="0"/>
+        </w:rPr>
+        <w:t xml:space="preserve"> with the final statement. Explain why each number or decision follows from the stated </w:t>
+      </w:r>
+      <w:r>
+        <w:rPr>
+          <w:b/>
+        </w:rPr>
+        <w:t>input</w:t>
+      </w:r>
+      <w:r>
+        <w:rPr>
+          <w:b w:val="0"/>
+        </w:rPr>
+        <w:t>s.</w:t>
+      </w:r>
+    </w:p>
+    <w:p>
+      <w:pPr>
+        <w:spacing w:line="336" w:lineRule="auto" w:after="180"/>
+        <w:shd w:fill="F1F6FC"/>
+      </w:pPr>
+      <w:r>
+        <w:rPr>
+          <w:b w:val="0"/>
+        </w:rPr>
+        <w:t xml:space="preserve">The conclusion belongs to this scenario and procedure; changing the </w:t>
+      </w:r>
+      <w:r>
+        <w:rPr>
+          <w:b/>
+        </w:rPr>
+        <w:t>input</w:t>
+      </w:r>
+      <w:r>
+        <w:rPr>
+          <w:b w:val="0"/>
+        </w:rPr>
+        <w:t>s, evaluation population or authority can change what it establishes. Retain the raw record so a later revision can be compared honestly.</w:t>
+      </w:r>
+    </w:p>
+    <w:p>
+      <w:pPr>
+        <w:pStyle w:val="Heading3"/>
+      </w:pPr>
+      <w:r>
         <w:t>Learn from the worked case</w:t>
       </w:r>
     </w:p>
     <w:p>
-      <w:r>
+      <w:pPr>
+        <w:spacing w:line="336" w:lineRule="auto" w:after="180"/>
+      </w:pPr>
+      <w:r>
+        <w:rPr>
+          <w:b w:val="0"/>
+        </w:rPr>
         <w:t>Cover the result before checking it. Say what is given, choose the procedure, and follow one step at a time. Then uncover the result and explain your first mismatch. Ask why a step is allowed, not only what number it produces.</w:t>
       </w:r>
     </w:p>
@@ -575,7 +975,13 @@
       </w:r>
     </w:p>
     <w:p>
-      <w:r>
+      <w:pPr>
+        <w:spacing w:line="336" w:lineRule="auto" w:after="180"/>
+      </w:pPr>
+      <w:r>
+        <w:rPr>
+          <w:b w:val="0"/>
+        </w:rPr>
         <w:t>Find the source behind a summary. A blog describes a fictional benchmark improvement and links an original study report.</w:t>
       </w:r>
     </w:p>
@@ -588,7 +994,22 @@
       </w:r>
     </w:p>
     <w:p>
-      <w:r>
+      <w:pPr>
+        <w:pStyle w:val="Heading3"/>
+      </w:pPr>
+      <w:r>
+        <w:t>Supplied facts</w:t>
+      </w:r>
+    </w:p>
+    <w:p>
+      <w:pPr>
+        <w:spacing w:line="336" w:lineRule="auto" w:after="180"/>
+        <w:shd w:fill="F1F6FC"/>
+      </w:pPr>
+      <w:r>
+        <w:rPr>
+          <w:b w:val="0"/>
+        </w:rPr>
         <w:t>Blog says "90% reliable". Original report records 9/10 correct on one fixed fictional task set and describes its labels.</w:t>
       </w:r>
     </w:p>
@@ -752,30 +1173,102 @@
       </w:r>
     </w:p>
     <w:p>
-      <w:r>
-        <w:t>Primary research exposes the procedure and observations behind a summary. It still needs scrutiny; being original does not make every interpretation correct.</w:t>
-      </w:r>
-    </w:p>
-    <w:p>
       <w:pPr>
         <w:pStyle w:val="Heading3"/>
       </w:pPr>
       <w:r>
+        <w:t>Why the result follows</w:t>
+      </w:r>
+    </w:p>
+    <w:p>
+      <w:pPr>
+        <w:spacing w:line="336" w:lineRule="auto" w:after="180"/>
+        <w:shd w:fill="F1F6FC"/>
+      </w:pPr>
+      <w:r>
+        <w:rPr>
+          <w:b w:val="0"/>
+        </w:rPr>
+        <w:t xml:space="preserve">Primary research exposes the procedure and </w:t>
+      </w:r>
+      <w:r>
+        <w:rPr>
+          <w:b/>
+        </w:rPr>
+        <w:t>observation</w:t>
+      </w:r>
+      <w:r>
+        <w:rPr>
+          <w:b w:val="0"/>
+        </w:rPr>
+        <w:t>s behind a summary. It still needs scrutiny; being original does not make every interpretation correct.</w:t>
+      </w:r>
+    </w:p>
+    <w:p>
+      <w:pPr>
+        <w:pStyle w:val="Heading3"/>
+      </w:pPr>
+      <w:r>
         <w:t>What this example does not establish</w:t>
       </w:r>
     </w:p>
     <w:p>
-      <w:r>
+      <w:pPr>
+        <w:pStyle w:val="Heading3"/>
+      </w:pPr>
+      <w:r>
+        <w:t>Keep the stated limit</w:t>
+      </w:r>
+    </w:p>
+    <w:p>
+      <w:pPr>
+        <w:spacing w:line="336" w:lineRule="auto" w:after="180"/>
+        <w:shd w:fill="FFF5E6"/>
+      </w:pPr>
+      <w:r>
+        <w:rPr>
+          <w:b w:val="0"/>
+        </w:rPr>
         <w:t>This example names fictional documents; it is a source-tracing exercise, not a real literature citation.</w:t>
       </w:r>
     </w:p>
     <w:p>
-      <w:r>
+      <w:pPr>
+        <w:pStyle w:val="Heading3"/>
+      </w:pPr>
+      <w:r>
+        <w:t>Keep the stated limit</w:t>
+      </w:r>
+    </w:p>
+    <w:p>
+      <w:pPr>
+        <w:spacing w:line="336" w:lineRule="auto" w:after="180"/>
+        <w:shd w:fill="FFF5E6"/>
+      </w:pPr>
+      <w:r>
+        <w:rPr>
+          <w:b w:val="0"/>
+        </w:rPr>
         <w:t>Read the labelled picture: Separate what the blog claims from what the original report records. Which methods and denominator must be inspected, and what status is honest if the original report is unavailable?</w:t>
       </w:r>
     </w:p>
     <w:p>
-      <w:r>
+      <w:pPr>
+        <w:pStyle w:val="Heading3"/>
+      </w:pPr>
+      <w:r>
+        <w:t>Keep the stated limit</w:t>
+      </w:r>
+    </w:p>
+    <w:p>
+      <w:pPr>
+        <w:spacing w:line="336" w:lineRule="auto" w:after="180"/>
+        <w:shd w:fill="FFF5E6"/>
+      </w:pPr>
+      <w:r>
+        <w:rPr>
+          <w:b w:val="0"/>
+        </w:rPr>
         <w:t>Change one thing: The original report is unavailable and only the blog remains. Predict the result before checking the explanation. What remains the same?</w:t>
       </w:r>
     </w:p>
@@ -789,12 +1282,30 @@
     </w:p>
     <w:p>
       <w:r>
-        <w:t>Being primary does not guarantee soundness; methods and evidence still require assessment.</w:t>
-      </w:r>
-    </w:p>
-    <w:p>
-      <w:r>
-        <w:t>A useful check asks what would make the reasoning fail. Distinguish a failure to execute the declared procedure from a weakness in the procedure itself. The first may require a correction; the second requires an explicitly revised method and new evidence. Preserve unsuccessful cases so an improved result cannot hide the original problem.</w:t>
+        <w:t>Find the unsupported step in the Finding primary research claim and explain a repair using the supplied evidence.</w:t>
+      </w:r>
+    </w:p>
+    <w:p>
+      <w:pPr>
+        <w:spacing w:line="336" w:lineRule="auto" w:after="180"/>
+      </w:pPr>
+      <w:r>
+        <w:rPr>
+          <w:b w:val="0"/>
+        </w:rPr>
+        <w:t xml:space="preserve">Being primary does not guarantee soundness; methods and </w:t>
+      </w:r>
+      <w:r>
+        <w:rPr>
+          <w:b/>
+        </w:rPr>
+        <w:t>evidence</w:t>
+      </w:r>
+      <w:r>
+        <w:rPr>
+          <w:b w:val="0"/>
+        </w:rPr>
+        <w:t xml:space="preserve"> still require assessment.</w:t>
       </w:r>
     </w:p>
     <w:p>
@@ -802,6 +1313,50 @@
         <w:pStyle w:val="Heading3"/>
       </w:pPr>
       <w:r>
+        <w:t>Check the claim against the facts</w:t>
+      </w:r>
+    </w:p>
+    <w:p>
+      <w:pPr>
+        <w:spacing w:line="336" w:lineRule="auto" w:after="180"/>
+        <w:shd w:fill="FFF5E6"/>
+      </w:pPr>
+      <w:r>
+        <w:rPr>
+          <w:b w:val="0"/>
+        </w:rPr>
+        <w:t>A useful check asks what would make the reasoning fail. Distinguish a failure to execute the declared procedure from a weakness in the procedure itself.</w:t>
+      </w:r>
+    </w:p>
+    <w:p>
+      <w:pPr>
+        <w:spacing w:line="336" w:lineRule="auto" w:after="180"/>
+        <w:shd w:fill="FFF5E6"/>
+      </w:pPr>
+      <w:r>
+        <w:rPr>
+          <w:b w:val="0"/>
+        </w:rPr>
+        <w:t xml:space="preserve">The first may require a correction; the second requires an explicitly revised method and new </w:t>
+      </w:r>
+      <w:r>
+        <w:rPr>
+          <w:b/>
+        </w:rPr>
+        <w:t>evidence</w:t>
+      </w:r>
+      <w:r>
+        <w:rPr>
+          <w:b w:val="0"/>
+        </w:rPr>
+        <w:t>. Preserve unsuccessful cases so an improved result cannot hide the original problem.</w:t>
+      </w:r>
+    </w:p>
+    <w:p>
+      <w:pPr>
+        <w:pStyle w:val="Heading3"/>
+      </w:pPr>
+      <w:r>
         <w:t>Guided: restate the worked result, then name the assumption or limitation that prevents a broader conclusion.</w:t>
       </w:r>
     </w:p>
@@ -839,8 +1394,26 @@
       </w:r>
     </w:p>
     <w:p>
-      <w:r>
-        <w:t>A report omits this qualification: Being primary does not guarantee soundness; methods and evidence still require assessment. Explain how omitting it could change a reader's interpretation, and write an accurate replacement.</w:t>
+      <w:pPr>
+        <w:spacing w:line="336" w:lineRule="auto" w:after="180"/>
+      </w:pPr>
+      <w:r>
+        <w:rPr>
+          <w:b w:val="0"/>
+        </w:rPr>
+        <w:t xml:space="preserve">A report omits this qualification: Being primary does not guarantee soundness; methods and </w:t>
+      </w:r>
+      <w:r>
+        <w:rPr>
+          <w:b/>
+        </w:rPr>
+        <w:t>evidence</w:t>
+      </w:r>
+      <w:r>
+        <w:rPr>
+          <w:b w:val="0"/>
+        </w:rPr>
+        <w:t xml:space="preserve"> still require assessment. Explain how omitting it could change a reader's interpretation, and write an accurate replacement.</w:t>
       </w:r>
     </w:p>
     <w:p>
@@ -891,7 +1464,54 @@
     </w:p>
     <w:p>
       <w:r>
-        <w:t>Explain the weekly mechanism in your own words. Use the worked scenario to name its input, decision rule and output.</w:t>
+        <w:t>Practise Finding primary research with support, then explain the deciding step in your own words.</w:t>
+      </w:r>
+    </w:p>
+    <w:p>
+      <w:pPr>
+        <w:spacing w:line="336" w:lineRule="auto" w:after="180"/>
+      </w:pPr>
+      <w:r>
+        <w:rPr>
+          <w:b w:val="0"/>
+        </w:rPr>
+        <w:t xml:space="preserve">Explain the weekly </w:t>
+      </w:r>
+      <w:r>
+        <w:rPr>
+          <w:b/>
+        </w:rPr>
+        <w:t>mechanism</w:t>
+      </w:r>
+      <w:r>
+        <w:rPr>
+          <w:b w:val="0"/>
+        </w:rPr>
+        <w:t xml:space="preserve"> in your own words. Use the worked scenario to name its </w:t>
+      </w:r>
+      <w:r>
+        <w:rPr>
+          <w:b/>
+        </w:rPr>
+        <w:t>input</w:t>
+      </w:r>
+      <w:r>
+        <w:rPr>
+          <w:b w:val="0"/>
+        </w:rPr>
+        <w:t xml:space="preserve">, decision rule and </w:t>
+      </w:r>
+      <w:r>
+        <w:rPr>
+          <w:b/>
+        </w:rPr>
+        <w:t>output</w:t>
+      </w:r>
+      <w:r>
+        <w:rPr>
+          <w:b w:val="0"/>
+        </w:rPr>
+        <w:t>.</w:t>
       </w:r>
     </w:p>
     <w:p>
@@ -964,8 +1584,26 @@
       </w:r>
     </w:p>
     <w:p>
-      <w:r>
-        <w:t>Use workbook W2 for the connected example “Finding primary research”. First fill the input and rule boxes. Try the middle steps before asking for a hint. After a hint, try the next step yourself.</w:t>
+      <w:pPr>
+        <w:spacing w:line="336" w:lineRule="auto" w:after="180"/>
+      </w:pPr>
+      <w:r>
+        <w:rPr>
+          <w:b w:val="0"/>
+        </w:rPr>
+        <w:t xml:space="preserve">Use workbook W2 for the connected example “Finding primary research”. First fill the </w:t>
+      </w:r>
+      <w:r>
+        <w:rPr>
+          <w:b/>
+        </w:rPr>
+        <w:t>input</w:t>
+      </w:r>
+      <w:r>
+        <w:rPr>
+          <w:b w:val="0"/>
+        </w:rPr>
+        <w:t xml:space="preserve"> and rule boxes. Try the middle steps before asking for a hint. After a hint, try the next step yourself.</w:t>
       </w:r>
     </w:p>
     <w:tbl>
@@ -1048,7 +1686,13 @@
       </w:tr>
     </w:tbl>
     <w:p>
-      <w:r>
+      <w:pPr>
+        <w:spacing w:line="336" w:lineRule="auto" w:after="180"/>
+      </w:pPr>
+      <w:r>
+        <w:rPr>
+          <w:b w:val="0"/>
+        </w:rPr>
         <w:t>Explain your trace to a partner. Your partner points to one step to check. Swap roles on the next case. Each person writes their own explanation.</w:t>
       </w:r>
     </w:p>
@@ -1061,12 +1705,35 @@
       </w:r>
     </w:p>
     <w:p>
-      <w:r>
-        <w:t>Use the worked case for Finding primary research. Proposed explanation: “The worked result establishes every future case”. Decide whether this explanation is supported. Point to the step or supplied fact that decides; explain your repair if needed.</w:t>
-      </w:r>
-    </w:p>
-    <w:p>
-      <w:r>
+      <w:pPr>
+        <w:spacing w:line="336" w:lineRule="auto" w:after="180"/>
+      </w:pPr>
+      <w:r>
+        <w:rPr>
+          <w:b w:val="0"/>
+        </w:rPr>
+        <w:t>Use the worked case for Finding primary research. Proposed explanation: “The worked result establishes every future case”. Decide whether this explanation is supported.</w:t>
+      </w:r>
+    </w:p>
+    <w:p>
+      <w:pPr>
+        <w:spacing w:line="336" w:lineRule="auto" w:after="180"/>
+      </w:pPr>
+      <w:r>
+        <w:rPr>
+          <w:b w:val="0"/>
+        </w:rPr>
+        <w:t>Point to the step or supplied fact that decides; explain your repair if needed.</w:t>
+      </w:r>
+    </w:p>
+    <w:p>
+      <w:pPr>
+        <w:spacing w:line="336" w:lineRule="auto" w:after="180"/>
+      </w:pPr>
+      <w:r>
+        <w:rPr>
+          <w:b w:val="0"/>
+        </w:rPr>
         <w:t>Answer on your own before discussion. If you are unsure, say which step you need help with.</w:t>
       </w:r>
     </w:p>
@@ -1079,7 +1746,14 @@
       </w:r>
     </w:p>
     <w:p>
-      <w:r>
+      <w:pPr>
+        <w:spacing w:line="336" w:lineRule="auto" w:after="180"/>
+        <w:shd w:fill="F5F1FB"/>
+      </w:pPr>
+      <w:r>
+        <w:rPr>
+          <w:b w:val="0"/>
+        </w:rPr>
         <w:t>Separate what the blog claims from what the original report records. Which methods and denominator must be inspected, and what status is honest if the original report is unavailable?</w:t>
       </w:r>
     </w:p>
@@ -1112,7 +1786,13 @@
       </w:r>
     </w:p>
     <w:p>
-      <w:r>
+      <w:pPr>
+        <w:spacing w:line="336" w:lineRule="auto" w:after="180"/>
+      </w:pPr>
+      <w:r>
+        <w:rPr>
+          <w:b w:val="0"/>
+        </w:rPr>
         <w:t>This is supported practice. Keep the separately named independent case for an attempt before feedback.</w:t>
       </w:r>
     </w:p>
@@ -1125,6 +1805,11 @@
       </w:r>
     </w:p>
     <w:p>
+      <w:r>
+        <w:t>Investigate Finding primary research. Record the prediction, actual observation or labelled paper trace, explanation and next test separately.</w:t>
+      </w:r>
+    </w:p>
+    <w:p>
       <w:pPr>
         <w:pStyle w:val="Heading3"/>
       </w:pPr>
@@ -1133,7 +1818,13 @@
       </w:r>
     </w:p>
     <w:p>
-      <w:r>
+      <w:pPr>
+        <w:spacing w:line="336" w:lineRule="auto" w:after="180"/>
+      </w:pPr>
+      <w:r>
+        <w:rPr>
+          <w:b w:val="0"/>
+        </w:rPr>
         <w:t>A blog says experiment had100 cases; original methods say40 and supplementary version says60 after revision. Show the intermediate steps and give the conclusion with its scope.</w:t>
       </w:r>
     </w:p>
@@ -1274,7 +1965,13 @@
       </w:tr>
     </w:tbl>
     <w:p>
-      <w:r>
+      <w:pPr>
+        <w:spacing w:line="336" w:lineRule="auto" w:after="180"/>
+      </w:pPr>
+      <w:r>
+        <w:rPr>
+          <w:b w:val="0"/>
+        </w:rPr>
         <w:t>On paper, trace the supplied procedure. If code is provided, predict before running it in a local practice file. Never write an expected answer as though it were an observed run.</w:t>
       </w:r>
     </w:p>
@@ -1287,7 +1984,13 @@
       </w:r>
     </w:p>
     <w:p>
-      <w:r>
+      <w:pPr>
+        <w:spacing w:line="336" w:lineRule="auto" w:after="180"/>
+      </w:pPr>
+      <w:r>
+        <w:rPr>
+          <w:b w:val="0"/>
+        </w:rPr>
         <w:t>Before trying: what do I expect, and why? While trying: which step could first go wrong? Afterwards: what did I actually observe, and what should change? Keep “not run” if you only traced the procedure.</w:t>
       </w:r>
     </w:p>
@@ -1300,6 +2003,11 @@
       </w:r>
     </w:p>
     <w:p>
+      <w:r>
+        <w:t>Move from recall to tracing, diagnosis and transfer in Finding primary research. Explain why each step is justified.</w:t>
+      </w:r>
+    </w:p>
+    <w:p>
       <w:pPr>
         <w:pStyle w:val="Heading3"/>
       </w:pPr>
@@ -1308,18 +2016,95 @@
       </w:r>
     </w:p>
     <w:p>
-      <w:r>
-        <w:t>Explain the weekly mechanism in your own words. Use the worked scenario to name its input, decision rule and output.</w:t>
-      </w:r>
-    </w:p>
-    <w:p>
-      <w:r>
-        <w:t>A report omits this qualification: Being primary does not guarantee soundness; methods and evidence still require assessment. Explain how omitting it could change a reader's interpretation, and write an accurate replacement.</w:t>
-      </w:r>
-    </w:p>
-    <w:p>
-      <w:r>
-        <w:t>For the worked scenario, propose one additional case that could reveal a failure, describe its expected outcome before running it, and explain what would need to remain fixed for a fair comparison. Do not reuse W4 as a new final test after receiving feedback.</w:t>
+      <w:pPr>
+        <w:spacing w:line="336" w:lineRule="auto" w:after="180"/>
+      </w:pPr>
+      <w:r>
+        <w:rPr>
+          <w:b w:val="0"/>
+        </w:rPr>
+        <w:t xml:space="preserve">Explain the weekly </w:t>
+      </w:r>
+      <w:r>
+        <w:rPr>
+          <w:b/>
+        </w:rPr>
+        <w:t>mechanism</w:t>
+      </w:r>
+      <w:r>
+        <w:rPr>
+          <w:b w:val="0"/>
+        </w:rPr>
+        <w:t xml:space="preserve"> in your own words. Use the worked scenario to name its </w:t>
+      </w:r>
+      <w:r>
+        <w:rPr>
+          <w:b/>
+        </w:rPr>
+        <w:t>input</w:t>
+      </w:r>
+      <w:r>
+        <w:rPr>
+          <w:b w:val="0"/>
+        </w:rPr>
+        <w:t xml:space="preserve">, decision rule and </w:t>
+      </w:r>
+      <w:r>
+        <w:rPr>
+          <w:b/>
+        </w:rPr>
+        <w:t>output</w:t>
+      </w:r>
+      <w:r>
+        <w:rPr>
+          <w:b w:val="0"/>
+        </w:rPr>
+        <w:t>.</w:t>
+      </w:r>
+    </w:p>
+    <w:p>
+      <w:pPr>
+        <w:spacing w:line="336" w:lineRule="auto" w:after="180"/>
+      </w:pPr>
+      <w:r>
+        <w:rPr>
+          <w:b w:val="0"/>
+        </w:rPr>
+        <w:t xml:space="preserve">A report omits this qualification: Being primary does not guarantee soundness; methods and </w:t>
+      </w:r>
+      <w:r>
+        <w:rPr>
+          <w:b/>
+        </w:rPr>
+        <w:t>evidence</w:t>
+      </w:r>
+      <w:r>
+        <w:rPr>
+          <w:b w:val="0"/>
+        </w:rPr>
+        <w:t xml:space="preserve"> still require assessment. Explain how omitting it could change a reader's interpretation, and write an accurate replacement.</w:t>
+      </w:r>
+    </w:p>
+    <w:p>
+      <w:pPr>
+        <w:spacing w:line="336" w:lineRule="auto" w:after="180"/>
+      </w:pPr>
+      <w:r>
+        <w:rPr>
+          <w:b w:val="0"/>
+        </w:rPr>
+        <w:t>For the worked scenario, propose one additional case that could reveal a failure, describe its expected outcome before running it, and explain what would need to remain fixed for a fair comparison.</w:t>
+      </w:r>
+    </w:p>
+    <w:p>
+      <w:pPr>
+        <w:spacing w:line="336" w:lineRule="auto" w:after="180"/>
+      </w:pPr>
+      <w:r>
+        <w:rPr>
+          <w:b w:val="0"/>
+        </w:rPr>
+        <w:t>Do not reuse W4 as a new final test after receiving feedback.</w:t>
       </w:r>
     </w:p>
     <w:p>
@@ -1365,7 +2150,77 @@
     </w:p>
     <w:p>
       <w:r>
-        <w:t>Add a labelled finding primary research evidence sheet to Reproducible AI Research Study. Show how you can explain the mechanism and terminology of finding primary research. Use the supplied fictional case and keep its inputs, intermediate steps, calculation or prediction, and limitation. Connect this record to last week’s record; a matching answer without a trace is insufficient.</w:t>
+        <w:t>Apply this week’s idea to Reproducible AI Research Study. Keep an annotated decision and the evidence supporting it.</w:t>
+      </w:r>
+    </w:p>
+    <w:p>
+      <w:pPr>
+        <w:spacing w:line="336" w:lineRule="auto" w:after="180"/>
+      </w:pPr>
+      <w:r>
+        <w:rPr>
+          <w:b w:val="0"/>
+        </w:rPr>
+        <w:t xml:space="preserve">Add a labelled finding primary research </w:t>
+      </w:r>
+      <w:r>
+        <w:rPr>
+          <w:b/>
+        </w:rPr>
+        <w:t>evidence</w:t>
+      </w:r>
+      <w:r>
+        <w:rPr>
+          <w:b w:val="0"/>
+        </w:rPr>
+        <w:t xml:space="preserve"> sheet to Reproducible AI Research Study. Show how you can explain the </w:t>
+      </w:r>
+      <w:r>
+        <w:rPr>
+          <w:b/>
+        </w:rPr>
+        <w:t>mechanism</w:t>
+      </w:r>
+      <w:r>
+        <w:rPr>
+          <w:b w:val="0"/>
+        </w:rPr>
+        <w:t xml:space="preserve"> and terminology of finding primary research.</w:t>
+      </w:r>
+    </w:p>
+    <w:p>
+      <w:pPr>
+        <w:spacing w:line="336" w:lineRule="auto" w:after="180"/>
+      </w:pPr>
+      <w:r>
+        <w:rPr>
+          <w:b w:val="0"/>
+        </w:rPr>
+        <w:t xml:space="preserve">Use the supplied fictional case and keep its </w:t>
+      </w:r>
+      <w:r>
+        <w:rPr>
+          <w:b/>
+        </w:rPr>
+        <w:t>input</w:t>
+      </w:r>
+      <w:r>
+        <w:rPr>
+          <w:b w:val="0"/>
+        </w:rPr>
+        <w:t xml:space="preserve">s, intermediate steps, calculation or </w:t>
+      </w:r>
+      <w:r>
+        <w:rPr>
+          <w:b/>
+        </w:rPr>
+        <w:t>prediction</w:t>
+      </w:r>
+      <w:r>
+        <w:rPr>
+          <w:b w:val="0"/>
+        </w:rPr>
+        <w:t>, and limitation. Connect this record to last week’s record; a matching answer without a trace is insufficient.</w:t>
       </w:r>
     </w:p>
     <w:tbl>
@@ -1493,7 +2348,13 @@
       </w:r>
     </w:p>
     <w:p>
-      <w:r>
+      <w:pPr>
+        <w:spacing w:line="336" w:lineRule="auto" w:after="180"/>
+      </w:pPr>
+      <w:r>
+        <w:rPr>
+          <w:b w:val="0"/>
+        </w:rPr>
         <w:t>For the Reproducible AI Research Study, retain an annotated worked trace and the changed-case reasoning. Connect the claim to its records, units and assumptions so another investigator can challenge or reproduce it.</w:t>
       </w:r>
     </w:p>
@@ -1507,7 +2368,29 @@
     </w:p>
     <w:p>
       <w:r>
-        <w:t>Complete the supported workbook tasks before attempting W4 independently. Record any hints or help used. After feedback, use the teacher's fresh retry rather than copying the earlier answer. For a project, select a relevant new case, predict the outcome from the declared rule and preserve the result alongside any revision.</w:t>
+        <w:t>Use a genuinely new case for independent evidence. Previously discussed examples remain practice; use the separately named independent case before feedback.</w:t>
+      </w:r>
+    </w:p>
+    <w:p>
+      <w:pPr>
+        <w:spacing w:line="336" w:lineRule="auto" w:after="180"/>
+      </w:pPr>
+      <w:r>
+        <w:rPr>
+          <w:b w:val="0"/>
+        </w:rPr>
+        <w:t>Complete the supported workbook tasks before attempting W4 independently. Record any hints or help used. After feedback, use the teacher's fresh retry rather than copying the earlier answer.</w:t>
+      </w:r>
+    </w:p>
+    <w:p>
+      <w:pPr>
+        <w:spacing w:line="336" w:lineRule="auto" w:after="180"/>
+      </w:pPr>
+      <w:r>
+        <w:rPr>
+          <w:b w:val="0"/>
+        </w:rPr>
+        <w:t>For a project, select a relevant new case, predict the outcome from the declared rule and preserve the result alongside any revision.</w:t>
       </w:r>
     </w:p>
     <w:p>
@@ -1544,8 +2427,25 @@
       </w:r>
     </w:p>
     <w:p>
-      <w:r>
-        <w:t>For the worked scenario, propose one additional case that could reveal a failure, describe its expected outcome before running it, and explain what would need to remain fixed for a fair comparison. Do not reuse W4 as a new final test after receiving feedback.</w:t>
+      <w:pPr>
+        <w:spacing w:line="336" w:lineRule="auto" w:after="180"/>
+      </w:pPr>
+      <w:r>
+        <w:rPr>
+          <w:b w:val="0"/>
+        </w:rPr>
+        <w:t>For the worked scenario, propose one additional case that could reveal a failure, describe its expected outcome before running it, and explain what would need to remain fixed for a fair comparison.</w:t>
+      </w:r>
+    </w:p>
+    <w:p>
+      <w:pPr>
+        <w:spacing w:line="336" w:lineRule="auto" w:after="180"/>
+      </w:pPr>
+      <w:r>
+        <w:rPr>
+          <w:b w:val="0"/>
+        </w:rPr>
+        <w:t>Do not reuse W4 as a new final test after receiving feedback.</w:t>
       </w:r>
     </w:p>
     <w:p>
@@ -1582,6 +2482,11 @@
       </w:pPr>
       <w:r>
         <w:t>13. Study a complete case</w:t>
+      </w:r>
+    </w:p>
+    <w:p>
+      <w:r>
+        <w:t>Revisit the complete Finding primary research case for supported practice. Repeated examples do not become fresh assessments.</w:t>
       </w:r>
     </w:p>
     <w:p>
@@ -1685,8 +2590,26 @@
       </w:r>
     </w:p>
     <w:p>
-      <w:r>
-        <w:t>Follow the input through the stated procedure to its result. Cover the result first, predict it, then explain every intermediate step. The text/table accompanies the figure so the example can be read without colour.</w:t>
+      <w:pPr>
+        <w:spacing w:line="336" w:lineRule="auto" w:after="180"/>
+      </w:pPr>
+      <w:r>
+        <w:rPr>
+          <w:b w:val="0"/>
+        </w:rPr>
+        <w:t xml:space="preserve">Follow the </w:t>
+      </w:r>
+      <w:r>
+        <w:rPr>
+          <w:b/>
+        </w:rPr>
+        <w:t>input</w:t>
+      </w:r>
+      <w:r>
+        <w:rPr>
+          <w:b w:val="0"/>
+        </w:rPr>
+        <w:t xml:space="preserve"> through the stated procedure to its result. Cover the result first, predict it, then explain every intermediate step. The text/table accompanies the figure so the example can be read without colour.</w:t>
       </w:r>
     </w:p>
     <w:p>
@@ -1736,6 +2659,11 @@
       </w:r>
     </w:p>
     <w:p>
+      <w:r>
+        <w:t>Attempt the reserved new case before feedback. Record support; the earlier examples below remain additional practice.</w:t>
+      </w:r>
+    </w:p>
+    <w:p>
       <w:pPr>
         <w:pStyle w:val="Heading3"/>
       </w:pPr>
@@ -1744,7 +2672,14 @@
       </w:r>
     </w:p>
     <w:p>
-      <w:r>
+      <w:pPr>
+        <w:spacing w:line="336" w:lineRule="auto" w:after="180"/>
+        <w:shd w:fill="F5F1FB"/>
+      </w:pPr>
+      <w:r>
+        <w:rPr>
+          <w:b w:val="0"/>
+        </w:rPr>
         <w:t>A search result describes a benchmark score, but the linked paper uses a different dataset. What should the comparison record contain?</w:t>
       </w:r>
     </w:p>
@@ -1792,7 +2727,13 @@
       </w:r>
     </w:p>
     <w:p>
-      <w:r>
+      <w:pPr>
+        <w:spacing w:line="336" w:lineRule="auto" w:after="180"/>
+      </w:pPr>
+      <w:r>
+        <w:rPr>
+          <w:b w:val="0"/>
+        </w:rPr>
         <w:t>Attempt this case before feedback. Record any help. Earlier examples below are further practice; a case already practised with feedback cannot establish fresh transfer.</w:t>
       </w:r>
     </w:p>
@@ -1805,7 +2746,14 @@
       </w:r>
     </w:p>
     <w:p>
-      <w:r>
+      <w:pPr>
+        <w:spacing w:line="336" w:lineRule="auto" w:after="180"/>
+        <w:shd w:fill="F5F1FB"/>
+      </w:pPr>
+      <w:r>
+        <w:rPr>
+          <w:b w:val="0"/>
+        </w:rPr>
         <w:t>A search result describes a benchmark score, but the linked paper uses a different dataset. What should the comparison record contain?</w:t>
       </w:r>
     </w:p>
@@ -1858,7 +2806,13 @@
       </w:r>
     </w:p>
     <w:p>
-      <w:r>
+      <w:pPr>
+        <w:spacing w:line="336" w:lineRule="auto" w:after="180"/>
+      </w:pPr>
+      <w:r>
+        <w:rPr>
+          <w:b w:val="0"/>
+        </w:rPr>
         <w:t>Record support used: none, hint or teacher explanation. After feedback, a different case is needed to demonstrate independence.</w:t>
       </w:r>
     </w:p>
@@ -1871,8 +2825,25 @@
       </w:r>
     </w:p>
     <w:p>
-      <w:r>
-        <w:t>Attempt the independent case before hints. Record whether you worked alone, used a hint or followed a model. After feedback, fix the first unsupported step and explain why it changed. A later check uses a changed case, not a copied answer.</w:t>
+      <w:pPr>
+        <w:spacing w:line="336" w:lineRule="auto" w:after="180"/>
+      </w:pPr>
+      <w:r>
+        <w:rPr>
+          <w:b w:val="0"/>
+        </w:rPr>
+        <w:t>Attempt the independent case before hints. Record whether you worked alone, used a hint or followed a model. After feedback, fix the first unsupported step and explain why it changed.</w:t>
+      </w:r>
+    </w:p>
+    <w:p>
+      <w:pPr>
+        <w:spacing w:line="336" w:lineRule="auto" w:after="180"/>
+      </w:pPr>
+      <w:r>
+        <w:rPr>
+          <w:b w:val="0"/>
+        </w:rPr>
+        <w:t>A later check uses a changed case, not a copied answer.</w:t>
       </w:r>
     </w:p>
     <w:p>
@@ -1885,6 +2856,17 @@
     </w:p>
     <w:p>
       <w:r>
+        <w:t>Use this map to navigate Finding primary research, connect the goals to tasks and keep one evidence record for each attempt.</w:t>
+      </w:r>
+    </w:p>
+    <w:p>
+      <w:pPr>
+        <w:spacing w:line="336" w:lineRule="auto" w:after="180"/>
+      </w:pPr>
+      <w:r>
+        <w:rPr>
+          <w:b w:val="0"/>
+        </w:rPr>
         <w:t>Start with this question: Find the source behind a summary. A blog describes a fictional benchmark improvement and links an original study report.</w:t>
       </w:r>
     </w:p>
@@ -1991,13 +2973,61 @@
       </w:tr>
     </w:tbl>
     <w:p>
-      <w:r>
-        <w:t>Remember → watch and explain → try with help → investigate → try independently → keep project evidence. Your teacher may spread this lesson across several classes.</w:t>
-      </w:r>
-    </w:p>
-    <w:p>
-      <w:r>
-        <w:t>Keep your first prediction. Compare it with what the evidence shows and explain any change.</w:t>
+      <w:pPr>
+        <w:spacing w:line="336" w:lineRule="auto" w:after="180"/>
+      </w:pPr>
+      <w:r>
+        <w:rPr>
+          <w:b w:val="0"/>
+        </w:rPr>
+        <w:t xml:space="preserve">Remember → watch and explain → try with help → investigate → try independently → keep project </w:t>
+      </w:r>
+      <w:r>
+        <w:rPr>
+          <w:b/>
+        </w:rPr>
+        <w:t>evidence</w:t>
+      </w:r>
+      <w:r>
+        <w:rPr>
+          <w:b w:val="0"/>
+        </w:rPr>
+        <w:t>. Your teacher may spread this lesson across several classes.</w:t>
+      </w:r>
+    </w:p>
+    <w:p>
+      <w:pPr>
+        <w:spacing w:line="336" w:lineRule="auto" w:after="180"/>
+      </w:pPr>
+      <w:r>
+        <w:rPr>
+          <w:b w:val="0"/>
+        </w:rPr>
+        <w:t xml:space="preserve">Keep your first </w:t>
+      </w:r>
+      <w:r>
+        <w:rPr>
+          <w:b/>
+        </w:rPr>
+        <w:t>prediction</w:t>
+      </w:r>
+      <w:r>
+        <w:rPr>
+          <w:b w:val="0"/>
+        </w:rPr>
+        <w:t xml:space="preserve">. Compare it with what the </w:t>
+      </w:r>
+      <w:r>
+        <w:rPr>
+          <w:b/>
+        </w:rPr>
+        <w:t>evidence</w:t>
+      </w:r>
+      <w:r>
+        <w:rPr>
+          <w:b w:val="0"/>
+        </w:rPr>
+        <w:t xml:space="preserve"> shows and explain any change.</w:t>
       </w:r>
     </w:p>
     <w:p>
@@ -2010,7 +3040,30 @@
     </w:p>
     <w:p>
       <w:r>
-        <w:t>Close your notes. Explain this goal in your own words: Explain the mechanism and terminology of finding primary research</w:t>
+        <w:t>Explain Finding primary research without notes, identify a remaining question and plan a later check with a changed case.</w:t>
+      </w:r>
+    </w:p>
+    <w:p>
+      <w:pPr>
+        <w:spacing w:line="336" w:lineRule="auto" w:after="180"/>
+      </w:pPr>
+      <w:r>
+        <w:rPr>
+          <w:b w:val="0"/>
+        </w:rPr>
+        <w:t xml:space="preserve">Close your notes. Explain this goal in your own words: Explain the </w:t>
+      </w:r>
+      <w:r>
+        <w:rPr>
+          <w:b/>
+        </w:rPr>
+        <w:t>mechanism</w:t>
+      </w:r>
+      <w:r>
+        <w:rPr>
+          <w:b w:val="0"/>
+        </w:rPr>
+        <w:t xml:space="preserve"> and terminology of finding primary research</w:t>
       </w:r>
     </w:p>
     <w:p>
@@ -2047,13 +3100,61 @@
       </w:r>
     </w:p>
     <w:p>
-      <w:r>
-        <w:t>If you are unsure, return to the worked picture and explain one arrow. If you are ready, change an input or assumption and justify your prediction.</w:t>
-      </w:r>
-    </w:p>
-    <w:p>
-      <w:r>
-        <w:t>Save your workbook evidence. At the next review, try a different case before opening your old answer.</w:t>
+      <w:pPr>
+        <w:spacing w:line="336" w:lineRule="auto" w:after="180"/>
+      </w:pPr>
+      <w:r>
+        <w:rPr>
+          <w:b w:val="0"/>
+        </w:rPr>
+        <w:t xml:space="preserve">If you are unsure, return to the worked picture and explain one arrow. If you are ready, change an </w:t>
+      </w:r>
+      <w:r>
+        <w:rPr>
+          <w:b/>
+        </w:rPr>
+        <w:t>input</w:t>
+      </w:r>
+      <w:r>
+        <w:rPr>
+          <w:b w:val="0"/>
+        </w:rPr>
+        <w:t xml:space="preserve"> or assumption and justify your </w:t>
+      </w:r>
+      <w:r>
+        <w:rPr>
+          <w:b/>
+        </w:rPr>
+        <w:t>prediction</w:t>
+      </w:r>
+      <w:r>
+        <w:rPr>
+          <w:b w:val="0"/>
+        </w:rPr>
+        <w:t>.</w:t>
+      </w:r>
+    </w:p>
+    <w:p>
+      <w:pPr>
+        <w:spacing w:line="336" w:lineRule="auto" w:after="180"/>
+      </w:pPr>
+      <w:r>
+        <w:rPr>
+          <w:b w:val="0"/>
+        </w:rPr>
+        <w:t xml:space="preserve">Save your workbook </w:t>
+      </w:r>
+      <w:r>
+        <w:rPr>
+          <w:b/>
+        </w:rPr>
+        <w:t>evidence</w:t>
+      </w:r>
+      <w:r>
+        <w:rPr>
+          <w:b w:val="0"/>
+        </w:rPr>
+        <w:t>. At the next review, try a different case before opening your old answer.</w:t>
       </w:r>
     </w:p>
     <w:p>
@@ -2066,11 +3167,28 @@
     </w:p>
     <w:p>
       <w:r>
+        <w:t>Attempt supported questions before using hints or feedback. Review a missing building block, then keep the completed work.</w:t>
+      </w:r>
+    </w:p>
+    <w:p>
+      <w:pPr>
+        <w:spacing w:line="336" w:lineRule="auto" w:after="180"/>
+      </w:pPr>
+      <w:r>
+        <w:rPr>
+          <w:b w:val="0"/>
+        </w:rPr>
         <w:t>Use this supported practice once, in the browser or on paper. Keep the reserved independent assessment for a separate first attempt before teacher feedback.</w:t>
       </w:r>
     </w:p>
     <w:p>
-      <w:r>
+      <w:pPr>
+        <w:spacing w:line="336" w:lineRule="auto" w:after="180"/>
+      </w:pPr>
+      <w:r>
+        <w:rPr>
+          <w:b w:val="0"/>
+        </w:rPr>
         <w:t>Find the source behind a summary. A blog describes a fictional benchmark improvement and links an original study report.</w:t>
       </w:r>
     </w:p>
@@ -2083,22 +3201,49 @@
       </w:r>
     </w:p>
     <w:p>
-      <w:r>
+      <w:pPr>
+        <w:spacing w:line="336" w:lineRule="auto" w:after="180"/>
+      </w:pPr>
+      <w:r>
+        <w:rPr>
+          <w:b w:val="0"/>
+        </w:rPr>
         <w:t>Which labelled step matches this detail? Keep report version and page or table reference with the exact scoped result.</w:t>
       </w:r>
     </w:p>
     <w:p>
-      <w:r>
+      <w:pPr>
+        <w:spacing w:line="336" w:lineRule="auto" w:after="180"/>
+        <w:shd w:fill="F4F9FC"/>
+      </w:pPr>
+      <w:r>
+        <w:rPr>
+          <w:b w:val="0"/>
+        </w:rPr>
         <w:t>1. Record source details</w:t>
       </w:r>
     </w:p>
     <w:p>
-      <w:r>
+      <w:pPr>
+        <w:spacing w:line="336" w:lineRule="auto" w:after="180"/>
+        <w:shd w:fill="F4F9FC"/>
+      </w:pPr>
+      <w:r>
+        <w:rPr>
+          <w:b w:val="0"/>
+        </w:rPr>
         <w:t>2. Locate methods and results</w:t>
       </w:r>
     </w:p>
     <w:p>
-      <w:r>
+      <w:pPr>
+        <w:spacing w:line="336" w:lineRule="auto" w:after="180"/>
+        <w:shd w:fill="F4F9FC"/>
+      </w:pPr>
+      <w:r>
+        <w:rPr>
+          <w:b w:val="0"/>
+        </w:rPr>
         <w:t>3. Follow the primary link</w:t>
       </w:r>
     </w:p>
@@ -2136,40 +3281,154 @@
       </w:r>
     </w:p>
     <w:p>
-      <w:r>
+      <w:pPr>
+        <w:pStyle w:val="Heading3"/>
+      </w:pPr>
+      <w:r>
+        <w:t>Hint · try first</w:t>
+      </w:r>
+    </w:p>
+    <w:p>
+      <w:pPr>
+        <w:spacing w:line="336" w:lineRule="auto" w:after="180"/>
+        <w:shd w:fill="F1F6F8"/>
+      </w:pPr>
+      <w:r>
+        <w:rPr>
+          <w:b w:val="0"/>
+        </w:rPr>
         <w:t>Hint if needed: Read the steps in the pictorial case. Match the supplied detail to the stage that performs or records it.</w:t>
       </w:r>
     </w:p>
     <w:p>
-      <w:r>
-        <w:t>After your attempt, compare with the supported explanation: Record source details Keep report version and page or table reference with the exact scoped result. Primary research exposes the procedure and observations behind a summary. It still needs scrutiny; being original does not make every interpretation correct.</w:t>
-      </w:r>
-    </w:p>
-    <w:p>
       <w:pPr>
         <w:pStyle w:val="Heading3"/>
       </w:pPr>
       <w:r>
+        <w:t>Feedback · compare after trying</w:t>
+      </w:r>
+    </w:p>
+    <w:p>
+      <w:pPr>
+        <w:spacing w:line="336" w:lineRule="auto" w:after="180"/>
+        <w:shd w:fill="F1F6FC"/>
+      </w:pPr>
+      <w:r>
+        <w:rPr>
+          <w:b w:val="0"/>
+        </w:rPr>
+        <w:t>After your attempt, compare with the supported explanation: Record source details Keep report version and page or table reference with the exact scoped result.</w:t>
+      </w:r>
+    </w:p>
+    <w:p>
+      <w:pPr>
+        <w:spacing w:line="336" w:lineRule="auto" w:after="180"/>
+        <w:shd w:fill="F1F6FC"/>
+      </w:pPr>
+      <w:r>
+        <w:rPr>
+          <w:b w:val="0"/>
+        </w:rPr>
+        <w:t xml:space="preserve">Primary research exposes the procedure and </w:t>
+      </w:r>
+      <w:r>
+        <w:rPr>
+          <w:b/>
+        </w:rPr>
+        <w:t>observation</w:t>
+      </w:r>
+      <w:r>
+        <w:rPr>
+          <w:b w:val="0"/>
+        </w:rPr>
+        <w:t>s behind a summary. It still needs scrutiny; being original does not make every interpretation correct.</w:t>
+      </w:r>
+    </w:p>
+    <w:p>
+      <w:pPr>
+        <w:pStyle w:val="Heading3"/>
+      </w:pPr>
+      <w:r>
         <w:t>Practice 2: explain the deciding evidence</w:t>
       </w:r>
     </w:p>
     <w:p>
-      <w:r>
+      <w:pPr>
+        <w:pStyle w:val="Heading3"/>
+      </w:pPr>
+      <w:r>
+        <w:t>Changed case · predict first</w:t>
+      </w:r>
+    </w:p>
+    <w:p>
+      <w:pPr>
+        <w:spacing w:line="336" w:lineRule="auto" w:after="180"/>
+        <w:shd w:fill="F5F1FB"/>
+      </w:pPr>
+      <w:r>
+        <w:rPr>
+          <w:b w:val="0"/>
+        </w:rPr>
         <w:t>Changed-case practice: The original report is unavailable and only the blog remains. Which conclusion is supported by the supplied facts?</w:t>
       </w:r>
     </w:p>
     <w:p>
-      <w:r>
-        <w:t>1. This one example guarantees correct results for every future input.</w:t>
-      </w:r>
-    </w:p>
-    <w:p>
-      <w:r>
-        <w:t>2. We can decide the result without examining the changed input or the procedure.</w:t>
-      </w:r>
-    </w:p>
-    <w:p>
-      <w:r>
+      <w:pPr>
+        <w:spacing w:line="336" w:lineRule="auto" w:after="180"/>
+        <w:shd w:fill="F4F9FC"/>
+      </w:pPr>
+      <w:r>
+        <w:rPr>
+          <w:b w:val="0"/>
+        </w:rPr>
+        <w:t xml:space="preserve">1. This one example guarantees correct results for every future </w:t>
+      </w:r>
+      <w:r>
+        <w:rPr>
+          <w:b/>
+        </w:rPr>
+        <w:t>input</w:t>
+      </w:r>
+      <w:r>
+        <w:rPr>
+          <w:b w:val="0"/>
+        </w:rPr>
+        <w:t>.</w:t>
+      </w:r>
+    </w:p>
+    <w:p>
+      <w:pPr>
+        <w:spacing w:line="336" w:lineRule="auto" w:after="180"/>
+        <w:shd w:fill="F4F9FC"/>
+      </w:pPr>
+      <w:r>
+        <w:rPr>
+          <w:b w:val="0"/>
+        </w:rPr>
+        <w:t xml:space="preserve">2. We can decide the result without examining the changed </w:t>
+      </w:r>
+      <w:r>
+        <w:rPr>
+          <w:b/>
+        </w:rPr>
+        <w:t>input</w:t>
+      </w:r>
+      <w:r>
+        <w:rPr>
+          <w:b w:val="0"/>
+        </w:rPr>
+        <w:t xml:space="preserve"> or the procedure.</w:t>
+      </w:r>
+    </w:p>
+    <w:p>
+      <w:pPr>
+        <w:spacing w:line="336" w:lineRule="auto" w:after="180"/>
+        <w:shd w:fill="F4F9FC"/>
+      </w:pPr>
+      <w:r>
+        <w:rPr>
+          <w:b w:val="0"/>
+        </w:rPr>
         <w:t>3. Mark the measurement as unverified rather than filling in absent methods.</w:t>
       </w:r>
     </w:p>
@@ -2207,12 +3466,42 @@
       </w:r>
     </w:p>
     <w:p>
-      <w:r>
+      <w:pPr>
+        <w:pStyle w:val="Heading3"/>
+      </w:pPr>
+      <w:r>
+        <w:t>Hint · try first</w:t>
+      </w:r>
+    </w:p>
+    <w:p>
+      <w:pPr>
+        <w:spacing w:line="336" w:lineRule="auto" w:after="180"/>
+        <w:shd w:fill="F1F6F8"/>
+      </w:pPr>
+      <w:r>
+        <w:rPr>
+          <w:b w:val="0"/>
+        </w:rPr>
         <w:t>Hint if needed: Use the changed condition and the deciding step in the pictorial trace. The answer must say what follows from those facts.</w:t>
       </w:r>
     </w:p>
     <w:p>
-      <w:r>
+      <w:pPr>
+        <w:pStyle w:val="Heading3"/>
+      </w:pPr>
+      <w:r>
+        <w:t>Feedback · compare after trying</w:t>
+      </w:r>
+    </w:p>
+    <w:p>
+      <w:pPr>
+        <w:spacing w:line="336" w:lineRule="auto" w:after="180"/>
+        <w:shd w:fill="F1F6FC"/>
+      </w:pPr>
+      <w:r>
+        <w:rPr>
+          <w:b w:val="0"/>
+        </w:rPr>
         <w:t>After your attempt, compare with the supported explanation: Mark the measurement as unverified rather than filling in absent methods. The summary cannot supply details that have not been inspected.</w:t>
       </w:r>
     </w:p>
@@ -2225,8 +3514,37 @@
       </w:r>
     </w:p>
     <w:p>
-      <w:r>
-        <w:t>Review Reading a research claim (ai-7/2). Goal: Explain the mechanism and terminology of reading a research claim. Short practice: Calculate the baseline and new rates for 2/10 and 4/10. Explain both twice the rate and the percentage-point change, and say why neither measures every learner’s improvement.. Return to this week and explain what you changed.</w:t>
+      <w:pPr>
+        <w:spacing w:line="336" w:lineRule="auto" w:after="180"/>
+      </w:pPr>
+      <w:r>
+        <w:rPr>
+          <w:b w:val="0"/>
+        </w:rPr>
+        <w:t xml:space="preserve">Review Reading a research claim (ai-7/2). Goal: Explain the </w:t>
+      </w:r>
+      <w:r>
+        <w:rPr>
+          <w:b/>
+        </w:rPr>
+        <w:t>mechanism</w:t>
+      </w:r>
+      <w:r>
+        <w:rPr>
+          <w:b w:val="0"/>
+        </w:rPr>
+        <w:t xml:space="preserve"> and terminology of reading a research claim. Short practice: Calculate the baseline and new rates for 2/10 and 4/10.</w:t>
+      </w:r>
+    </w:p>
+    <w:p>
+      <w:pPr>
+        <w:spacing w:line="336" w:lineRule="auto" w:after="180"/>
+      </w:pPr>
+      <w:r>
+        <w:rPr>
+          <w:b w:val="0"/>
+        </w:rPr>
+        <w:t>Explain both twice the rate and the percentage-point change, and say why neither measures every learner’s improvement.. Return to this week and explain what you changed.</w:t>
       </w:r>
     </w:p>
     <w:p>
@@ -2238,8 +3556,589 @@
       </w:r>
     </w:p>
     <w:p>
-      <w:r>
-        <w:t>Use Download completed work in the hosted lesson to export your answers, reflections, practice feedback and code-run evidence. Open the HTML copy to read or print it. Drafts stay in this browser when storage is available; clear drafts on a shared device.</w:t>
+      <w:pPr>
+        <w:spacing w:line="336" w:lineRule="auto" w:after="180"/>
+      </w:pPr>
+      <w:r>
+        <w:rPr>
+          <w:b w:val="0"/>
+        </w:rPr>
+        <w:t xml:space="preserve">Use Download completed work in the hosted lesson to export your answers, reflections, practice feedback and code-run </w:t>
+      </w:r>
+      <w:r>
+        <w:rPr>
+          <w:b/>
+        </w:rPr>
+        <w:t>evidence</w:t>
+      </w:r>
+      <w:r>
+        <w:rPr>
+          <w:b w:val="0"/>
+        </w:rPr>
+        <w:t>. Open the HTML copy to read or print it.</w:t>
+      </w:r>
+    </w:p>
+    <w:p>
+      <w:pPr>
+        <w:spacing w:line="336" w:lineRule="auto" w:after="180"/>
+      </w:pPr>
+      <w:r>
+        <w:rPr>
+          <w:b w:val="0"/>
+        </w:rPr>
+        <w:t>Drafts stay in this browser when storage is available; clear drafts on a shared device.</w:t>
+      </w:r>
+    </w:p>
+    <w:p>
+      <w:pPr>
+        <w:pStyle w:val="Heading1"/>
+      </w:pPr>
+      <w:r>
+        <w:t>18. Visual concept journey</w:t>
+      </w:r>
+    </w:p>
+    <w:p>
+      <w:r>
+        <w:t>Explain each Finding primary research graphic using its labels, deciding evidence and relevant limitation.</w:t>
+      </w:r>
+    </w:p>
+    <w:p>
+      <w:pPr>
+        <w:pStyle w:val="Heading3"/>
+      </w:pPr>
+      <w:r>
+        <w:t>01. Finding primary research: the case</w:t>
+      </w:r>
+    </w:p>
+    <w:p>
+      <w:r>
+        <w:drawing>
+          <wp:inline xmlns:a="http://schemas.openxmlformats.org/drawingml/2006/main" xmlns:pic="http://schemas.openxmlformats.org/drawingml/2006/picture">
+            <wp:extent cx="5486400" cy="2834640"/>
+            <wp:docPr id="2" name="Picture 2" descr="Find the source behind a summary. A blog describes a fictional benchmark improvement and links an original study report. Supplied facts: Blog says &quot;90% reliable&quot;. Original report records 9/10 correct on one fixed fictional task set and describes its labels."/>
+            <wp:cNvGraphicFramePr>
+              <a:graphicFrameLocks noChangeAspect="1"/>
+            </wp:cNvGraphicFramePr>
+            <a:graphic>
+              <a:graphicData uri="http://schemas.openxmlformats.org/drawingml/2006/picture">
+                <pic:pic>
+                  <pic:nvPicPr>
+                    <pic:cNvPr id="0" name="academy-story-ai-7-3-01.png"/>
+                    <pic:cNvPicPr/>
+                  </pic:nvPicPr>
+                  <pic:blipFill>
+                    <a:blip r:embed="rId10"/>
+                    <a:stretch>
+                      <a:fillRect/>
+                    </a:stretch>
+                  </pic:blipFill>
+                  <pic:spPr>
+                    <a:xfrm>
+                      <a:off x="0" y="0"/>
+                      <a:ext cx="5486400" cy="2834640"/>
+                    </a:xfrm>
+                    <a:prstGeom prst="rect"/>
+                  </pic:spPr>
+                </pic:pic>
+              </a:graphicData>
+            </a:graphic>
+          </wp:inline>
+        </w:drawing>
+      </w:r>
+    </w:p>
+    <w:p>
+      <w:pPr>
+        <w:spacing w:line="336" w:lineRule="auto" w:after="180"/>
+      </w:pPr>
+      <w:r>
+        <w:rPr>
+          <w:b w:val="0"/>
+        </w:rPr>
+        <w:t>Find the source behind a summary. A blog describes a fictional benchmark improvement and links an original study report. Supplied facts: Blog says "90% reliable".</w:t>
+      </w:r>
+    </w:p>
+    <w:p>
+      <w:pPr>
+        <w:spacing w:line="336" w:lineRule="auto" w:after="180"/>
+      </w:pPr>
+      <w:r>
+        <w:rPr>
+          <w:b w:val="0"/>
+        </w:rPr>
+        <w:t>Original report records 9/10 correct on one fixed fictional task set and describes its labels.</w:t>
+      </w:r>
+    </w:p>
+    <w:p>
+      <w:pPr>
+        <w:spacing w:line="336" w:lineRule="auto" w:after="180"/>
+        <w:shd w:fill="F5F1FB"/>
+      </w:pPr>
+      <w:r>
+        <w:rPr>
+          <w:b w:val="0"/>
+        </w:rPr>
+        <w:t>Point to the given fact that matters most. Explain why it matters.</w:t>
+      </w:r>
+    </w:p>
+    <w:p>
+      <w:pPr>
+        <w:pStyle w:val="Heading3"/>
+      </w:pPr>
+      <w:r>
+        <w:t>02. Follow the deciding steps</w:t>
+      </w:r>
+    </w:p>
+    <w:p>
+      <w:r>
+        <w:drawing>
+          <wp:inline xmlns:a="http://schemas.openxmlformats.org/drawingml/2006/main" xmlns:pic="http://schemas.openxmlformats.org/drawingml/2006/picture">
+            <wp:extent cx="5486400" cy="3182112"/>
+            <wp:docPr id="3" name="Picture 3" descr="Follow the primary link: Open the original report rather than treating the blog as the measurement. → Locate methods and results: Identify the ten cases, labels and nine correct results. → Record source details: Keep report version and page or table reference with the exact scoped result."/>
+            <wp:cNvGraphicFramePr>
+              <a:graphicFrameLocks noChangeAspect="1"/>
+            </wp:cNvGraphicFramePr>
+            <a:graphic>
+              <a:graphicData uri="http://schemas.openxmlformats.org/drawingml/2006/picture">
+                <pic:pic>
+                  <pic:nvPicPr>
+                    <pic:cNvPr id="0" name="academy-story-ai-7-3-02.png"/>
+                    <pic:cNvPicPr/>
+                  </pic:nvPicPr>
+                  <pic:blipFill>
+                    <a:blip r:embed="rId11"/>
+                    <a:stretch>
+                      <a:fillRect/>
+                    </a:stretch>
+                  </pic:blipFill>
+                  <pic:spPr>
+                    <a:xfrm>
+                      <a:off x="0" y="0"/>
+                      <a:ext cx="5486400" cy="3182112"/>
+                    </a:xfrm>
+                    <a:prstGeom prst="rect"/>
+                  </pic:spPr>
+                </pic:pic>
+              </a:graphicData>
+            </a:graphic>
+          </wp:inline>
+        </w:drawing>
+      </w:r>
+    </w:p>
+    <w:p>
+      <w:pPr>
+        <w:spacing w:line="336" w:lineRule="auto" w:after="180"/>
+      </w:pPr>
+      <w:r>
+        <w:rPr>
+          <w:b w:val="0"/>
+        </w:rPr>
+        <w:t>Follow the primary link: Open the original report rather than treating the blog as the measurement. → Locate methods and results: Identify the ten cases, labels and nine correct results. → Record source details: Keep report version and page or table reference with the exact scoped result.</w:t>
+      </w:r>
+    </w:p>
+    <w:p>
+      <w:pPr>
+        <w:spacing w:line="336" w:lineRule="auto" w:after="180"/>
+        <w:shd w:fill="F5F1FB"/>
+      </w:pPr>
+      <w:r>
+        <w:rPr>
+          <w:b w:val="0"/>
+        </w:rPr>
+        <w:t xml:space="preserve">Point to each numbered stage and explain which recorded </w:t>
+      </w:r>
+      <w:r>
+        <w:rPr>
+          <w:b/>
+        </w:rPr>
+        <w:t>input</w:t>
+      </w:r>
+      <w:r>
+        <w:rPr>
+          <w:b w:val="0"/>
+        </w:rPr>
+        <w:t xml:space="preserve"> it uses.</w:t>
+      </w:r>
+    </w:p>
+    <w:p>
+      <w:pPr>
+        <w:pStyle w:val="Heading3"/>
+      </w:pPr>
+      <w:r>
+        <w:t>03. Finding primary research — evidence trace</w:t>
+      </w:r>
+    </w:p>
+    <w:p>
+      <w:r>
+        <w:drawing>
+          <wp:inline xmlns:a="http://schemas.openxmlformats.org/drawingml/2006/main" xmlns:pic="http://schemas.openxmlformats.org/drawingml/2006/picture">
+            <wp:extent cx="5486400" cy="2843784"/>
+            <wp:docPr id="4" name="Picture 4" descr="Finding primary research — evidence trace. A blog says experiment had100 cases; original methods say40 and supplementary version says60 after revision. | Record title, authors, version, date, identifier and access location. Distinguish paper, code, data and commentary. Verify that a quoted claim belongs to the cited version. | Track versions and use the correct original record for the claim. The blog is secondary; the two original versions must not be merged silently."/>
+            <wp:cNvGraphicFramePr>
+              <a:graphicFrameLocks noChangeAspect="1"/>
+            </wp:cNvGraphicFramePr>
+            <a:graphic>
+              <a:graphicData uri="http://schemas.openxmlformats.org/drawingml/2006/picture">
+                <pic:pic>
+                  <pic:nvPicPr>
+                    <pic:cNvPr id="0" name="academy-story-ai-7-3-03.png"/>
+                    <pic:cNvPicPr/>
+                  </pic:nvPicPr>
+                  <pic:blipFill>
+                    <a:blip r:embed="rId12"/>
+                    <a:stretch>
+                      <a:fillRect/>
+                    </a:stretch>
+                  </pic:blipFill>
+                  <pic:spPr>
+                    <a:xfrm>
+                      <a:off x="0" y="0"/>
+                      <a:ext cx="5486400" cy="2843784"/>
+                    </a:xfrm>
+                    <a:prstGeom prst="rect"/>
+                  </pic:spPr>
+                </pic:pic>
+              </a:graphicData>
+            </a:graphic>
+          </wp:inline>
+        </w:drawing>
+      </w:r>
+    </w:p>
+    <w:p>
+      <w:pPr>
+        <w:spacing w:line="336" w:lineRule="auto" w:after="180"/>
+      </w:pPr>
+      <w:r>
+        <w:rPr>
+          <w:b w:val="0"/>
+        </w:rPr>
+        <w:t xml:space="preserve">Finding primary research — </w:t>
+      </w:r>
+      <w:r>
+        <w:rPr>
+          <w:b/>
+        </w:rPr>
+        <w:t>evidence</w:t>
+      </w:r>
+      <w:r>
+        <w:rPr>
+          <w:b w:val="0"/>
+        </w:rPr>
+        <w:t xml:space="preserve"> trace. A blog says experiment had100 cases; original methods say40 and supplementary version says60 after revision. | Record title, authors, version, date, identifier and access location.</w:t>
+      </w:r>
+    </w:p>
+    <w:p>
+      <w:pPr>
+        <w:spacing w:line="336" w:lineRule="auto" w:after="180"/>
+      </w:pPr>
+      <w:r>
+        <w:rPr>
+          <w:b w:val="0"/>
+        </w:rPr>
+        <w:t>Distinguish paper, code, data and commentary. Verify that a quoted claim belongs to the cited version. | Track versions and use the correct original record for the claim.</w:t>
+      </w:r>
+    </w:p>
+    <w:p>
+      <w:pPr>
+        <w:spacing w:line="336" w:lineRule="auto" w:after="180"/>
+      </w:pPr>
+      <w:r>
+        <w:rPr>
+          <w:b w:val="0"/>
+        </w:rPr>
+        <w:t>The blog is secondary; the two original versions must not be merged silently.</w:t>
+      </w:r>
+    </w:p>
+    <w:p>
+      <w:pPr>
+        <w:spacing w:line="336" w:lineRule="auto" w:after="180"/>
+        <w:shd w:fill="F5F1FB"/>
+      </w:pPr>
+      <w:r>
+        <w:rPr>
+          <w:b w:val="0"/>
+        </w:rPr>
+        <w:t>Read the labels and values. Explain the relationship the model shows.</w:t>
+      </w:r>
+    </w:p>
+    <w:p>
+      <w:pPr>
+        <w:pStyle w:val="Heading3"/>
+      </w:pPr>
+      <w:r>
+        <w:t>04. Change one thing. Trace what follows.</w:t>
+      </w:r>
+    </w:p>
+    <w:p>
+      <w:r>
+        <w:drawing>
+          <wp:inline xmlns:a="http://schemas.openxmlformats.org/drawingml/2006/main" xmlns:pic="http://schemas.openxmlformats.org/drawingml/2006/picture">
+            <wp:extent cx="5486400" cy="3026664"/>
+            <wp:docPr id="5" name="Picture 5" descr="Original case: Keep report version and page or table reference with the exact scoped result. Changed condition: The original report is unavailable and only the blog remains. Expected result: Mark the measurement as unverified rather than filling in absent methods. Reason: The summary cannot supply details that have not been inspected."/>
+            <wp:cNvGraphicFramePr>
+              <a:graphicFrameLocks noChangeAspect="1"/>
+            </wp:cNvGraphicFramePr>
+            <a:graphic>
+              <a:graphicData uri="http://schemas.openxmlformats.org/drawingml/2006/picture">
+                <pic:pic>
+                  <pic:nvPicPr>
+                    <pic:cNvPr id="0" name="academy-story-ai-7-3-04.png"/>
+                    <pic:cNvPicPr/>
+                  </pic:nvPicPr>
+                  <pic:blipFill>
+                    <a:blip r:embed="rId13"/>
+                    <a:stretch>
+                      <a:fillRect/>
+                    </a:stretch>
+                  </pic:blipFill>
+                  <pic:spPr>
+                    <a:xfrm>
+                      <a:off x="0" y="0"/>
+                      <a:ext cx="5486400" cy="3026664"/>
+                    </a:xfrm>
+                    <a:prstGeom prst="rect"/>
+                  </pic:spPr>
+                </pic:pic>
+              </a:graphicData>
+            </a:graphic>
+          </wp:inline>
+        </w:drawing>
+      </w:r>
+    </w:p>
+    <w:p>
+      <w:pPr>
+        <w:spacing w:line="336" w:lineRule="auto" w:after="180"/>
+      </w:pPr>
+      <w:r>
+        <w:rPr>
+          <w:b w:val="0"/>
+        </w:rPr>
+        <w:t>Original case: Keep report version and page or table reference with the exact scoped result. Changed condition: The original report is unavailable and only the blog remains.</w:t>
+      </w:r>
+    </w:p>
+    <w:p>
+      <w:pPr>
+        <w:spacing w:line="336" w:lineRule="auto" w:after="180"/>
+      </w:pPr>
+      <w:r>
+        <w:rPr>
+          <w:b w:val="0"/>
+        </w:rPr>
+        <w:t>Expected result: Mark the measurement as unverified rather than filling in absent methods. Reason: The summary cannot supply details that have not been inspected.</w:t>
+      </w:r>
+    </w:p>
+    <w:p>
+      <w:pPr>
+        <w:spacing w:line="336" w:lineRule="auto" w:after="180"/>
+        <w:shd w:fill="F5F1FB"/>
+      </w:pPr>
+      <w:r>
+        <w:rPr>
+          <w:b w:val="0"/>
+        </w:rPr>
+        <w:t>Predict before checking the worked changed-case result. Name what changed and what the supplied facts allow you to conclude.</w:t>
+      </w:r>
+    </w:p>
+    <w:p>
+      <w:pPr>
+        <w:pStyle w:val="Heading3"/>
+      </w:pPr>
+      <w:r>
+        <w:t>05. Connect the explanation to its limit</w:t>
+      </w:r>
+    </w:p>
+    <w:p>
+      <w:r>
+        <w:drawing>
+          <wp:inline xmlns:a="http://schemas.openxmlformats.org/drawingml/2006/main" xmlns:pic="http://schemas.openxmlformats.org/drawingml/2006/picture">
+            <wp:extent cx="5486400" cy="2834640"/>
+            <wp:docPr id="6" name="Picture 6" descr="Primary research exposes the procedure and observations behind a summary. It still needs scrutiny; being original does not make every interpretation correct. Limit: This example names fictional documents; it is a source-tracing exercise, not a real literature citation."/>
+            <wp:cNvGraphicFramePr>
+              <a:graphicFrameLocks noChangeAspect="1"/>
+            </wp:cNvGraphicFramePr>
+            <a:graphic>
+              <a:graphicData uri="http://schemas.openxmlformats.org/drawingml/2006/picture">
+                <pic:pic>
+                  <pic:nvPicPr>
+                    <pic:cNvPr id="0" name="academy-story-ai-7-3-05.png"/>
+                    <pic:cNvPicPr/>
+                  </pic:nvPicPr>
+                  <pic:blipFill>
+                    <a:blip r:embed="rId14"/>
+                    <a:stretch>
+                      <a:fillRect/>
+                    </a:stretch>
+                  </pic:blipFill>
+                  <pic:spPr>
+                    <a:xfrm>
+                      <a:off x="0" y="0"/>
+                      <a:ext cx="5486400" cy="2834640"/>
+                    </a:xfrm>
+                    <a:prstGeom prst="rect"/>
+                  </pic:spPr>
+                </pic:pic>
+              </a:graphicData>
+            </a:graphic>
+          </wp:inline>
+        </w:drawing>
+      </w:r>
+    </w:p>
+    <w:p>
+      <w:pPr>
+        <w:spacing w:line="336" w:lineRule="auto" w:after="180"/>
+      </w:pPr>
+      <w:r>
+        <w:rPr>
+          <w:b w:val="0"/>
+        </w:rPr>
+        <w:t xml:space="preserve">Primary research exposes the procedure and </w:t>
+      </w:r>
+      <w:r>
+        <w:rPr>
+          <w:b/>
+        </w:rPr>
+        <w:t>observation</w:t>
+      </w:r>
+      <w:r>
+        <w:rPr>
+          <w:b w:val="0"/>
+        </w:rPr>
+        <w:t>s behind a summary. It still needs scrutiny; being original does not make every interpretation correct.</w:t>
+      </w:r>
+    </w:p>
+    <w:p>
+      <w:pPr>
+        <w:spacing w:line="336" w:lineRule="auto" w:after="180"/>
+      </w:pPr>
+      <w:r>
+        <w:rPr>
+          <w:b w:val="0"/>
+        </w:rPr>
+        <w:t>Limit: This example names fictional documents; it is a source-tracing exercise, not a real literature citation.</w:t>
+      </w:r>
+    </w:p>
+    <w:p>
+      <w:pPr>
+        <w:spacing w:line="336" w:lineRule="auto" w:after="180"/>
+        <w:shd w:fill="F5F1FB"/>
+      </w:pPr>
+      <w:r>
+        <w:rPr>
+          <w:b w:val="0"/>
+        </w:rPr>
+        <w:t>Explain the case, then point to a limit on the claim.</w:t>
+      </w:r>
+    </w:p>
+    <w:p>
+      <w:pPr>
+        <w:pStyle w:val="Heading3"/>
+      </w:pPr>
+      <w:r>
+        <w:t>06. Make the idea visible in your project</w:t>
+      </w:r>
+    </w:p>
+    <w:p>
+      <w:r>
+        <w:drawing>
+          <wp:inline xmlns:a="http://schemas.openxmlformats.org/drawingml/2006/main" xmlns:pic="http://schemas.openxmlformats.org/drawingml/2006/picture">
+            <wp:extent cx="5486400" cy="3681984"/>
+            <wp:docPr id="7" name="Picture 7" descr="For the Reproducible AI Research Study, retain an annotated worked trace and the changed-case reasoning. Connect the claim to its records, units and assumptions so another investigator can challenge or reproduce it. Draw your input, deciding step, result and limit. Supported question: Separate what the blog claims from what the original report records. Which methods and denominator must be inspected, and what status is honest if the original report is unavailable?"/>
+            <wp:cNvGraphicFramePr>
+              <a:graphicFrameLocks noChangeAspect="1"/>
+            </wp:cNvGraphicFramePr>
+            <a:graphic>
+              <a:graphicData uri="http://schemas.openxmlformats.org/drawingml/2006/picture">
+                <pic:pic>
+                  <pic:nvPicPr>
+                    <pic:cNvPr id="0" name="academy-story-ai-7-3-06.png"/>
+                    <pic:cNvPicPr/>
+                  </pic:nvPicPr>
+                  <pic:blipFill>
+                    <a:blip r:embed="rId15"/>
+                    <a:stretch>
+                      <a:fillRect/>
+                    </a:stretch>
+                  </pic:blipFill>
+                  <pic:spPr>
+                    <a:xfrm>
+                      <a:off x="0" y="0"/>
+                      <a:ext cx="5486400" cy="3681984"/>
+                    </a:xfrm>
+                    <a:prstGeom prst="rect"/>
+                  </pic:spPr>
+                </pic:pic>
+              </a:graphicData>
+            </a:graphic>
+          </wp:inline>
+        </w:drawing>
+      </w:r>
+    </w:p>
+    <w:p>
+      <w:pPr>
+        <w:spacing w:line="336" w:lineRule="auto" w:after="180"/>
+      </w:pPr>
+      <w:r>
+        <w:rPr>
+          <w:b w:val="0"/>
+        </w:rPr>
+        <w:t>For the Reproducible AI Research Study, retain an annotated worked trace and the changed-case reasoning. Connect the claim to its records, units and assumptions so another investigator can challenge or reproduce it.</w:t>
+      </w:r>
+    </w:p>
+    <w:p>
+      <w:pPr>
+        <w:spacing w:line="336" w:lineRule="auto" w:after="180"/>
+      </w:pPr>
+      <w:r>
+        <w:rPr>
+          <w:b w:val="0"/>
+        </w:rPr>
+        <w:t xml:space="preserve">Draw your </w:t>
+      </w:r>
+      <w:r>
+        <w:rPr>
+          <w:b/>
+        </w:rPr>
+        <w:t>input</w:t>
+      </w:r>
+      <w:r>
+        <w:rPr>
+          <w:b w:val="0"/>
+        </w:rPr>
+        <w:t>, deciding step, result and limit. Supported question: Separate what the blog claims from what the original report records.</w:t>
+      </w:r>
+    </w:p>
+    <w:p>
+      <w:pPr>
+        <w:spacing w:line="336" w:lineRule="auto" w:after="180"/>
+      </w:pPr>
+      <w:r>
+        <w:rPr>
+          <w:b w:val="0"/>
+        </w:rPr>
+        <w:t>Which methods and denominator must be inspected, and what status is honest if the original report is unavailable?</w:t>
+      </w:r>
+    </w:p>
+    <w:p>
+      <w:pPr>
+        <w:spacing w:line="336" w:lineRule="auto" w:after="180"/>
+        <w:shd w:fill="F5F1FB"/>
+      </w:pPr>
+      <w:r>
+        <w:rPr>
+          <w:b w:val="0"/>
+        </w:rPr>
+        <w:t xml:space="preserve">Draw your project trace and justify the deciding step using </w:t>
+      </w:r>
+      <w:r>
+        <w:rPr>
+          <w:b/>
+        </w:rPr>
+        <w:t>evidence</w:t>
+      </w:r>
+      <w:r>
+        <w:rPr>
+          <w:b w:val="0"/>
+        </w:rPr>
+        <w:t>.</w:t>
       </w:r>
     </w:p>
     <w:sectPr>

--- a/downloads/student/ai-7-week-03.docx
+++ b/downloads/student/ai-7-week-03.docx
@@ -25,12 +25,17 @@
         <w:pStyle w:val="Heading1"/>
       </w:pPr>
       <w:r>
-        <w:t>Before you start</w:t>
-      </w:r>
-    </w:p>
-    <w:p>
-      <w:r>
-        <w:t>Recall Reading a research claim. Explain why a recorded result needs its input conditions and evidence source before it can support a claim.</w:t>
+        <w:t>Follow the source. Match the version. Record what you inspected.</w:t>
+      </w:r>
+    </w:p>
+    <w:p>
+      <w:r>
+        <w:t>Trace claims to exact original records while preserving secondary status, revisions and access gaps.</w:t>
+      </w:r>
+    </w:p>
+    <w:p>
+      <w:r>
+        <w:t>Source contract → complete fictional document cards → benchmark-original picture → access/version probes → card inspection protocol → independent dataset mismatch.</w:t>
       </w:r>
     </w:p>
     <w:p>
@@ -38,20 +43,20 @@
         <w:pStyle w:val="Heading1"/>
       </w:pPr>
       <w:r>
-        <w:t>01. Your mission</w:t>
-      </w:r>
-    </w:p>
-    <w:p>
-      <w:r>
-        <w:t>Start with the target: Explain the mechanism and terminology of finding primary research. Try the recall before opening notes.</w:t>
-      </w:r>
-    </w:p>
-    <w:p>
-      <w:pPr>
-        <w:pStyle w:val="Heading3"/>
-      </w:pPr>
-      <w:r>
-        <w:t>Your learning target</w:t>
+        <w:t>01. Follow the claim to the exact original record and version</w:t>
+      </w:r>
+    </w:p>
+    <w:p>
+      <w:r>
+        <w:t>A search summary helps discovery but cannot substitute for inspected methods/results.</w:t>
+      </w:r>
+    </w:p>
+    <w:p>
+      <w:pPr>
+        <w:pStyle w:val="Heading2"/>
+      </w:pPr>
+      <w:r>
+        <w:t>Learning goals</w:t>
       </w:r>
     </w:p>
     <w:p>
@@ -101,10 +106,10 @@
     </w:p>
     <w:p>
       <w:pPr>
-        <w:pStyle w:val="Heading3"/>
-      </w:pPr>
-      <w:r>
-        <w:t>Remember before reading</w:t>
+        <w:pStyle w:val="Heading2"/>
+      </w:pPr>
+      <w:r>
+        <w:t>Retrieve headline scope, denominators and missing evidence</w:t>
       </w:r>
     </w:p>
     <w:p>
@@ -154,6 +159,88 @@
     </w:p>
     <w:p>
       <w:pPr>
+        <w:pStyle w:val="Heading2"/>
+      </w:pPr>
+      <w:r>
+        <w:t>Prerequisite and starting response</w:t>
+      </w:r>
+    </w:p>
+    <w:p>
+      <w:pPr>
+        <w:pStyle w:val="ListBullet"/>
+      </w:pPr>
+      <w:r>
+        <w:t>Recall Reading a research claim. Explain why a recorded result needs its input conditions and evidence source before it can support a claim.</w:t>
+      </w:r>
+    </w:p>
+    <w:p>
+      <w:pPr>
+        <w:pStyle w:val="Heading3"/>
+      </w:pPr>
+      <w:r>
+        <w:t>My starting explanation</w:t>
+      </w:r>
+    </w:p>
+    <w:p>
+      <w:r>
+        <w:t>________________________________________________________________</w:t>
+      </w:r>
+    </w:p>
+    <w:p>
+      <w:r>
+        <w:t>________________________________________________________________</w:t>
+      </w:r>
+    </w:p>
+    <w:p>
+      <w:r>
+        <w:t>________________________________________________________________</w:t>
+      </w:r>
+    </w:p>
+    <w:p>
+      <w:pPr>
+        <w:pStyle w:val="Heading2"/>
+      </w:pPr>
+      <w:r>
+        <w:t>End goal</w:t>
+      </w:r>
+    </w:p>
+    <w:p>
+      <w:pPr>
+        <w:spacing w:line="336" w:lineRule="auto" w:after="180"/>
+      </w:pPr>
+      <w:r>
+        <w:rPr>
+          <w:b w:val="0"/>
+        </w:rPr>
+        <w:t>Explain finding primary research using the records and boundaries of this fictional investigation.</w:t>
+      </w:r>
+    </w:p>
+    <w:p>
+      <w:pPr>
+        <w:pStyle w:val="Heading2"/>
+      </w:pPr>
+      <w:r>
+        <w:t>Earlier wording, alternatives and picture transcripts · reference / check after trying</w:t>
+      </w:r>
+    </w:p>
+    <w:p>
+      <w:pPr>
+        <w:pStyle w:val="Heading3"/>
+      </w:pPr>
+      <w:r>
+        <w:t>Your learning target</w:t>
+      </w:r>
+    </w:p>
+    <w:p>
+      <w:pPr>
+        <w:pStyle w:val="Heading3"/>
+      </w:pPr>
+      <w:r>
+        <w:t>Remember before reading</w:t>
+      </w:r>
+    </w:p>
+    <w:p>
+      <w:pPr>
         <w:spacing w:line="336" w:lineRule="auto" w:after="180"/>
       </w:pPr>
       <w:r>
@@ -218,13 +305,653 @@
     </w:p>
     <w:p>
       <w:pPr>
+        <w:pStyle w:val="Heading3"/>
+      </w:pPr>
+      <w:r>
+        <w:t>This week’s end goal</w:t>
+      </w:r>
+    </w:p>
+    <w:p>
+      <w:pPr>
+        <w:pStyle w:val="Heading1"/>
+      </w:pPr>
+      <w:r>
+        <w:t>02. Distinguish source type, identity and inspected evidence</w:t>
+      </w:r>
+    </w:p>
+    <w:p>
+      <w:r>
+        <w:t>A citation should let another reader locate the actual supporting statement.</w:t>
+      </w:r>
+    </w:p>
+    <w:p>
+      <w:pPr>
+        <w:pStyle w:val="Heading2"/>
+      </w:pPr>
+      <w:r>
+        <w:t>Begin with a newsletter and conflicting original counts</w:t>
+      </w:r>
+    </w:p>
+    <w:p>
+      <w:pPr>
         <w:spacing w:line="336" w:lineRule="auto" w:after="180"/>
       </w:pPr>
       <w:r>
         <w:rPr>
           <w:b w:val="0"/>
         </w:rPr>
-        <w:t xml:space="preserve">Recall Reading a research claim. Explain why a recorded result needs its </w:t>
+        <w:t>Imagine a school newsletter says a study used one hundred cases, but its original methods describe forty. A later revised record says sixty. Do not pick the biggest number or combine them into a new count. Identify which document supports the claim and record its version and location. Primary research reports the study’s own work; it still needs scrutiny.</w:t>
+      </w:r>
+    </w:p>
+    <w:p>
+      <w:pPr>
+        <w:spacing w:line="336" w:lineRule="auto" w:after="180"/>
+      </w:pPr>
+      <w:r>
+        <w:rPr>
+          <w:b w:val="0"/>
+        </w:rPr>
+        <w:t>If the original is unavailable, label the summary as a secondary, unverified account rather than pretending to have inspected it.</w:t>
+      </w:r>
+    </w:p>
+    <w:p>
+      <w:pPr>
+        <w:pStyle w:val="Heading2"/>
+      </w:pPr>
+      <w:r>
+        <w:t>Define primary research and summary discovery</w:t>
+      </w:r>
+    </w:p>
+    <w:p>
+      <w:pPr>
+        <w:spacing w:line="336" w:lineRule="auto" w:after="180"/>
+      </w:pPr>
+      <w:r>
+        <w:rPr>
+          <w:b w:val="0"/>
+        </w:rPr>
+        <w:t xml:space="preserve">Primary research presents a study's own methods and results. A summary can help discovery but should not replace inspection of the original </w:t>
+      </w:r>
+      <w:r>
+        <w:rPr>
+          <w:b/>
+        </w:rPr>
+        <w:t>evidence</w:t>
+      </w:r>
+      <w:r>
+        <w:rPr>
+          <w:b w:val="0"/>
+        </w:rPr>
+        <w:t>.</w:t>
+      </w:r>
+    </w:p>
+    <w:p>
+      <w:pPr>
+        <w:pStyle w:val="Heading2"/>
+      </w:pPr>
+      <w:r>
+        <w:t>Complete source-record contract</w:t>
+      </w:r>
+    </w:p>
+    <w:tbl>
+      <w:tblPr>
+        <w:tblStyle w:val="LightShading-Accent1"/>
+        <w:tblW w:type="auto" w:w="0"/>
+        <w:tblLook w:firstColumn="1" w:firstRow="1" w:lastColumn="0" w:lastRow="0" w:noHBand="0" w:noVBand="1" w:val="04A0"/>
+      </w:tblPr>
+      <w:tblGrid>
+        <w:gridCol w:w="5112"/>
+        <w:gridCol w:w="5112"/>
+      </w:tblGrid>
+      <w:tr>
+        <w:trPr>
+          <w:tblHeader/>
+        </w:trPr>
+        <w:tc>
+          <w:tcPr>
+            <w:tcW w:type="dxa" w:w="5112"/>
+          </w:tcPr>
+          <w:p>
+            <w:r>
+              <w:t>Source-tracing requirement</w:t>
+            </w:r>
+          </w:p>
+        </w:tc>
+        <w:tc>
+          <w:tcPr>
+            <w:tcW w:type="dxa" w:w="5112"/>
+          </w:tcPr>
+          <w:p>
+            <w:r>
+              <w:t>Complete classroom meaning</w:t>
+            </w:r>
+          </w:p>
+        </w:tc>
+      </w:tr>
+      <w:tr>
+        <w:tc>
+          <w:tcPr>
+            <w:tcW w:type="dxa" w:w="5112"/>
+          </w:tcPr>
+          <w:p>
+            <w:r>
+              <w:t>Primary report</w:t>
+            </w:r>
+          </w:p>
+        </w:tc>
+        <w:tc>
+          <w:tcPr>
+            <w:tcW w:type="dxa" w:w="5112"/>
+          </w:tcPr>
+          <w:p>
+            <w:r>
+              <w:t>Study authors describe their own methods/results; originality alone does not establish quality</w:t>
+            </w:r>
+          </w:p>
+        </w:tc>
+      </w:tr>
+      <w:tr>
+        <w:tc>
+          <w:tcPr>
+            <w:tcW w:type="dxa" w:w="5112"/>
+          </w:tcPr>
+          <w:p>
+            <w:r>
+              <w:t>Secondary summary</w:t>
+            </w:r>
+          </w:p>
+        </w:tc>
+        <w:tc>
+          <w:tcPr>
+            <w:tcW w:type="dxa" w:w="5112"/>
+          </w:tcPr>
+          <w:p>
+            <w:r>
+              <w:t>Blog/search summary describes another report; useful discovery lead</w:t>
+            </w:r>
+          </w:p>
+        </w:tc>
+      </w:tr>
+      <w:tr>
+        <w:tc>
+          <w:tcPr>
+            <w:tcW w:type="dxa" w:w="5112"/>
+          </w:tcPr>
+          <w:p>
+            <w:r>
+              <w:t>Source record fields</w:t>
+            </w:r>
+          </w:p>
+        </w:tc>
+        <w:tc>
+          <w:tcPr>
+            <w:tcW w:type="dxa" w:w="5112"/>
+          </w:tcPr>
+          <w:p>
+            <w:r>
+              <w:t>Title, authors, version, date, identifier, access location and claim locator</w:t>
+            </w:r>
+          </w:p>
+        </w:tc>
+      </w:tr>
+      <w:tr>
+        <w:tc>
+          <w:tcPr>
+            <w:tcW w:type="dxa" w:w="5112"/>
+          </w:tcPr>
+          <w:p>
+            <w:r>
+              <w:t>Claim context</w:t>
+            </w:r>
+          </w:p>
+        </w:tc>
+        <w:tc>
+          <w:tcPr>
+            <w:tcW w:type="dxa" w:w="5112"/>
+          </w:tcPr>
+          <w:p>
+            <w:r>
+              <w:t>Dataset, metric, denominator, method and exact scoped result</w:t>
+            </w:r>
+          </w:p>
+        </w:tc>
+      </w:tr>
+      <w:tr>
+        <w:tc>
+          <w:tcPr>
+            <w:tcW w:type="dxa" w:w="5112"/>
+          </w:tcPr>
+          <w:p>
+            <w:r>
+              <w:t>Version discipline</w:t>
+            </w:r>
+          </w:p>
+        </w:tc>
+        <w:tc>
+          <w:tcPr>
+            <w:tcW w:type="dxa" w:w="5112"/>
+          </w:tcPr>
+          <w:p>
+            <w:r>
+              <w:t>Keep original/revised records distinct; do not silently mix their counts or methods</w:t>
+            </w:r>
+          </w:p>
+        </w:tc>
+      </w:tr>
+      <w:tr>
+        <w:tc>
+          <w:tcPr>
+            <w:tcW w:type="dxa" w:w="5112"/>
+          </w:tcPr>
+          <w:p>
+            <w:r>
+              <w:t>Code and data</w:t>
+            </w:r>
+          </w:p>
+        </w:tc>
+        <w:tc>
+          <w:tcPr>
+            <w:tcW w:type="dxa" w:w="5112"/>
+          </w:tcPr>
+          <w:p>
+            <w:r>
+              <w:t>Separate artifacts with own versions/identifiers; neither automatically substitutes for the paper</w:t>
+            </w:r>
+          </w:p>
+        </w:tc>
+      </w:tr>
+      <w:tr>
+        <w:tc>
+          <w:tcPr>
+            <w:tcW w:type="dxa" w:w="5112"/>
+          </w:tcPr>
+          <w:p>
+            <w:r>
+              <w:t>Unavailable original</w:t>
+            </w:r>
+          </w:p>
+        </w:tc>
+        <w:tc>
+          <w:tcPr>
+            <w:tcW w:type="dxa" w:w="5112"/>
+          </w:tcPr>
+          <w:p>
+            <w:r>
+              <w:t>Record access gap and secondary status; no direct-primary verification claim</w:t>
+            </w:r>
+          </w:p>
+        </w:tc>
+      </w:tr>
+      <w:tr>
+        <w:tc>
+          <w:tcPr>
+            <w:tcW w:type="dxa" w:w="5112"/>
+          </w:tcPr>
+          <w:p>
+            <w:r>
+              <w:t>Exercise status</w:t>
+            </w:r>
+          </w:p>
+        </w:tc>
+        <w:tc>
+          <w:tcPr>
+            <w:tcW w:type="dxa" w:w="5112"/>
+          </w:tcPr>
+          <w:p>
+            <w:r>
+              <w:t>All document cards and identifiers below are fictional internal labels, not real papers/DOIs/URLs</w:t>
+            </w:r>
+          </w:p>
+        </w:tc>
+      </w:tr>
+      <w:tr>
+        <w:tc>
+          <w:tcPr>
+            <w:tcW w:type="dxa" w:w="5112"/>
+          </w:tcPr>
+          <w:p>
+            <w:r>
+              <w:t>Missing original data</w:t>
+            </w:r>
+          </w:p>
+        </w:tc>
+        <w:tc>
+          <w:tcPr>
+            <w:tcW w:type="dxa" w:w="5112"/>
+          </w:tcPr>
+          <w:p>
+            <w:r>
+              <w:t>A reported count can be attributed to its version without claiming an independent raw-data audit</w:t>
+            </w:r>
+          </w:p>
+        </w:tc>
+      </w:tr>
+    </w:tbl>
+    <w:p>
+      <w:pPr>
+        <w:pStyle w:val="Heading2"/>
+      </w:pPr>
+      <w:r>
+        <w:t>Name supplied and missing evidence</w:t>
+      </w:r>
+    </w:p>
+    <w:p>
+      <w:pPr>
+        <w:pStyle w:val="Heading3"/>
+      </w:pPr>
+      <w:r>
+        <w:t>List the given facts and one fact that is not supplied.</w:t>
+      </w:r>
+    </w:p>
+    <w:p>
+      <w:r>
+        <w:t>________________________________________________________________</w:t>
+      </w:r>
+    </w:p>
+    <w:p>
+      <w:r>
+        <w:t>________________________________________________________________</w:t>
+      </w:r>
+    </w:p>
+    <w:p>
+      <w:r>
+        <w:t>________________________________________________________________</w:t>
+      </w:r>
+    </w:p>
+    <w:p>
+      <w:pPr>
+        <w:pStyle w:val="Heading2"/>
+      </w:pPr>
+      <w:r>
+        <w:t>Earlier wording, alternatives and picture transcripts · reference / check after trying</w:t>
+      </w:r>
+    </w:p>
+    <w:p>
+      <w:pPr>
+        <w:spacing w:line="336" w:lineRule="auto" w:after="180"/>
+      </w:pPr>
+      <w:r>
+        <w:rPr>
+          <w:b w:val="0"/>
+        </w:rPr>
+        <w:t>Begin by writing the question the procedure is intended to answer. Identify the information already supplied, the information it will produce and the information still missing.</w:t>
+      </w:r>
+    </w:p>
+    <w:p>
+      <w:pPr>
+        <w:spacing w:line="336" w:lineRule="auto" w:after="180"/>
+      </w:pPr>
+      <w:r>
+        <w:rPr>
+          <w:b w:val="0"/>
+        </w:rPr>
+        <w:t>These are constructed classroom examples; they do not require live accounts, private records or an external service. Do not treat a plausible explanation as a measured outcome.</w:t>
+      </w:r>
+    </w:p>
+    <w:p>
+      <w:pPr>
+        <w:pStyle w:val="Heading1"/>
+      </w:pPr>
+      <w:r>
+        <w:t>03. Trace the conflicting counts through complete fictional source cards</w:t>
+      </w:r>
+    </w:p>
+    <w:p>
+      <w:r>
+        <w:t>Each number belongs to a particular document and locator.</w:t>
+      </w:r>
+    </w:p>
+    <w:p>
+      <w:pPr>
+        <w:pStyle w:val="Heading2"/>
+      </w:pPr>
+      <w:r>
+        <w:t>Original bibliographic and version procedure</w:t>
+      </w:r>
+    </w:p>
+    <w:p>
+      <w:pPr>
+        <w:spacing w:line="336" w:lineRule="auto" w:after="180"/>
+      </w:pPr>
+      <w:r>
+        <w:rPr>
+          <w:b w:val="0"/>
+        </w:rPr>
+        <w:t>Record title, authors, version, date, identifier and access location. Distinguish paper, code, data and commentary. Verify that a quoted claim belongs to the cited version.</w:t>
+      </w:r>
+    </w:p>
+    <w:p>
+      <w:pPr>
+        <w:pStyle w:val="Heading2"/>
+      </w:pPr>
+      <w:r>
+        <w:t>Complete original/revised/secondary practice cards</w:t>
+      </w:r>
+    </w:p>
+    <w:tbl>
+      <w:tblPr>
+        <w:tblStyle w:val="LightShading-Accent1"/>
+        <w:tblW w:type="auto" w:w="0"/>
+        <w:tblLook w:firstColumn="1" w:firstRow="1" w:lastColumn="0" w:lastRow="0" w:noHBand="0" w:noVBand="1" w:val="04A0"/>
+      </w:tblPr>
+      <w:tblGrid>
+        <w:gridCol w:w="3408"/>
+        <w:gridCol w:w="3408"/>
+        <w:gridCol w:w="3408"/>
+      </w:tblGrid>
+      <w:tr>
+        <w:trPr>
+          <w:tblHeader/>
+        </w:trPr>
+        <w:tc>
+          <w:tcPr>
+            <w:tcW w:type="dxa" w:w="3408"/>
+          </w:tcPr>
+          <w:p>
+            <w:r>
+              <w:t>Added fictional document card</w:t>
+            </w:r>
+          </w:p>
+        </w:tc>
+        <w:tc>
+          <w:tcPr>
+            <w:tcW w:type="dxa" w:w="3408"/>
+          </w:tcPr>
+          <w:p>
+            <w:r>
+              <w:t>Identity and access location</w:t>
+            </w:r>
+          </w:p>
+        </w:tc>
+        <w:tc>
+          <w:tcPr>
+            <w:tcW w:type="dxa" w:w="3408"/>
+          </w:tcPr>
+          <w:p>
+            <w:r>
+              <w:t>Supplied claim locator/content</w:t>
+            </w:r>
+          </w:p>
+        </w:tc>
+      </w:tr>
+      <w:tr>
+        <w:tc>
+          <w:tcPr>
+            <w:tcW w:type="dxa" w:w="3408"/>
+          </w:tcPr>
+          <w:p>
+            <w:r>
+              <w:t>Blog summary</w:t>
+            </w:r>
+          </w:p>
+        </w:tc>
+        <w:tc>
+          <w:tcPr>
+            <w:tcW w:type="dxa" w:w="3408"/>
+          </w:tcPr>
+          <w:p>
+            <w:r>
+              <w:t>Title “Room retrieval study overview”; author Fictional Newsletter Team; v1; classroom date 2026-01-03; ID BLOG-R; this table/card BLOG-R</w:t>
+            </w:r>
+          </w:p>
+        </w:tc>
+        <w:tc>
+          <w:tcPr>
+            <w:tcW w:type="dxa" w:w="3408"/>
+          </w:tcPr>
+          <w:p>
+            <w:r>
+              <w:t>Summary paragraph: study used 100 cases; no supporting primary locator supplied</w:t>
+            </w:r>
+          </w:p>
+        </w:tc>
+      </w:tr>
+      <w:tr>
+        <w:tc>
+          <w:tcPr>
+            <w:tcW w:type="dxa" w:w="3408"/>
+          </w:tcPr>
+          <w:p>
+            <w:r>
+              <w:t>Original study record</w:t>
+            </w:r>
+          </w:p>
+        </w:tc>
+        <w:tc>
+          <w:tcPr>
+            <w:tcW w:type="dxa" w:w="3408"/>
+          </w:tcPr>
+          <w:p>
+            <w:r>
+              <w:t>Title “Room Retrieval Pilot”; author Fictional Team R; v1; classroom date 2026-01-01; ID STUDY-R-v1; this table/card STUDY-R-v1</w:t>
+            </w:r>
+          </w:p>
+        </w:tc>
+        <w:tc>
+          <w:tcPr>
+            <w:tcW w:type="dxa" w:w="3408"/>
+          </w:tcPr>
+          <w:p>
+            <w:r>
+              <w:t>Methods §2: 40 constructed cases; raw case appendix not supplied in this lesson</w:t>
+            </w:r>
+          </w:p>
+        </w:tc>
+      </w:tr>
+      <w:tr>
+        <w:tc>
+          <w:tcPr>
+            <w:tcW w:type="dxa" w:w="3408"/>
+          </w:tcPr>
+          <w:p>
+            <w:r>
+              <w:t>Revised supplementary record</w:t>
+            </w:r>
+          </w:p>
+        </w:tc>
+        <w:tc>
+          <w:tcPr>
+            <w:tcW w:type="dxa" w:w="3408"/>
+          </w:tcPr>
+          <w:p>
+            <w:r>
+              <w:t>Title “Room Retrieval Pilot — revised supplement”; author Fictional Team R; v2; classroom date 2026-01-02; ID STUDY-R-v2; this table/card STUDY-R-v2</w:t>
+            </w:r>
+          </w:p>
+        </w:tc>
+        <w:tc>
+          <w:tcPr>
+            <w:tcW w:type="dxa" w:w="3408"/>
+          </w:tcPr>
+          <w:p>
+            <w:r>
+              <w:t>Revised methods §2: 60 constructed cases; reason/membership relation to v1 not supplied</w:t>
+            </w:r>
+          </w:p>
+        </w:tc>
+      </w:tr>
+      <w:tr>
+        <w:tc>
+          <w:tcPr>
+            <w:tcW w:type="dxa" w:w="3408"/>
+          </w:tcPr>
+          <w:p>
+            <w:r>
+              <w:t>Faithful versioned record</w:t>
+            </w:r>
+          </w:p>
+        </w:tc>
+        <w:tc>
+          <w:tcPr>
+            <w:tcW w:type="dxa" w:w="3408"/>
+          </w:tcPr>
+          <w:p>
+            <w:r>
+              <w:t>STUDY-R-v1 §2 → 40; STUDY-R-v2 §2 → 60</w:t>
+            </w:r>
+          </w:p>
+        </w:tc>
+        <w:tc>
+          <w:tcPr>
+            <w:tcW w:type="dxa" w:w="3408"/>
+          </w:tcPr>
+          <w:p>
+            <w:r>
+              <w:t>Blog’s 100 is unsupported by these supplied originals; do not add counts or infer disjoint cases</w:t>
+            </w:r>
+          </w:p>
+        </w:tc>
+      </w:tr>
+      <w:tr>
+        <w:tc>
+          <w:tcPr>
+            <w:tcW w:type="dxa" w:w="3408"/>
+          </w:tcPr>
+          <w:p>
+            <w:r>
+              <w:t>Remaining evidence gap</w:t>
+            </w:r>
+          </w:p>
+        </w:tc>
+        <w:tc>
+          <w:tcPr>
+            <w:tcW w:type="dxa" w:w="3408"/>
+          </w:tcPr>
+          <w:p>
+            <w:r>
+              <w:t>Raw case identities and revision explanation unavailable here</w:t>
+            </w:r>
+          </w:p>
+        </w:tc>
+        <w:tc>
+          <w:tcPr>
+            <w:tcW w:type="dxa" w:w="3408"/>
+          </w:tcPr>
+          <w:p>
+            <w:r>
+              <w:t>Attribution verified within supplied cards only; no independent raw-data or real-literature verification</w:t>
+            </w:r>
+          </w:p>
+        </w:tc>
+      </w:tr>
+    </w:tbl>
+    <w:p>
+      <w:pPr>
+        <w:pStyle w:val="Heading2"/>
+      </w:pPr>
+      <w:r>
+        <w:t>State what the cards do not supply</w:t>
+      </w:r>
+    </w:p>
+    <w:p>
+      <w:pPr>
+        <w:spacing w:line="336" w:lineRule="auto" w:after="180"/>
+      </w:pPr>
+      <w:r>
+        <w:rPr>
+          <w:b w:val="0"/>
+        </w:rPr>
+        <w:t xml:space="preserve">Before applying the procedure, write its units, denominator or decision boundary where relevant. A partner should be able to repeat each step using the same </w:t>
       </w:r>
       <w:r>
         <w:rPr>
@@ -236,50 +963,38 @@
         <w:rPr>
           <w:b w:val="0"/>
         </w:rPr>
-        <w:t xml:space="preserve"> conditions and </w:t>
+        <w:t>s.</w:t>
+      </w:r>
+    </w:p>
+    <w:p>
+      <w:pPr>
+        <w:spacing w:line="336" w:lineRule="auto" w:after="180"/>
+      </w:pPr>
+      <w:r>
+        <w:rPr>
+          <w:b w:val="0"/>
+        </w:rPr>
+        <w:t xml:space="preserve">If a required </w:t>
       </w:r>
       <w:r>
         <w:rPr>
           <w:b/>
         </w:rPr>
-        <w:t>evidence</w:t>
+        <w:t>input</w:t>
       </w:r>
       <w:r>
         <w:rPr>
           <w:b w:val="0"/>
         </w:rPr>
-        <w:t xml:space="preserve"> source before it can support a claim.</w:t>
-      </w:r>
-    </w:p>
-    <w:p>
-      <w:pPr>
-        <w:pStyle w:val="Heading3"/>
-      </w:pPr>
-      <w:r>
-        <w:t>My starting explanation</w:t>
-      </w:r>
-    </w:p>
-    <w:p>
-      <w:r>
-        <w:t>________________________________________________________________</w:t>
-      </w:r>
-    </w:p>
-    <w:p>
-      <w:r>
-        <w:t>________________________________________________________________</w:t>
-      </w:r>
-    </w:p>
-    <w:p>
-      <w:r>
-        <w:t>________________________________________________________________</w:t>
-      </w:r>
-    </w:p>
-    <w:p>
-      <w:pPr>
-        <w:pStyle w:val="Heading3"/>
-      </w:pPr>
-      <w:r>
-        <w:t>This week’s end goal</w:t>
+        <w:t xml:space="preserve"> is absent or violates the stated contract, record that condition explicitly instead of quietly replacing it with a convenient value.</w:t>
+      </w:r>
+    </w:p>
+    <w:p>
+      <w:pPr>
+        <w:pStyle w:val="Heading2"/>
+      </w:pPr>
+      <w:r>
+        <w:t>Explain the visual</w:t>
       </w:r>
     </w:p>
     <w:p>
@@ -290,112 +1005,27 @@
         <w:rPr>
           <w:b w:val="0"/>
         </w:rPr>
-        <w:t>Explain finding primary research using the records and boundaries of this fictional investigation.</w:t>
-      </w:r>
-    </w:p>
-    <w:p>
-      <w:pPr>
-        <w:pStyle w:val="Heading1"/>
-      </w:pPr>
-      <w:r>
-        <w:t>02. Notice the evidence</w:t>
-      </w:r>
-    </w:p>
-    <w:p>
-      <w:r>
-        <w:t>Investigate the supplied Finding primary research case. Separate observations, given facts and assumptions before choosing an explanation.</w:t>
-      </w:r>
-    </w:p>
-    <w:p>
-      <w:pPr>
-        <w:spacing w:line="336" w:lineRule="auto" w:after="180"/>
-      </w:pPr>
+        <w:t xml:space="preserve">Point to the </w:t>
+      </w:r>
+      <w:r>
+        <w:rPr>
+          <w:b/>
+        </w:rPr>
+        <w:t>input</w:t>
+      </w:r>
       <w:r>
         <w:rPr>
           <w:b w:val="0"/>
         </w:rPr>
-        <w:t xml:space="preserve">Primary research presents a study's own methods and results. A summary can help discovery but should not replace inspection of the original </w:t>
-      </w:r>
-      <w:r>
-        <w:rPr>
-          <w:b/>
-        </w:rPr>
-        <w:t>evidence</w:t>
-      </w:r>
-      <w:r>
-        <w:rPr>
-          <w:b w:val="0"/>
-        </w:rPr>
-        <w:t>.</w:t>
-      </w:r>
-    </w:p>
-    <w:p>
-      <w:pPr>
-        <w:spacing w:line="336" w:lineRule="auto" w:after="180"/>
-      </w:pPr>
-      <w:r>
-        <w:rPr>
-          <w:b w:val="0"/>
-        </w:rPr>
-        <w:t>Begin by writing the question the procedure is intended to answer. Identify the information already supplied, the information it will produce and the information still missing.</w:t>
-      </w:r>
-    </w:p>
-    <w:p>
-      <w:pPr>
-        <w:spacing w:line="336" w:lineRule="auto" w:after="180"/>
-      </w:pPr>
-      <w:r>
-        <w:rPr>
-          <w:b w:val="0"/>
-        </w:rPr>
-        <w:t>These are constructed classroom examples; they do not require live accounts, private records or an external service. Do not treat a plausible explanation as a measured outcome.</w:t>
-      </w:r>
-    </w:p>
-    <w:p>
-      <w:pPr>
-        <w:pStyle w:val="Heading3"/>
-      </w:pPr>
-      <w:r>
-        <w:t>List the given facts and one fact that is not supplied.</w:t>
-      </w:r>
-    </w:p>
-    <w:p>
-      <w:r>
-        <w:t>________________________________________________________________</w:t>
-      </w:r>
-    </w:p>
-    <w:p>
-      <w:r>
-        <w:t>________________________________________________________________</w:t>
-      </w:r>
-    </w:p>
-    <w:p>
-      <w:r>
-        <w:t>________________________________________________________________</w:t>
-      </w:r>
-    </w:p>
-    <w:p>
-      <w:pPr>
-        <w:pStyle w:val="Heading1"/>
-      </w:pPr>
-      <w:r>
-        <w:t>03. See how it works</w:t>
-      </w:r>
-    </w:p>
-    <w:p>
-      <w:r>
-        <w:t>Follow the mechanism for Finding primary research. Connect each labelled input, deciding step and result.</w:t>
-      </w:r>
-    </w:p>
-    <w:p>
-      <w:pPr>
-        <w:spacing w:line="336" w:lineRule="auto" w:after="180"/>
-      </w:pPr>
-      <w:r>
-        <w:rPr>
-          <w:b w:val="0"/>
-        </w:rPr>
-        <w:t>Record title, authors, version, date, identifier and access location. Distinguish paper, code, data and commentary. Verify that a quoted claim belongs to the cited version.</w:t>
+        <w:t>, the deciding step and the result in this week’s visual. Explain the same step in ordinary words. A picture helps when you can say what each part represents.</w:t>
+      </w:r>
+    </w:p>
+    <w:p>
+      <w:pPr>
+        <w:pStyle w:val="Heading2"/>
+      </w:pPr>
+      <w:r>
+        <w:t>Earlier wording, alternatives and picture transcripts · reference / check after trying</w:t>
       </w:r>
     </w:p>
     <w:p>
@@ -459,7 +1089,7 @@
           </w:tcPr>
           <w:p>
             <w:r>
-              <w:t>A blog says experiment had100 cases; original methods say40 and supplementary version says60 after revision.</w:t>
+              <w:t>A blog says experiment had 100 cases; original methods say 40 and supplementary version says 60 after revision.</w:t>
             </w:r>
           </w:p>
         </w:tc>
@@ -492,13 +1122,214 @@
     </w:p>
     <w:p>
       <w:pPr>
+        <w:pStyle w:val="Heading3"/>
+      </w:pPr>
+      <w:r>
+        <w:t>Connect the picture and the explanation</w:t>
+      </w:r>
+    </w:p>
+    <w:p>
+      <w:pPr>
+        <w:pStyle w:val="Heading1"/>
+      </w:pPr>
+      <w:r>
+        <w:t>04. Predict an unavailable original behind a remaining blog</w:t>
+      </w:r>
+    </w:p>
+    <w:p>
+      <w:r>
+        <w:t>Missing access does not make a summary primary evidence.</w:t>
+      </w:r>
+    </w:p>
+    <w:p>
+      <w:pPr>
+        <w:pStyle w:val="Heading2"/>
+      </w:pPr>
+      <w:r>
+        <w:t>Current task and response</w:t>
+      </w:r>
+    </w:p>
+    <w:p>
+      <w:pPr>
+        <w:pStyle w:val="ListBullet"/>
+      </w:pPr>
+      <w:r>
+        <w:t>A blog says experiment had 100 cases; original methods say 40 and supplementary version says 60 after revision. Show the intermediate steps and give the conclusion with its scope.</w:t>
+      </w:r>
+    </w:p>
+    <w:p>
+      <w:pPr>
+        <w:pStyle w:val="Heading3"/>
+      </w:pPr>
+      <w:r>
+        <w:t>Keep the procedure fixed. Explain what changed in the inputs and result.</w:t>
+      </w:r>
+    </w:p>
+    <w:p>
+      <w:r>
+        <w:t>________________________________________________________________</w:t>
+      </w:r>
+    </w:p>
+    <w:p>
+      <w:r>
+        <w:t>________________________________________________________________</w:t>
+      </w:r>
+    </w:p>
+    <w:p>
+      <w:r>
+        <w:t>________________________________________________________________</w:t>
+      </w:r>
+    </w:p>
+    <w:p>
+      <w:r>
+        <w:t>________________________________________________________________</w:t>
+      </w:r>
+    </w:p>
+    <w:p>
+      <w:r>
+        <w:t>________________________________________________________________</w:t>
+      </w:r>
+    </w:p>
+    <w:p>
+      <w:pPr>
+        <w:pStyle w:val="Heading2"/>
+      </w:pPr>
+      <w:r>
+        <w:t>Predict the unavailable-report change</w:t>
+      </w:r>
+    </w:p>
+    <w:p>
+      <w:pPr>
+        <w:pStyle w:val="ListBullet"/>
+      </w:pPr>
+      <w:r>
+        <w:t>Change: The original report is unavailable and only the blog remains.</w:t>
+      </w:r>
+    </w:p>
+    <w:p>
+      <w:pPr>
+        <w:pStyle w:val="Heading2"/>
+      </w:pPr>
+      <w:r>
+        <w:t>Check after predicting · reference / check after trying</w:t>
+      </w:r>
+    </w:p>
+    <w:p>
+      <w:pPr>
         <w:spacing w:line="336" w:lineRule="auto" w:after="180"/>
       </w:pPr>
+      <w:r>
+        <w:rPr>
+          <w:b/>
+        </w:rPr>
+        <w:t>Prediction</w:t>
+      </w:r>
       <w:r>
         <w:rPr>
           <w:b w:val="0"/>
         </w:rPr>
-        <w:t xml:space="preserve">Before applying the procedure, write its units, denominator or decision boundary where relevant. A partner should be able to repeat each step using the same </w:t>
+        <w:t>: Mark the measurement as unverified rather than filling in absent methods.</w:t>
+      </w:r>
+    </w:p>
+    <w:p>
+      <w:pPr>
+        <w:spacing w:line="336" w:lineRule="auto" w:after="180"/>
+      </w:pPr>
+      <w:r>
+        <w:rPr>
+          <w:b w:val="0"/>
+        </w:rPr>
+        <w:t>Reason: The summary cannot supply details that have not been inspected.</w:t>
+      </w:r>
+    </w:p>
+    <w:p>
+      <w:pPr>
+        <w:pStyle w:val="Heading2"/>
+      </w:pPr>
+      <w:r>
+        <w:t>Earlier wording, alternatives and picture transcripts · reference / check after trying</w:t>
+      </w:r>
+    </w:p>
+    <w:p>
+      <w:pPr>
+        <w:pStyle w:val="Heading3"/>
+      </w:pPr>
+      <w:r>
+        <w:t>Compare a familiar case with a changed case</w:t>
+      </w:r>
+    </w:p>
+    <w:p>
+      <w:pPr>
+        <w:pStyle w:val="Heading3"/>
+      </w:pPr>
+      <w:r>
+        <w:t>Change one thing in the pictured case</w:t>
+      </w:r>
+    </w:p>
+    <w:p>
+      <w:pPr>
+        <w:pStyle w:val="Heading1"/>
+      </w:pPr>
+      <w:r>
+        <w:t>06. Read the original task-set result behind the reliability headline</w:t>
+      </w:r>
+    </w:p>
+    <w:p>
+      <w:r>
+        <w:t>Keep an attributed report result distinct from general reliability and direct reanalysis.</w:t>
+      </w:r>
+    </w:p>
+    <w:p>
+      <w:pPr>
+        <w:pStyle w:val="Heading2"/>
+      </w:pPr>
+      <w:r>
+        <w:t>Main conflicting-version case and checked repair</w:t>
+      </w:r>
+    </w:p>
+    <w:p>
+      <w:pPr>
+        <w:spacing w:line="336" w:lineRule="auto" w:after="180"/>
+      </w:pPr>
+      <w:r>
+        <w:rPr>
+          <w:b w:val="0"/>
+        </w:rPr>
+        <w:t>A blog says experiment had 100 cases; original methods say 40 and supplementary version says 60 after revision.</w:t>
+      </w:r>
+    </w:p>
+    <w:p>
+      <w:pPr>
+        <w:spacing w:line="336" w:lineRule="auto" w:after="180"/>
+      </w:pPr>
+      <w:r>
+        <w:rPr>
+          <w:b w:val="0"/>
+        </w:rPr>
+        <w:t>Track versions and use the correct original record for the claim. The blog is secondary; the two original versions must not be merged silently.</w:t>
+      </w:r>
+    </w:p>
+    <w:p>
+      <w:pPr>
+        <w:spacing w:line="336" w:lineRule="auto" w:after="180"/>
+      </w:pPr>
+      <w:r>
+        <w:rPr>
+          <w:b w:val="0"/>
+        </w:rPr>
+        <w:t xml:space="preserve">Compare the intermediate </w:t>
+      </w:r>
+      <w:r>
+        <w:rPr>
+          <w:b/>
+        </w:rPr>
+        <w:t>evidence</w:t>
+      </w:r>
+      <w:r>
+        <w:rPr>
+          <w:b w:val="0"/>
+        </w:rPr>
+        <w:t xml:space="preserve"> with the final statement. Explain why each number or decision follows from the stated </w:t>
       </w:r>
       <w:r>
         <w:rPr>
@@ -521,7 +1352,7 @@
         <w:rPr>
           <w:b w:val="0"/>
         </w:rPr>
-        <w:t xml:space="preserve">If a required </w:t>
+        <w:t xml:space="preserve">The conclusion belongs to this scenario and procedure; changing the </w:t>
       </w:r>
       <w:r>
         <w:rPr>
@@ -533,15 +1364,15 @@
         <w:rPr>
           <w:b w:val="0"/>
         </w:rPr>
-        <w:t xml:space="preserve"> is absent or violates the stated contract, record that condition explicitly instead of quietly replacing it with a convenient value.</w:t>
-      </w:r>
-    </w:p>
-    <w:p>
-      <w:pPr>
-        <w:pStyle w:val="Heading3"/>
-      </w:pPr>
-      <w:r>
-        <w:t>Connect the picture and the explanation</w:t>
+        <w:t>s, evaluation population or authority can change what it establishes. Retain the raw record so a later revision can be compared honestly.</w:t>
+      </w:r>
+    </w:p>
+    <w:p>
+      <w:pPr>
+        <w:pStyle w:val="Heading2"/>
+      </w:pPr>
+      <w:r>
+        <w:t>Separate benchmark report identity and exact scoped result</w:t>
       </w:r>
     </w:p>
     <w:p>
@@ -552,40 +1383,18 @@
         <w:rPr>
           <w:b w:val="0"/>
         </w:rPr>
-        <w:t xml:space="preserve">Point to the </w:t>
-      </w:r>
-      <w:r>
-        <w:rPr>
-          <w:b/>
-        </w:rPr>
-        <w:t>input</w:t>
-      </w:r>
+        <w:t>Find the source behind a summary. A blog describes a fictional benchmark improvement and links an original study report.</w:t>
+      </w:r>
+    </w:p>
+    <w:p>
+      <w:pPr>
+        <w:spacing w:line="336" w:lineRule="auto" w:after="180"/>
+      </w:pPr>
       <w:r>
         <w:rPr>
           <w:b w:val="0"/>
         </w:rPr>
-        <w:t>, the deciding step and the result in this week’s visual. Explain the same step in ordinary words. A picture helps when you can say what each part represents.</w:t>
-      </w:r>
-    </w:p>
-    <w:p>
-      <w:pPr>
-        <w:pStyle w:val="Heading1"/>
-      </w:pPr>
-      <w:r>
-        <w:t>04. Compare the cases</w:t>
-      </w:r>
-    </w:p>
-    <w:p>
-      <w:r>
-        <w:t>Compare the supplied cases for Finding primary research. Identify the detail that changes the conclusion.</w:t>
-      </w:r>
-    </w:p>
-    <w:p>
-      <w:pPr>
-        <w:pStyle w:val="Heading3"/>
-      </w:pPr>
-      <w:r>
-        <w:t>Compare a familiar case with a changed case</w:t>
+        <w:t>Blog says "90% reliable". Original report records 9/10 correct on one fixed fictional task set and describes its labels.</w:t>
       </w:r>
     </w:p>
     <w:p>
@@ -596,127 +1405,18 @@
         <w:rPr>
           <w:b w:val="0"/>
         </w:rPr>
-        <w:t>A blog says experiment had100 cases; original methods say40 and supplementary version says60 after revision. Show the intermediate steps and give the conclusion with its scope.</w:t>
-      </w:r>
-    </w:p>
-    <w:p>
-      <w:pPr>
-        <w:pStyle w:val="Heading3"/>
-      </w:pPr>
-      <w:r>
-        <w:t>Keep the procedure fixed. Explain what changed in the inputs and result.</w:t>
-      </w:r>
-    </w:p>
-    <w:p>
-      <w:r>
-        <w:t>________________________________________________________________</w:t>
-      </w:r>
-    </w:p>
-    <w:p>
-      <w:r>
-        <w:t>________________________________________________________________</w:t>
-      </w:r>
-    </w:p>
-    <w:p>
-      <w:r>
-        <w:t>________________________________________________________________</w:t>
-      </w:r>
-    </w:p>
-    <w:p>
-      <w:r>
-        <w:t>________________________________________________________________</w:t>
-      </w:r>
-    </w:p>
-    <w:p>
-      <w:r>
-        <w:t>________________________________________________________________</w:t>
-      </w:r>
-    </w:p>
-    <w:p>
-      <w:pPr>
-        <w:pStyle w:val="Heading3"/>
-      </w:pPr>
-      <w:r>
-        <w:t>Change one thing in the pictured case</w:t>
-      </w:r>
-    </w:p>
-    <w:p>
-      <w:pPr>
-        <w:pStyle w:val="Heading3"/>
-      </w:pPr>
-      <w:r>
-        <w:t>Change one thing</w:t>
+        <w:t>The picture is a separate fictional ten-case report. Its blog says “90% reliable”; the original records 9/10 correct on one fixed task set and describes the labels. A faithful claim is “the report records nine correct out of ten on its stated cases, ” with exact version and table reference, not general reliability.</w:t>
       </w:r>
     </w:p>
     <w:p>
       <w:pPr>
         <w:spacing w:line="336" w:lineRule="auto" w:after="180"/>
-        <w:shd w:fill="F5F1FB"/>
       </w:pPr>
       <w:r>
         <w:rPr>
           <w:b w:val="0"/>
         </w:rPr>
-        <w:t>Change: The original report is unavailable and only the blog remains.</w:t>
-      </w:r>
-    </w:p>
-    <w:p>
-      <w:pPr>
-        <w:pStyle w:val="Heading3"/>
-      </w:pPr>
-      <w:r>
-        <w:t>Predicted result</w:t>
-      </w:r>
-    </w:p>
-    <w:p>
-      <w:pPr>
-        <w:spacing w:line="336" w:lineRule="auto" w:after="180"/>
-        <w:shd w:fill="F1F6FC"/>
-      </w:pPr>
-      <w:r>
-        <w:rPr>
-          <w:b/>
-        </w:rPr>
-        <w:t>Prediction</w:t>
-      </w:r>
-      <w:r>
-        <w:rPr>
-          <w:b w:val="0"/>
-        </w:rPr>
-        <w:t>: Mark the measurement as unverified rather than filling in absent methods.</w:t>
-      </w:r>
-    </w:p>
-    <w:p>
-      <w:pPr>
-        <w:pStyle w:val="Heading3"/>
-      </w:pPr>
-      <w:r>
-        <w:t>Why the result follows</w:t>
-      </w:r>
-    </w:p>
-    <w:p>
-      <w:pPr>
-        <w:spacing w:line="336" w:lineRule="auto" w:after="180"/>
-        <w:shd w:fill="F1F6FC"/>
-      </w:pPr>
-      <w:r>
-        <w:rPr>
-          <w:b w:val="0"/>
-        </w:rPr>
-        <w:t>Reason: The summary cannot supply details that have not been inspected.</w:t>
-      </w:r>
-    </w:p>
-    <w:p>
-      <w:pPr>
-        <w:pStyle w:val="Heading1"/>
-      </w:pPr>
-      <w:r>
-        <w:t>05. Words that unlock the idea</w:t>
-      </w:r>
-    </w:p>
-    <w:p>
-      <w:r>
-        <w:t>Use the vocabulary of Finding primary research to explain a concrete decision, rather than only memorising definitions.</w:t>
+        <w:t>For this practice, use fictional report ID BENCH-v1, version 1, results Table 1 and methods §2 as supplied locators, not a real citation. If that original is unavailable, keep the blog claim marked secondary and primary result unverified. Do not say you opened or inspected missing methods, and do not infer raw records from the percentage alone.</w:t>
       </w:r>
     </w:p>
     <w:tbl>
@@ -739,7 +1439,7 @@
           </w:tcPr>
           <w:p>
             <w:r>
-              <w:t>Word</w:t>
+              <w:t>Separate fictional picture card</w:t>
             </w:r>
           </w:p>
         </w:tc>
@@ -749,7 +1449,7 @@
           </w:tcPr>
           <w:p>
             <w:r>
-              <w:t>Meaning</w:t>
+              <w:t>Supplied report detail</w:t>
             </w:r>
           </w:p>
         </w:tc>
@@ -761,7 +1461,7 @@
           </w:tcPr>
           <w:p>
             <w:r>
-              <w:t>Primary source</w:t>
+              <w:t>Identity</w:t>
             </w:r>
           </w:p>
         </w:tc>
@@ -771,7 +1471,7 @@
           </w:tcPr>
           <w:p>
             <w:r>
-              <w:t>A record reporting its own study</w:t>
+              <w:t>Title “Fixed Task Benchmark Note”; author Fictional Team B; version 1; classroom date 2026-02-01; ID BENCH-v1</w:t>
             </w:r>
           </w:p>
         </w:tc>
@@ -783,7 +1483,7 @@
           </w:tcPr>
           <w:p>
             <w:r>
-              <w:t>Version identifier</w:t>
+              <w:t>Location</w:t>
             </w:r>
           </w:p>
         </w:tc>
@@ -793,7 +1493,7 @@
           </w:tcPr>
           <w:p>
             <w:r>
-              <w:t>A label distinguishing revisions</w:t>
+              <w:t>This supplied picture/card; methods §2 and results Table 1 are fictional locators</w:t>
             </w:r>
           </w:p>
         </w:tc>
@@ -805,7 +1505,7 @@
           </w:tcPr>
           <w:p>
             <w:r>
-              <w:t>Secondary source</w:t>
+              <w:t>Methods §2</w:t>
             </w:r>
           </w:p>
         </w:tc>
@@ -815,7 +1515,73 @@
           </w:tcPr>
           <w:p>
             <w:r>
-              <w:t>A summary or interpretation of another source</w:t>
+              <w:t>Ten fixed fictional tasks with supplied correct-answer labels</w:t>
+            </w:r>
+          </w:p>
+        </w:tc>
+      </w:tr>
+      <w:tr>
+        <w:tc>
+          <w:tcPr>
+            <w:tcW w:type="dxa" w:w="5112"/>
+          </w:tcPr>
+          <w:p>
+            <w:r>
+              <w:t>Results Table 1</w:t>
+            </w:r>
+          </w:p>
+        </w:tc>
+        <w:tc>
+          <w:tcPr>
+            <w:tcW w:type="dxa" w:w="5112"/>
+          </w:tcPr>
+          <w:p>
+            <w:r>
+              <w:t>Nine correct / ten tasks = 90% on this task set</w:t>
+            </w:r>
+          </w:p>
+        </w:tc>
+      </w:tr>
+      <w:tr>
+        <w:tc>
+          <w:tcPr>
+            <w:tcW w:type="dxa" w:w="5112"/>
+          </w:tcPr>
+          <w:p>
+            <w:r>
+              <w:t>Secondary blog</w:t>
+            </w:r>
+          </w:p>
+        </w:tc>
+        <w:tc>
+          <w:tcPr>
+            <w:tcW w:type="dxa" w:w="5112"/>
+          </w:tcPr>
+          <w:p>
+            <w:r>
+              <w:t>Headline “90% reliable” omits task-set scope</w:t>
+            </w:r>
+          </w:p>
+        </w:tc>
+      </w:tr>
+      <w:tr>
+        <w:tc>
+          <w:tcPr>
+            <w:tcW w:type="dxa" w:w="5112"/>
+          </w:tcPr>
+          <w:p>
+            <w:r>
+              <w:t>Unavailable-original variant</w:t>
+            </w:r>
+          </w:p>
+        </w:tc>
+        <w:tc>
+          <w:tcPr>
+            <w:tcW w:type="dxa" w:w="5112"/>
+          </w:tcPr>
+          <w:p>
+            <w:r>
+              <w:t>Only secondary headline accessible; methods/results verification not performed</w:t>
             </w:r>
           </w:p>
         </w:tc>
@@ -823,202 +1589,18 @@
     </w:tbl>
     <w:p>
       <w:pPr>
-        <w:pStyle w:val="Heading3"/>
-      </w:pPr>
-      <w:r>
-        <w:t>Use two terms to explain a step in this week’s example.</w:t>
-      </w:r>
-    </w:p>
-    <w:p>
-      <w:r>
-        <w:t>________________________________________________________________</w:t>
-      </w:r>
-    </w:p>
-    <w:p>
-      <w:r>
-        <w:t>________________________________________________________________</w:t>
-      </w:r>
-    </w:p>
-    <w:p>
-      <w:r>
-        <w:t>________________________________________________________________</w:t>
-      </w:r>
-    </w:p>
-    <w:p>
-      <w:pPr>
-        <w:pStyle w:val="Heading1"/>
-      </w:pPr>
-      <w:r>
-        <w:t>06. Follow a worked example</w:t>
-      </w:r>
-    </w:p>
-    <w:p>
-      <w:r>
-        <w:t>Follow the worked trace for Finding primary research, predict a step, then compare with its explanation.</w:t>
-      </w:r>
-    </w:p>
-    <w:p>
-      <w:pPr>
-        <w:spacing w:line="336" w:lineRule="auto" w:after="180"/>
-      </w:pPr>
-      <w:r>
-        <w:rPr>
-          <w:b w:val="0"/>
-        </w:rPr>
-        <w:t>A blog says experiment had100 cases; original methods say40 and supplementary version says60 after revision.</w:t>
-      </w:r>
-    </w:p>
-    <w:p>
-      <w:pPr>
-        <w:spacing w:line="336" w:lineRule="auto" w:after="180"/>
-      </w:pPr>
-      <w:r>
-        <w:rPr>
-          <w:b w:val="0"/>
-        </w:rPr>
-        <w:t>Track versions and use the correct original record for the claim. The blog is secondary; the two original versions must not be merged silently.</w:t>
-      </w:r>
-    </w:p>
-    <w:p>
-      <w:pPr>
-        <w:pStyle w:val="Heading3"/>
-      </w:pPr>
-      <w:r>
-        <w:t>Worked explanation · Finding primary research</w:t>
-      </w:r>
-    </w:p>
-    <w:p>
-      <w:pPr>
-        <w:spacing w:line="336" w:lineRule="auto" w:after="180"/>
-        <w:shd w:fill="F1F6FC"/>
-      </w:pPr>
-      <w:r>
-        <w:rPr>
-          <w:b w:val="0"/>
-        </w:rPr>
-        <w:t xml:space="preserve">Compare the intermediate </w:t>
-      </w:r>
-      <w:r>
-        <w:rPr>
-          <w:b/>
-        </w:rPr>
-        <w:t>evidence</w:t>
-      </w:r>
-      <w:r>
-        <w:rPr>
-          <w:b w:val="0"/>
-        </w:rPr>
-        <w:t xml:space="preserve"> with the final statement. Explain why each number or decision follows from the stated </w:t>
-      </w:r>
-      <w:r>
-        <w:rPr>
-          <w:b/>
-        </w:rPr>
-        <w:t>input</w:t>
-      </w:r>
-      <w:r>
-        <w:rPr>
-          <w:b w:val="0"/>
-        </w:rPr>
-        <w:t>s.</w:t>
-      </w:r>
-    </w:p>
-    <w:p>
-      <w:pPr>
-        <w:spacing w:line="336" w:lineRule="auto" w:after="180"/>
-        <w:shd w:fill="F1F6FC"/>
-      </w:pPr>
-      <w:r>
-        <w:rPr>
-          <w:b w:val="0"/>
-        </w:rPr>
-        <w:t xml:space="preserve">The conclusion belongs to this scenario and procedure; changing the </w:t>
-      </w:r>
-      <w:r>
-        <w:rPr>
-          <w:b/>
-        </w:rPr>
-        <w:t>input</w:t>
-      </w:r>
-      <w:r>
-        <w:rPr>
-          <w:b w:val="0"/>
-        </w:rPr>
-        <w:t>s, evaluation population or authority can change what it establishes. Retain the raw record so a later revision can be compared honestly.</w:t>
-      </w:r>
-    </w:p>
-    <w:p>
-      <w:pPr>
-        <w:pStyle w:val="Heading3"/>
-      </w:pPr>
-      <w:r>
-        <w:t>Learn from the worked case</w:t>
-      </w:r>
-    </w:p>
-    <w:p>
-      <w:pPr>
-        <w:spacing w:line="336" w:lineRule="auto" w:after="180"/>
-      </w:pPr>
-      <w:r>
-        <w:rPr>
-          <w:b w:val="0"/>
-        </w:rPr>
-        <w:t>Cover the result before checking it. Say what is given, choose the procedure, and follow one step at a time. Then uncover the result and explain your first mismatch. Ask why a step is allowed, not only what number it produces.</w:t>
-      </w:r>
-    </w:p>
-    <w:p>
-      <w:pPr>
-        <w:pStyle w:val="Heading3"/>
-      </w:pPr>
-      <w:r>
-        <w:t>A pictorial worked case: Finding primary research</w:t>
-      </w:r>
-    </w:p>
-    <w:p>
-      <w:pPr>
-        <w:spacing w:line="336" w:lineRule="auto" w:after="180"/>
-      </w:pPr>
-      <w:r>
-        <w:rPr>
-          <w:b w:val="0"/>
-        </w:rPr>
-        <w:t>Find the source behind a summary. A blog describes a fictional benchmark improvement and links an original study report.</w:t>
-      </w:r>
-    </w:p>
-    <w:p>
-      <w:pPr>
-        <w:pStyle w:val="Heading3"/>
-      </w:pPr>
-      <w:r>
-        <w:t>The facts we will use</w:t>
-      </w:r>
-    </w:p>
-    <w:p>
-      <w:pPr>
-        <w:pStyle w:val="Heading3"/>
-      </w:pPr>
-      <w:r>
-        <w:t>Supplied facts</w:t>
-      </w:r>
-    </w:p>
-    <w:p>
-      <w:pPr>
-        <w:spacing w:line="336" w:lineRule="auto" w:after="180"/>
-        <w:shd w:fill="F1F6FC"/>
-      </w:pPr>
-      <w:r>
-        <w:rPr>
-          <w:b w:val="0"/>
-        </w:rPr>
-        <w:t>Blog says "90% reliable". Original report records 9/10 correct on one fixed fictional task set and describes its labels.</w:t>
+        <w:pStyle w:val="Heading2"/>
+      </w:pPr>
+      <w:r>
+        <w:t>Trace primary record, methods/results and locator</w:t>
       </w:r>
     </w:p>
     <w:p>
       <w:r>
         <w:drawing>
           <wp:inline xmlns:a="http://schemas.openxmlformats.org/drawingml/2006/main" xmlns:pic="http://schemas.openxmlformats.org/drawingml/2006/picture">
-            <wp:extent cx="5486400" cy="5225143"/>
-            <wp:docPr id="1" name="Picture 1" descr="Finding primary research. Follow the primary link: Open the original report rather than treating the blog as the measurement.. Locate methods and results: Identify the ten cases, labels and nine correct results.. Record source details: Keep report version and page or table reference with the exact scoped result."/>
+            <wp:extent cx="5486400" cy="3182112"/>
+            <wp:docPr id="1" name="Picture 1" descr="Follow the primary link: Open the original report rather than treating the blog as the measurement. → Locate methods and results: Identify the ten cases, labels and nine correct results. → Record source details: Keep report version and page or table reference with the exact scoped result."/>
             <wp:cNvGraphicFramePr>
               <a:graphicFrameLocks noChangeAspect="1"/>
             </wp:cNvGraphicFramePr>
@@ -1026,7 +1608,7 @@
               <a:graphicData uri="http://schemas.openxmlformats.org/drawingml/2006/picture">
                 <pic:pic>
                   <pic:nvPicPr>
-                    <pic:cNvPr id="0" name="academy-visual-ai-7-3.png"/>
+                    <pic:cNvPr id="0" name="academy-story-ai-7-3-02.png"/>
                     <pic:cNvPicPr/>
                   </pic:nvPicPr>
                   <pic:blipFill>
@@ -1038,7 +1620,7 @@
                   <pic:spPr>
                     <a:xfrm>
                       <a:off x="0" y="0"/>
-                      <a:ext cx="5486400" cy="5225143"/>
+                      <a:ext cx="5486400" cy="3182112"/>
                     </a:xfrm>
                     <a:prstGeom prst="rect"/>
                   </pic:spPr>
@@ -1166,24 +1748,7 @@
     </w:p>
     <w:p>
       <w:pPr>
-        <w:pStyle w:val="Heading3"/>
-      </w:pPr>
-      <w:r>
-        <w:t>Why this result follows</w:t>
-      </w:r>
-    </w:p>
-    <w:p>
-      <w:pPr>
-        <w:pStyle w:val="Heading3"/>
-      </w:pPr>
-      <w:r>
-        <w:t>Why the result follows</w:t>
-      </w:r>
-    </w:p>
-    <w:p>
-      <w:pPr>
         <w:spacing w:line="336" w:lineRule="auto" w:after="180"/>
-        <w:shd w:fill="F1F6FC"/>
       </w:pPr>
       <w:r>
         <w:rPr>
@@ -1206,30 +1771,113 @@
     </w:p>
     <w:p>
       <w:pPr>
+        <w:pStyle w:val="Heading2"/>
+      </w:pPr>
+      <w:r>
+        <w:t>Predict only the blog remains</w:t>
+      </w:r>
+    </w:p>
+    <w:p>
+      <w:pPr>
+        <w:pStyle w:val="ListBullet"/>
+      </w:pPr>
+      <w:r>
+        <w:t>Change one thing: The original report is unavailable and only the blog remains. Predict the result before checking the explanation. What remains the same?</w:t>
+      </w:r>
+    </w:p>
+    <w:p>
+      <w:pPr>
+        <w:pStyle w:val="Heading2"/>
+      </w:pPr>
+      <w:r>
+        <w:t>Check after predicting · reference / check after trying</w:t>
+      </w:r>
+    </w:p>
+    <w:p>
+      <w:r>
+        <w:drawing>
+          <wp:inline xmlns:a="http://schemas.openxmlformats.org/drawingml/2006/main" xmlns:pic="http://schemas.openxmlformats.org/drawingml/2006/picture">
+            <wp:extent cx="5486400" cy="3026664"/>
+            <wp:docPr id="2" name="Picture 2" descr="Original case: Keep report version and page or table reference with the exact scoped result. Changed condition: The original report is unavailable and only the blog remains. Expected result: Mark the measurement as unverified rather than filling in absent methods. Reason: The summary cannot supply details that have not been inspected."/>
+            <wp:cNvGraphicFramePr>
+              <a:graphicFrameLocks noChangeAspect="1"/>
+            </wp:cNvGraphicFramePr>
+            <a:graphic>
+              <a:graphicData uri="http://schemas.openxmlformats.org/drawingml/2006/picture">
+                <pic:pic>
+                  <pic:nvPicPr>
+                    <pic:cNvPr id="0" name="academy-story-ai-7-3-04.png"/>
+                    <pic:cNvPicPr/>
+                  </pic:nvPicPr>
+                  <pic:blipFill>
+                    <a:blip r:embed="rId10"/>
+                    <a:stretch>
+                      <a:fillRect/>
+                    </a:stretch>
+                  </pic:blipFill>
+                  <pic:spPr>
+                    <a:xfrm>
+                      <a:off x="0" y="0"/>
+                      <a:ext cx="5486400" cy="3026664"/>
+                    </a:xfrm>
+                    <a:prstGeom prst="rect"/>
+                  </pic:spPr>
+                </pic:pic>
+              </a:graphicData>
+            </a:graphic>
+          </wp:inline>
+        </w:drawing>
+      </w:r>
+    </w:p>
+    <w:p>
+      <w:pPr>
+        <w:pStyle w:val="Heading2"/>
+      </w:pPr>
+      <w:r>
+        <w:t>Explain fictional-document status and unavailable evidence</w:t>
+      </w:r>
+    </w:p>
+    <w:p>
+      <w:pPr>
+        <w:pStyle w:val="ListBullet"/>
+      </w:pPr>
+      <w:r>
+        <w:t>This example names fictional documents; it is a source-tracing exercise, not a real literature citation.</w:t>
+      </w:r>
+    </w:p>
+    <w:p>
+      <w:pPr>
+        <w:pStyle w:val="ListBullet"/>
+      </w:pPr>
+      <w:r>
+        <w:t>Read the labelled picture: Separate what the blog claims from what the original report records. Which methods and denominator must be inspected, and what status is honest if the original report is unavailable?</w:t>
+      </w:r>
+    </w:p>
+    <w:p>
+      <w:pPr>
+        <w:pStyle w:val="Heading2"/>
+      </w:pPr>
+      <w:r>
+        <w:t>Earlier wording, alternatives and picture transcripts · reference / check after trying</w:t>
+      </w:r>
+    </w:p>
+    <w:p>
+      <w:pPr>
         <w:pStyle w:val="Heading3"/>
       </w:pPr>
       <w:r>
-        <w:t>What this example does not establish</w:t>
-      </w:r>
-    </w:p>
-    <w:p>
-      <w:pPr>
-        <w:pStyle w:val="Heading3"/>
-      </w:pPr>
-      <w:r>
-        <w:t>Keep the stated limit</w:t>
+        <w:t>Learn from the worked case</w:t>
       </w:r>
     </w:p>
     <w:p>
       <w:pPr>
         <w:spacing w:line="336" w:lineRule="auto" w:after="180"/>
-        <w:shd w:fill="FFF5E6"/>
       </w:pPr>
       <w:r>
         <w:rPr>
           <w:b w:val="0"/>
         </w:rPr>
-        <w:t>This example names fictional documents; it is a source-tracing exercise, not a real literature citation.</w:t>
+        <w:t>Cover the result before checking it. Say what is given, choose the procedure, and follow one step at a time. Then uncover the result and explain your first mismatch. Ask why a step is allowed, not only what number it produces.</w:t>
       </w:r>
     </w:p>
     <w:p>
@@ -1237,19 +1885,7 @@
         <w:pStyle w:val="Heading3"/>
       </w:pPr>
       <w:r>
-        <w:t>Keep the stated limit</w:t>
-      </w:r>
-    </w:p>
-    <w:p>
-      <w:pPr>
-        <w:spacing w:line="336" w:lineRule="auto" w:after="180"/>
-        <w:shd w:fill="FFF5E6"/>
-      </w:pPr>
-      <w:r>
-        <w:rPr>
-          <w:b w:val="0"/>
-        </w:rPr>
-        <w:t>Read the labelled picture: Separate what the blog claims from what the original report records. Which methods and denominator must be inspected, and what status is honest if the original report is unavailable?</w:t>
+        <w:t>A pictorial worked case: Finding primary research</w:t>
       </w:r>
     </w:p>
     <w:p>
@@ -1257,19 +1893,59 @@
         <w:pStyle w:val="Heading3"/>
       </w:pPr>
       <w:r>
-        <w:t>Keep the stated limit</w:t>
-      </w:r>
-    </w:p>
-    <w:p>
-      <w:pPr>
-        <w:spacing w:line="336" w:lineRule="auto" w:after="180"/>
-        <w:shd w:fill="FFF5E6"/>
-      </w:pPr>
-      <w:r>
-        <w:rPr>
-          <w:b w:val="0"/>
-        </w:rPr>
-        <w:t>Change one thing: The original report is unavailable and only the blog remains. Predict the result before checking the explanation. What remains the same?</w:t>
+        <w:t>The facts we will use</w:t>
+      </w:r>
+    </w:p>
+    <w:p>
+      <w:r>
+        <w:drawing>
+          <wp:inline xmlns:a="http://schemas.openxmlformats.org/drawingml/2006/main" xmlns:pic="http://schemas.openxmlformats.org/drawingml/2006/picture">
+            <wp:extent cx="5486400" cy="5225143"/>
+            <wp:docPr id="3" name="Picture 3" descr="Finding primary research. Follow the primary link: Open the original report rather than treating the blog as the measurement.. Locate methods and results: Identify the ten cases, labels and nine correct results.. Record source details: Keep report version and page or table reference with the exact scoped result."/>
+            <wp:cNvGraphicFramePr>
+              <a:graphicFrameLocks noChangeAspect="1"/>
+            </wp:cNvGraphicFramePr>
+            <a:graphic>
+              <a:graphicData uri="http://schemas.openxmlformats.org/drawingml/2006/picture">
+                <pic:pic>
+                  <pic:nvPicPr>
+                    <pic:cNvPr id="0" name="academy-visual-ai-7-3.png"/>
+                    <pic:cNvPicPr/>
+                  </pic:nvPicPr>
+                  <pic:blipFill>
+                    <a:blip r:embed="rId11"/>
+                    <a:stretch>
+                      <a:fillRect/>
+                    </a:stretch>
+                  </pic:blipFill>
+                  <pic:spPr>
+                    <a:xfrm>
+                      <a:off x="0" y="0"/>
+                      <a:ext cx="5486400" cy="5225143"/>
+                    </a:xfrm>
+                    <a:prstGeom prst="rect"/>
+                  </pic:spPr>
+                </pic:pic>
+              </a:graphicData>
+            </a:graphic>
+          </wp:inline>
+        </w:drawing>
+      </w:r>
+    </w:p>
+    <w:p>
+      <w:pPr>
+        <w:pStyle w:val="Heading3"/>
+      </w:pPr>
+      <w:r>
+        <w:t>Why this result follows</w:t>
+      </w:r>
+    </w:p>
+    <w:p>
+      <w:pPr>
+        <w:pStyle w:val="Heading3"/>
+      </w:pPr>
+      <w:r>
+        <w:t>What this example does not establish</w:t>
       </w:r>
     </w:p>
     <w:p>
@@ -1277,12 +1953,20 @@
         <w:pStyle w:val="Heading1"/>
       </w:pPr>
       <w:r>
-        <w:t>07. Find and repair a mistake</w:t>
-      </w:r>
-    </w:p>
-    <w:p>
-      <w:r>
-        <w:t>Find the unsupported step in the Finding primary research claim and explain a repair using the supplied evidence.</w:t>
+        <w:t>07. Audit document identity, revision scope and access status</w:t>
+      </w:r>
+    </w:p>
+    <w:p>
+      <w:r>
+        <w:t>Keep uncertainty about missing material in the source record.</w:t>
+      </w:r>
+    </w:p>
+    <w:p>
+      <w:pPr>
+        <w:pStyle w:val="Heading2"/>
+      </w:pPr>
+      <w:r>
+        <w:t>Core source-tracing qualification and failure analysis</w:t>
       </w:r>
     </w:p>
     <w:p>
@@ -1310,16 +1994,7 @@
     </w:p>
     <w:p>
       <w:pPr>
-        <w:pStyle w:val="Heading3"/>
-      </w:pPr>
-      <w:r>
-        <w:t>Check the claim against the facts</w:t>
-      </w:r>
-    </w:p>
-    <w:p>
-      <w:pPr>
         <w:spacing w:line="336" w:lineRule="auto" w:after="180"/>
-        <w:shd w:fill="FFF5E6"/>
       </w:pPr>
       <w:r>
         <w:rPr>
@@ -1331,7 +2006,6 @@
     <w:p>
       <w:pPr>
         <w:spacing w:line="336" w:lineRule="auto" w:after="180"/>
-        <w:shd w:fill="FFF5E6"/>
       </w:pPr>
       <w:r>
         <w:rPr>
@@ -1354,6 +2028,256 @@
     </w:p>
     <w:p>
       <w:pPr>
+        <w:pStyle w:val="Heading2"/>
+      </w:pPr>
+      <w:r>
+        <w:t>Complete version and unavailable-original probes</w:t>
+      </w:r>
+    </w:p>
+    <w:tbl>
+      <w:tblPr>
+        <w:tblStyle w:val="LightShading-Accent1"/>
+        <w:tblW w:type="auto" w:w="0"/>
+        <w:tblLook w:firstColumn="1" w:firstRow="1" w:lastColumn="0" w:lastRow="0" w:noHBand="0" w:noVBand="1" w:val="04A0"/>
+      </w:tblPr>
+      <w:tblGrid>
+        <w:gridCol w:w="5112"/>
+        <w:gridCol w:w="5112"/>
+      </w:tblGrid>
+      <w:tr>
+        <w:trPr>
+          <w:tblHeader/>
+        </w:trPr>
+        <w:tc>
+          <w:tcPr>
+            <w:tcW w:type="dxa" w:w="5112"/>
+          </w:tcPr>
+          <w:p>
+            <w:r>
+              <w:t>Source-tracing probe</w:t>
+            </w:r>
+          </w:p>
+        </w:tc>
+        <w:tc>
+          <w:tcPr>
+            <w:tcW w:type="dxa" w:w="5112"/>
+          </w:tcPr>
+          <w:p>
+            <w:r>
+              <w:t>Expected interpretation</w:t>
+            </w:r>
+          </w:p>
+        </w:tc>
+      </w:tr>
+      <w:tr>
+        <w:tc>
+          <w:tcPr>
+            <w:tcW w:type="dxa" w:w="5112"/>
+          </w:tcPr>
+          <w:p>
+            <w:r>
+              <w:t>Blog and primary count disagree</w:t>
+            </w:r>
+          </w:p>
+        </w:tc>
+        <w:tc>
+          <w:tcPr>
+            <w:tcW w:type="dxa" w:w="5112"/>
+          </w:tcPr>
+          <w:p>
+            <w:r>
+              <w:t>Record mismatch; cite the original version supporting the statement</w:t>
+            </w:r>
+          </w:p>
+        </w:tc>
+      </w:tr>
+      <w:tr>
+        <w:tc>
+          <w:tcPr>
+            <w:tcW w:type="dxa" w:w="5112"/>
+          </w:tcPr>
+          <w:p>
+            <w:r>
+              <w:t>Original40, revised 60</w:t>
+            </w:r>
+          </w:p>
+        </w:tc>
+        <w:tc>
+          <w:tcPr>
+            <w:tcW w:type="dxa" w:w="5112"/>
+          </w:tcPr>
+          <w:p>
+            <w:r>
+              <w:t>Keep version-specific counts; no silent sum, average or replacement</w:t>
+            </w:r>
+          </w:p>
+        </w:tc>
+      </w:tr>
+      <w:tr>
+        <w:tc>
+          <w:tcPr>
+            <w:tcW w:type="dxa" w:w="5112"/>
+          </w:tcPr>
+          <w:p>
+            <w:r>
+              <w:t>Version date is newer</w:t>
+            </w:r>
+          </w:p>
+        </w:tc>
+        <w:tc>
+          <w:tcPr>
+            <w:tcW w:type="dxa" w:w="5112"/>
+          </w:tcPr>
+          <w:p>
+            <w:r>
+              <w:t>Does not make every earlier claim invalid; inspect what changed</w:t>
+            </w:r>
+          </w:p>
+        </w:tc>
+      </w:tr>
+      <w:tr>
+        <w:tc>
+          <w:tcPr>
+            <w:tcW w:type="dxa" w:w="5112"/>
+          </w:tcPr>
+          <w:p>
+            <w:r>
+              <w:t>Paper identifier known but text unavailable</w:t>
+            </w:r>
+          </w:p>
+        </w:tc>
+        <w:tc>
+          <w:tcPr>
+            <w:tcW w:type="dxa" w:w="5112"/>
+          </w:tcPr>
+          <w:p>
+            <w:r>
+              <w:t>Bibliographic discovery, not inspected methods/results</w:t>
+            </w:r>
+          </w:p>
+        </w:tc>
+      </w:tr>
+      <w:tr>
+        <w:tc>
+          <w:tcPr>
+            <w:tcW w:type="dxa" w:w="5112"/>
+          </w:tcPr>
+          <w:p>
+            <w:r>
+              <w:t>Only code or dataset found</w:t>
+            </w:r>
+          </w:p>
+        </w:tc>
+        <w:tc>
+          <w:tcPr>
+            <w:tcW w:type="dxa" w:w="5112"/>
+          </w:tcPr>
+          <w:p>
+            <w:r>
+              <w:t>Record separate artifact role/version; paper interpretation still needs evidence</w:t>
+            </w:r>
+          </w:p>
+        </w:tc>
+      </w:tr>
+      <w:tr>
+        <w:tc>
+          <w:tcPr>
+            <w:tcW w:type="dxa" w:w="5112"/>
+          </w:tcPr>
+          <w:p>
+            <w:r>
+              <w:t>Primary paper contains a claim</w:t>
+            </w:r>
+          </w:p>
+        </w:tc>
+        <w:tc>
+          <w:tcPr>
+            <w:tcW w:type="dxa" w:w="5112"/>
+          </w:tcPr>
+          <w:p>
+            <w:r>
+              <w:t>Still inspect method, metric and limitations; original is not automatically correct</w:t>
+            </w:r>
+          </w:p>
+        </w:tc>
+      </w:tr>
+      <w:tr>
+        <w:tc>
+          <w:tcPr>
+            <w:tcW w:type="dxa" w:w="5112"/>
+          </w:tcPr>
+          <w:p>
+            <w:r>
+              <w:t>Quote has no page/section/table locator</w:t>
+            </w:r>
+          </w:p>
+        </w:tc>
+        <w:tc>
+          <w:tcPr>
+            <w:tcW w:type="dxa" w:w="5112"/>
+          </w:tcPr>
+          <w:p>
+            <w:r>
+              <w:t>Add the claim’s exact accessible location</w:t>
+            </w:r>
+          </w:p>
+        </w:tc>
+      </w:tr>
+      <w:tr>
+        <w:tc>
+          <w:tcPr>
+            <w:tcW w:type="dxa" w:w="5112"/>
+          </w:tcPr>
+          <w:p>
+            <w:r>
+              <w:t>Search summary uses different dataset</w:t>
+            </w:r>
+          </w:p>
+        </w:tc>
+        <w:tc>
+          <w:tcPr>
+            <w:tcW w:type="dxa" w:w="5112"/>
+          </w:tcPr>
+          <w:p>
+            <w:r>
+              <w:t>Do not borrow its number into the linked-paper comparison</w:t>
+            </w:r>
+          </w:p>
+        </w:tc>
+      </w:tr>
+      <w:tr>
+        <w:tc>
+          <w:tcPr>
+            <w:tcW w:type="dxa" w:w="5112"/>
+          </w:tcPr>
+          <w:p>
+            <w:r>
+              <w:t>Fictional practice cards completed</w:t>
+            </w:r>
+          </w:p>
+        </w:tc>
+        <w:tc>
+          <w:tcPr>
+            <w:tcW w:type="dxa" w:w="5112"/>
+          </w:tcPr>
+          <w:p>
+            <w:r>
+              <w:t>No real literature search, primary-paper access or raw-data audit claimed</w:t>
+            </w:r>
+          </w:p>
+        </w:tc>
+      </w:tr>
+    </w:tbl>
+    <w:p>
+      <w:pPr>
+        <w:pStyle w:val="Heading2"/>
+      </w:pPr>
+      <w:r>
+        <w:t>Guided repair and explanation</w:t>
+      </w:r>
+    </w:p>
+    <w:p>
+      <w:pPr>
         <w:pStyle w:val="Heading3"/>
       </w:pPr>
       <w:r>
@@ -1387,33 +2311,93 @@
     </w:p>
     <w:p>
       <w:pPr>
+        <w:pStyle w:val="ListBullet"/>
+      </w:pPr>
+      <w:r>
+        <w:t>A report omits this qualification: Being primary does not guarantee soundness; methods and evidence still require assessment. Explain how omitting it could change a reader's interpretation, and write an accurate replacement.</w:t>
+      </w:r>
+    </w:p>
+    <w:p>
+      <w:pPr>
         <w:pStyle w:val="Heading3"/>
       </w:pPr>
       <w:r>
+        <w:t>State one repair and the checks you would rerun.</w:t>
+      </w:r>
+    </w:p>
+    <w:p>
+      <w:r>
+        <w:t>________________________________________________________________</w:t>
+      </w:r>
+    </w:p>
+    <w:p>
+      <w:r>
+        <w:t>________________________________________________________________</w:t>
+      </w:r>
+    </w:p>
+    <w:p>
+      <w:r>
+        <w:t>________________________________________________________________</w:t>
+      </w:r>
+    </w:p>
+    <w:p>
+      <w:r>
+        <w:t>________________________________________________________________</w:t>
+      </w:r>
+    </w:p>
+    <w:p>
+      <w:r>
+        <w:t>________________________________________________________________</w:t>
+      </w:r>
+    </w:p>
+    <w:p>
+      <w:r>
+        <w:t>________________________________________________________________</w:t>
+      </w:r>
+    </w:p>
+    <w:p>
+      <w:pPr>
+        <w:pStyle w:val="Heading2"/>
+      </w:pPr>
+      <w:r>
+        <w:t>Earlier wording, alternatives and picture transcripts · reference / check after trying</w:t>
+      </w:r>
+    </w:p>
+    <w:p>
+      <w:pPr>
+        <w:pStyle w:val="Heading3"/>
+      </w:pPr>
+      <w:r>
         <w:t>Locate the earliest unsupported step</w:t>
       </w:r>
     </w:p>
     <w:p>
       <w:pPr>
-        <w:spacing w:line="336" w:lineRule="auto" w:after="180"/>
-      </w:pPr>
-      <w:r>
-        <w:rPr>
-          <w:b w:val="0"/>
-        </w:rPr>
-        <w:t xml:space="preserve">A report omits this qualification: Being primary does not guarantee soundness; methods and </w:t>
-      </w:r>
-      <w:r>
-        <w:rPr>
-          <w:b/>
-        </w:rPr>
-        <w:t>evidence</w:t>
-      </w:r>
-      <w:r>
-        <w:rPr>
-          <w:b w:val="0"/>
-        </w:rPr>
-        <w:t xml:space="preserve"> still require assessment. Explain how omitting it could change a reader's interpretation, and write an accurate replacement.</w:t>
+        <w:pStyle w:val="Heading1"/>
+      </w:pPr>
+      <w:r>
+        <w:t>08. Practise writing a traceable source record</w:t>
+      </w:r>
+    </w:p>
+    <w:p>
+      <w:r>
+        <w:t>Attach the dataset/metric/locator to the exact version you inspected.</w:t>
+      </w:r>
+    </w:p>
+    <w:p>
+      <w:pPr>
+        <w:pStyle w:val="Heading2"/>
+      </w:pPr>
+      <w:r>
+        <w:t>Current explanation and guided check</w:t>
+      </w:r>
+    </w:p>
+    <w:p>
+      <w:pPr>
+        <w:pStyle w:val="ListBullet"/>
+      </w:pPr>
+      <w:r>
+        <w:t>Explain the weekly mechanism in your own words. Use the worked scenario to name its input, decision rule and output.</w:t>
       </w:r>
     </w:p>
     <w:p>
@@ -1421,7 +2405,7 @@
         <w:pStyle w:val="Heading3"/>
       </w:pPr>
       <w:r>
-        <w:t>State one repair and the checks you would rerun.</w:t>
+        <w:t>Guided: restate the worked result, then name the assumption or limitation that prevents a broader conclusion.</w:t>
       </w:r>
     </w:p>
     <w:p>
@@ -1450,79 +2434,19 @@
       </w:r>
     </w:p>
     <w:p>
+      <w:pPr>
+        <w:pStyle w:val="Heading3"/>
+      </w:pPr>
+      <w:r>
+        <w:t>Explain your prediction to a partner before comparing results.</w:t>
+      </w:r>
+    </w:p>
+    <w:p>
       <w:r>
         <w:t>________________________________________________________________</w:t>
       </w:r>
     </w:p>
     <w:p>
-      <w:pPr>
-        <w:pStyle w:val="Heading1"/>
-      </w:pPr>
-      <w:r>
-        <w:t>08. Practise together</w:t>
-      </w:r>
-    </w:p>
-    <w:p>
-      <w:r>
-        <w:t>Practise Finding primary research with support, then explain the deciding step in your own words.</w:t>
-      </w:r>
-    </w:p>
-    <w:p>
-      <w:pPr>
-        <w:spacing w:line="336" w:lineRule="auto" w:after="180"/>
-      </w:pPr>
-      <w:r>
-        <w:rPr>
-          <w:b w:val="0"/>
-        </w:rPr>
-        <w:t xml:space="preserve">Explain the weekly </w:t>
-      </w:r>
-      <w:r>
-        <w:rPr>
-          <w:b/>
-        </w:rPr>
-        <w:t>mechanism</w:t>
-      </w:r>
-      <w:r>
-        <w:rPr>
-          <w:b w:val="0"/>
-        </w:rPr>
-        <w:t xml:space="preserve"> in your own words. Use the worked scenario to name its </w:t>
-      </w:r>
-      <w:r>
-        <w:rPr>
-          <w:b/>
-        </w:rPr>
-        <w:t>input</w:t>
-      </w:r>
-      <w:r>
-        <w:rPr>
-          <w:b w:val="0"/>
-        </w:rPr>
-        <w:t xml:space="preserve">, decision rule and </w:t>
-      </w:r>
-      <w:r>
-        <w:rPr>
-          <w:b/>
-        </w:rPr>
-        <w:t>output</w:t>
-      </w:r>
-      <w:r>
-        <w:rPr>
-          <w:b w:val="0"/>
-        </w:rPr>
-        <w:t>.</w:t>
-      </w:r>
-    </w:p>
-    <w:p>
-      <w:pPr>
-        <w:pStyle w:val="Heading3"/>
-      </w:pPr>
-      <w:r>
-        <w:t>Guided: restate the worked result, then name the assumption or limitation that prevents a broader conclusion.</w:t>
-      </w:r>
-    </w:p>
-    <w:p>
       <w:r>
         <w:t>________________________________________________________________</w:t>
       </w:r>
@@ -1538,49 +2462,11 @@
       </w:r>
     </w:p>
     <w:p>
-      <w:r>
-        <w:t>________________________________________________________________</w:t>
-      </w:r>
-    </w:p>
-    <w:p>
-      <w:r>
-        <w:t>________________________________________________________________</w:t>
-      </w:r>
-    </w:p>
-    <w:p>
-      <w:pPr>
-        <w:pStyle w:val="Heading3"/>
-      </w:pPr>
-      <w:r>
-        <w:t>Explain your prediction to a partner before comparing results.</w:t>
-      </w:r>
-    </w:p>
-    <w:p>
-      <w:r>
-        <w:t>________________________________________________________________</w:t>
-      </w:r>
-    </w:p>
-    <w:p>
-      <w:r>
-        <w:t>________________________________________________________________</w:t>
-      </w:r>
-    </w:p>
-    <w:p>
-      <w:r>
-        <w:t>________________________________________________________________</w:t>
-      </w:r>
-    </w:p>
-    <w:p>
-      <w:r>
-        <w:t>________________________________________________________________</w:t>
-      </w:r>
-    </w:p>
-    <w:p>
-      <w:pPr>
-        <w:pStyle w:val="Heading3"/>
-      </w:pPr>
-      <w:r>
-        <w:t>Practise with less help: Trace the worked case</w:t>
+      <w:pPr>
+        <w:pStyle w:val="Heading2"/>
+      </w:pPr>
+      <w:r>
+        <w:t>Supported W2 trace</w:t>
       </w:r>
     </w:p>
     <w:p>
@@ -1698,70 +2584,49 @@
     </w:p>
     <w:p>
       <w:pPr>
+        <w:pStyle w:val="Heading2"/>
+      </w:pPr>
+      <w:r>
+        <w:t>Individual scope check</w:t>
+      </w:r>
+    </w:p>
+    <w:p>
+      <w:pPr>
+        <w:pStyle w:val="ListBullet"/>
+      </w:pPr>
+      <w:r>
+        <w:t>Use the worked case for Finding primary research. Proposed explanation: “The worked result establishes every future case”. Decide whether this explanation is supported. Point to the step or supplied fact that decides; explain your repair if needed.</w:t>
+      </w:r>
+    </w:p>
+    <w:p>
+      <w:pPr>
+        <w:pStyle w:val="ListBullet"/>
+      </w:pPr>
+      <w:r>
+        <w:t>Answer on your own before discussion. If you are unsure, say which step you need help with.</w:t>
+      </w:r>
+    </w:p>
+    <w:p>
+      <w:pPr>
+        <w:pStyle w:val="Heading2"/>
+      </w:pPr>
+      <w:r>
+        <w:t>Picture response</w:t>
+      </w:r>
+    </w:p>
+    <w:p>
+      <w:pPr>
+        <w:pStyle w:val="ListBullet"/>
+      </w:pPr>
+      <w:r>
+        <w:t>Separate what the blog claims from what the original report records. Which methods and denominator must be inspected, and what status is honest if the original report is unavailable?</w:t>
+      </w:r>
+    </w:p>
+    <w:p>
+      <w:pPr>
         <w:pStyle w:val="Heading3"/>
       </w:pPr>
       <w:r>
-        <w:t>Check your reasoning</w:t>
-      </w:r>
-    </w:p>
-    <w:p>
-      <w:pPr>
-        <w:spacing w:line="336" w:lineRule="auto" w:after="180"/>
-      </w:pPr>
-      <w:r>
-        <w:rPr>
-          <w:b w:val="0"/>
-        </w:rPr>
-        <w:t>Use the worked case for Finding primary research. Proposed explanation: “The worked result establishes every future case”. Decide whether this explanation is supported.</w:t>
-      </w:r>
-    </w:p>
-    <w:p>
-      <w:pPr>
-        <w:spacing w:line="336" w:lineRule="auto" w:after="180"/>
-      </w:pPr>
-      <w:r>
-        <w:rPr>
-          <w:b w:val="0"/>
-        </w:rPr>
-        <w:t>Point to the step or supplied fact that decides; explain your repair if needed.</w:t>
-      </w:r>
-    </w:p>
-    <w:p>
-      <w:pPr>
-        <w:spacing w:line="336" w:lineRule="auto" w:after="180"/>
-      </w:pPr>
-      <w:r>
-        <w:rPr>
-          <w:b w:val="0"/>
-        </w:rPr>
-        <w:t>Answer on your own before discussion. If you are unsure, say which step you need help with.</w:t>
-      </w:r>
-    </w:p>
-    <w:p>
-      <w:pPr>
-        <w:pStyle w:val="Heading3"/>
-      </w:pPr>
-      <w:r>
-        <w:t>Explain the picture</w:t>
-      </w:r>
-    </w:p>
-    <w:p>
-      <w:pPr>
-        <w:spacing w:line="336" w:lineRule="auto" w:after="180"/>
-        <w:shd w:fill="F5F1FB"/>
-      </w:pPr>
-      <w:r>
-        <w:rPr>
-          <w:b w:val="0"/>
-        </w:rPr>
-        <w:t>Separate what the blog claims from what the original report records. Which methods and denominator must be inspected, and what status is honest if the original report is unavailable?</w:t>
-      </w:r>
-    </w:p>
-    <w:p>
-      <w:pPr>
-        <w:pStyle w:val="Heading3"/>
-      </w:pPr>
-      <w:r>
         <w:t>My explanation using a pictured step and the given facts</w:t>
       </w:r>
     </w:p>
@@ -1783,6 +2648,14 @@
     <w:p>
       <w:r>
         <w:t>________________________________________________________________</w:t>
+      </w:r>
+    </w:p>
+    <w:p>
+      <w:pPr>
+        <w:pStyle w:val="Heading2"/>
+      </w:pPr>
+      <w:r>
+        <w:t>Reserve the selected search-summary dataset mismatch</w:t>
       </w:r>
     </w:p>
     <w:p>
@@ -1798,23 +2671,55 @@
     </w:p>
     <w:p>
       <w:pPr>
+        <w:pStyle w:val="Heading2"/>
+      </w:pPr>
+      <w:r>
+        <w:t>Earlier wording, alternatives and picture transcripts · reference / check after trying</w:t>
+      </w:r>
+    </w:p>
+    <w:p>
+      <w:pPr>
+        <w:pStyle w:val="Heading3"/>
+      </w:pPr>
+      <w:r>
+        <w:t>Practise with less help: Trace the worked case</w:t>
+      </w:r>
+    </w:p>
+    <w:p>
+      <w:pPr>
+        <w:pStyle w:val="Heading3"/>
+      </w:pPr>
+      <w:r>
+        <w:t>Check your reasoning</w:t>
+      </w:r>
+    </w:p>
+    <w:p>
+      <w:pPr>
+        <w:pStyle w:val="Heading3"/>
+      </w:pPr>
+      <w:r>
+        <w:t>Explain the picture</w:t>
+      </w:r>
+    </w:p>
+    <w:p>
+      <w:pPr>
         <w:pStyle w:val="Heading1"/>
       </w:pPr>
       <w:r>
-        <w:t>09. Run the investigation</w:t>
-      </w:r>
-    </w:p>
-    <w:p>
-      <w:r>
-        <w:t>Investigate Finding primary research. Record the prediction, actual observation or labelled paper trace, explanation and next test separately.</w:t>
-      </w:r>
-    </w:p>
-    <w:p>
-      <w:pPr>
-        <w:pStyle w:val="Heading3"/>
-      </w:pPr>
-      <w:r>
-        <w:t>Predict, investigate and preserve the evidence</w:t>
+        <w:t>09. Complete a source-tracing record from the supplied document cards</w:t>
+      </w:r>
+    </w:p>
+    <w:p>
+      <w:r>
+        <w:t>Inspect identity, version, claim location and unavailable evidence together.</w:t>
+      </w:r>
+    </w:p>
+    <w:p>
+      <w:pPr>
+        <w:pStyle w:val="Heading2"/>
+      </w:pPr>
+      <w:r>
+        <w:t>Current conflicting-source investigation</w:t>
       </w:r>
     </w:p>
     <w:p>
@@ -1825,7 +2730,243 @@
         <w:rPr>
           <w:b w:val="0"/>
         </w:rPr>
-        <w:t>A blog says experiment had100 cases; original methods say40 and supplementary version says60 after revision. Show the intermediate steps and give the conclusion with its scope.</w:t>
+        <w:t>A blog says experiment had 100 cases; original methods say 40 and supplementary version says 60 after revision. Show the intermediate steps and give the conclusion with its scope.</w:t>
+      </w:r>
+    </w:p>
+    <w:p>
+      <w:pPr>
+        <w:pStyle w:val="Heading2"/>
+      </w:pPr>
+      <w:r>
+        <w:t>Complete card-by-card investigation protocol</w:t>
+      </w:r>
+    </w:p>
+    <w:tbl>
+      <w:tblPr>
+        <w:tblStyle w:val="LightShading-Accent1"/>
+        <w:tblW w:type="auto" w:w="0"/>
+        <w:tblLook w:firstColumn="1" w:firstRow="1" w:lastColumn="0" w:lastRow="0" w:noHBand="0" w:noVBand="1" w:val="04A0"/>
+      </w:tblPr>
+      <w:tblGrid>
+        <w:gridCol w:w="5112"/>
+        <w:gridCol w:w="5112"/>
+      </w:tblGrid>
+      <w:tr>
+        <w:trPr>
+          <w:tblHeader/>
+        </w:trPr>
+        <w:tc>
+          <w:tcPr>
+            <w:tcW w:type="dxa" w:w="5112"/>
+          </w:tcPr>
+          <w:p>
+            <w:r>
+              <w:t>Complete offline source investigation</w:t>
+            </w:r>
+          </w:p>
+        </w:tc>
+        <w:tc>
+          <w:tcPr>
+            <w:tcW w:type="dxa" w:w="5112"/>
+          </w:tcPr>
+          <w:p>
+            <w:r>
+              <w:t>Expected traceable record</w:t>
+            </w:r>
+          </w:p>
+        </w:tc>
+      </w:tr>
+      <w:tr>
+        <w:tc>
+          <w:tcPr>
+            <w:tcW w:type="dxa" w:w="5112"/>
+          </w:tcPr>
+          <w:p>
+            <w:r>
+              <w:t>Read BLOG-R</w:t>
+            </w:r>
+          </w:p>
+        </w:tc>
+        <w:tc>
+          <w:tcPr>
+            <w:tcW w:type="dxa" w:w="5112"/>
+          </w:tcPr>
+          <w:p>
+            <w:r>
+              <w:t>Secondary summary says 100; no supplied primary support for that number</w:t>
+            </w:r>
+          </w:p>
+        </w:tc>
+      </w:tr>
+      <w:tr>
+        <w:tc>
+          <w:tcPr>
+            <w:tcW w:type="dxa" w:w="5112"/>
+          </w:tcPr>
+          <w:p>
+            <w:r>
+              <w:t>Inspect STUDY-R-v1 §2</w:t>
+            </w:r>
+          </w:p>
+        </w:tc>
+        <w:tc>
+          <w:tcPr>
+            <w:tcW w:type="dxa" w:w="5112"/>
+          </w:tcPr>
+          <w:p>
+            <w:r>
+              <w:t>Original v1 reports 40 constructed cases; retain identity/date/locator</w:t>
+            </w:r>
+          </w:p>
+        </w:tc>
+      </w:tr>
+      <w:tr>
+        <w:tc>
+          <w:tcPr>
+            <w:tcW w:type="dxa" w:w="5112"/>
+          </w:tcPr>
+          <w:p>
+            <w:r>
+              <w:t>Inspect STUDY-R-v2 §2</w:t>
+            </w:r>
+          </w:p>
+        </w:tc>
+        <w:tc>
+          <w:tcPr>
+            <w:tcW w:type="dxa" w:w="5112"/>
+          </w:tcPr>
+          <w:p>
+            <w:r>
+              <w:t>Revised record reports 60; retain separate identity/date/locator</w:t>
+            </w:r>
+          </w:p>
+        </w:tc>
+      </w:tr>
+      <w:tr>
+        <w:tc>
+          <w:tcPr>
+            <w:tcW w:type="dxa" w:w="5112"/>
+          </w:tcPr>
+          <w:p>
+            <w:r>
+              <w:t>Compare without merging</w:t>
+            </w:r>
+          </w:p>
+        </w:tc>
+        <w:tc>
+          <w:tcPr>
+            <w:tcW w:type="dxa" w:w="5112"/>
+          </w:tcPr>
+          <w:p>
+            <w:r>
+              <w:t>Write two versioned statements and mark blog mismatch; relationship of case memberships remains unknown</w:t>
+            </w:r>
+          </w:p>
+        </w:tc>
+      </w:tr>
+      <w:tr>
+        <w:tc>
+          <w:tcPr>
+            <w:tcW w:type="dxa" w:w="5112"/>
+          </w:tcPr>
+          <w:p>
+            <w:r>
+              <w:t>Inspect separate BENCH-v1 card</w:t>
+            </w:r>
+          </w:p>
+        </w:tc>
+        <w:tc>
+          <w:tcPr>
+            <w:tcW w:type="dxa" w:w="5112"/>
+          </w:tcPr>
+          <w:p>
+            <w:r>
+              <w:t>Methods §2 fixed ten labelled tasks; Table 1 reports 9/10 correct</w:t>
+            </w:r>
+          </w:p>
+        </w:tc>
+      </w:tr>
+      <w:tr>
+        <w:tc>
+          <w:tcPr>
+            <w:tcW w:type="dxa" w:w="5112"/>
+          </w:tcPr>
+          <w:p>
+            <w:r>
+              <w:t>Remove original card in changed scenario</w:t>
+            </w:r>
+          </w:p>
+        </w:tc>
+        <w:tc>
+          <w:tcPr>
+            <w:tcW w:type="dxa" w:w="5112"/>
+          </w:tcPr>
+          <w:p>
+            <w:r>
+              <w:t>Label blog-only/secondary, original unavailable and primary claim unverified</w:t>
+            </w:r>
+          </w:p>
+        </w:tc>
+      </w:tr>
+      <w:tr>
+        <w:tc>
+          <w:tcPr>
+            <w:tcW w:type="dxa" w:w="5112"/>
+          </w:tcPr>
+          <w:p>
+            <w:r>
+              <w:t>Save access/evidence status</w:t>
+            </w:r>
+          </w:p>
+        </w:tc>
+        <w:tc>
+          <w:tcPr>
+            <w:tcW w:type="dxa" w:w="5112"/>
+          </w:tcPr>
+          <w:p>
+            <w:r>
+              <w:t>Supplied-card inspection versus not inspected; no live browsing or real citation claimed</w:t>
+            </w:r>
+          </w:p>
+        </w:tc>
+      </w:tr>
+    </w:tbl>
+    <w:p>
+      <w:pPr>
+        <w:pStyle w:val="Heading2"/>
+      </w:pPr>
+      <w:r>
+        <w:t>Expected records and fiction/access limits</w:t>
+      </w:r>
+    </w:p>
+    <w:p>
+      <w:pPr>
+        <w:spacing w:line="336" w:lineRule="auto" w:after="180"/>
+      </w:pPr>
+      <w:r>
+        <w:rPr>
+          <w:b w:val="0"/>
+        </w:rPr>
+        <w:t>Use the complete fictional document cards, not a web search, for this investigation. Copy the identity and locator of each supporting count before deciding which claim it can support. The main 40/60 records are revisions, not automatically independent case groups. In the separate picture, 9/10 belongs to one task set, not all reliability. If an original card is unavailable, leave primary verification unperformed.</w:t>
+      </w:r>
+    </w:p>
+    <w:p>
+      <w:pPr>
+        <w:spacing w:line="336" w:lineRule="auto" w:after="180"/>
+      </w:pPr>
+      <w:r>
+        <w:rPr>
+          <w:b w:val="0"/>
+        </w:rPr>
+        <w:t>A later real-paper exercise should follow actual accessible source links and record exact versions/locators; do not invent those details or present these fictional IDs as real citations.</w:t>
+      </w:r>
+    </w:p>
+    <w:p>
+      <w:pPr>
+        <w:pStyle w:val="Heading2"/>
+      </w:pPr>
+      <w:r>
+        <w:t>Evidence ledger and reflection</w:t>
       </w:r>
     </w:p>
     <w:tbl>
@@ -1977,14 +3118,6 @@
     </w:p>
     <w:p>
       <w:pPr>
-        <w:pStyle w:val="Heading3"/>
-      </w:pPr>
-      <w:r>
-        <w:t>Plan → try → check</w:t>
-      </w:r>
-    </w:p>
-    <w:p>
-      <w:pPr>
         <w:spacing w:line="336" w:lineRule="auto" w:after="180"/>
       </w:pPr>
       <w:r>
@@ -1996,23 +3129,47 @@
     </w:p>
     <w:p>
       <w:pPr>
+        <w:pStyle w:val="Heading2"/>
+      </w:pPr>
+      <w:r>
+        <w:t>Earlier wording, alternatives and picture transcripts · reference / check after trying</w:t>
+      </w:r>
+    </w:p>
+    <w:p>
+      <w:pPr>
+        <w:pStyle w:val="Heading3"/>
+      </w:pPr>
+      <w:r>
+        <w:t>Predict, investigate and preserve the evidence</w:t>
+      </w:r>
+    </w:p>
+    <w:p>
+      <w:pPr>
+        <w:pStyle w:val="Heading3"/>
+      </w:pPr>
+      <w:r>
+        <w:t>Plan → try → check</w:t>
+      </w:r>
+    </w:p>
+    <w:p>
+      <w:pPr>
         <w:pStyle w:val="Heading1"/>
       </w:pPr>
       <w:r>
-        <w:t>10. Build your understanding</w:t>
-      </w:r>
-    </w:p>
-    <w:p>
-      <w:r>
-        <w:t>Move from recall to tracing, diagnosis and transfer in Finding primary research. Explain why each step is justified.</w:t>
-      </w:r>
-    </w:p>
-    <w:p>
-      <w:pPr>
-        <w:pStyle w:val="Heading3"/>
-      </w:pPr>
-      <w:r>
-        <w:t>Explain → apply → challenge</w:t>
+        <w:t>14. Try alone: summary score belongs to a different dataset</w:t>
+      </w:r>
+    </w:p>
+    <w:p>
+      <w:r>
+        <w:t>Record the mismatch instead of borrowing the search result’s number.</w:t>
+      </w:r>
+    </w:p>
+    <w:p>
+      <w:pPr>
+        <w:pStyle w:val="Heading2"/>
+      </w:pPr>
+      <w:r>
+        <w:t>Complete selected independent task</w:t>
       </w:r>
     </w:p>
     <w:p>
@@ -2023,43 +3180,123 @@
         <w:rPr>
           <w:b w:val="0"/>
         </w:rPr>
-        <w:t xml:space="preserve">Explain the weekly </w:t>
-      </w:r>
-      <w:r>
-        <w:rPr>
-          <w:b/>
-        </w:rPr>
-        <w:t>mechanism</w:t>
-      </w:r>
+        <w:t>A search result describes a benchmark score, but the linked paper uses a different dataset. What should the comparison record contain?</w:t>
+      </w:r>
+    </w:p>
+    <w:p>
+      <w:pPr>
+        <w:pStyle w:val="Heading2"/>
+      </w:pPr>
+      <w:r>
+        <w:t>First attempt and support record</w:t>
+      </w:r>
+    </w:p>
+    <w:p>
+      <w:pPr>
+        <w:pStyle w:val="Heading3"/>
+      </w:pPr>
+      <w:r>
+        <w:t>My independent explanation, trace and limits</w:t>
+      </w:r>
+    </w:p>
+    <w:p>
+      <w:r>
+        <w:t>________________________________________________________________</w:t>
+      </w:r>
+    </w:p>
+    <w:p>
+      <w:r>
+        <w:t>________________________________________________________________</w:t>
+      </w:r>
+    </w:p>
+    <w:p>
+      <w:r>
+        <w:t>________________________________________________________________</w:t>
+      </w:r>
+    </w:p>
+    <w:p>
+      <w:r>
+        <w:t>________________________________________________________________</w:t>
+      </w:r>
+    </w:p>
+    <w:p>
+      <w:r>
+        <w:t>________________________________________________________________</w:t>
+      </w:r>
+    </w:p>
+    <w:p>
+      <w:r>
+        <w:t>________________________________________________________________</w:t>
+      </w:r>
+    </w:p>
+    <w:p>
+      <w:r>
+        <w:t>________________________________________________________________</w:t>
+      </w:r>
+    </w:p>
+    <w:p>
+      <w:pPr>
+        <w:spacing w:line="336" w:lineRule="auto" w:after="180"/>
+      </w:pPr>
       <w:r>
         <w:rPr>
           <w:b w:val="0"/>
         </w:rPr>
-        <w:t xml:space="preserve"> in your own words. Use the worked scenario to name its </w:t>
-      </w:r>
-      <w:r>
-        <w:rPr>
-          <w:b/>
-        </w:rPr>
-        <w:t>input</w:t>
-      </w:r>
+        <w:t>Attempt this case before feedback. Record any help. Earlier examples below are further practice; a case already practised with feedback cannot establish fresh transfer.</w:t>
+      </w:r>
+    </w:p>
+    <w:p>
+      <w:pPr>
+        <w:pStyle w:val="Heading2"/>
+      </w:pPr>
+      <w:r>
+        <w:t>Feedback after trying</w:t>
+      </w:r>
+    </w:p>
+    <w:p>
+      <w:pPr>
+        <w:spacing w:line="336" w:lineRule="auto" w:after="180"/>
+      </w:pPr>
       <w:r>
         <w:rPr>
           <w:b w:val="0"/>
         </w:rPr>
-        <w:t xml:space="preserve">, decision rule and </w:t>
-      </w:r>
-      <w:r>
-        <w:rPr>
-          <w:b/>
-        </w:rPr>
-        <w:t>output</w:t>
-      </w:r>
+        <w:t>Attempt the independent case before hints. Record whether you worked alone, used a hint or followed a model. After feedback, fix the first unsupported step and explain why it changed.</w:t>
+      </w:r>
+    </w:p>
+    <w:p>
+      <w:pPr>
+        <w:spacing w:line="336" w:lineRule="auto" w:after="180"/>
+      </w:pPr>
       <w:r>
         <w:rPr>
           <w:b w:val="0"/>
         </w:rPr>
-        <w:t>.</w:t>
+        <w:t>A later check uses a changed case, not a copied answer.</w:t>
+      </w:r>
+    </w:p>
+    <w:p>
+      <w:pPr>
+        <w:pStyle w:val="Heading2"/>
+      </w:pPr>
+      <w:r>
+        <w:t>Earlier wording, alternatives and picture transcripts · reference / check after trying</w:t>
+      </w:r>
+    </w:p>
+    <w:p>
+      <w:pPr>
+        <w:pStyle w:val="Heading3"/>
+      </w:pPr>
+      <w:r>
+        <w:t>Independent case: Apply a new case independently</w:t>
+      </w:r>
+    </w:p>
+    <w:p>
+      <w:pPr>
+        <w:pStyle w:val="Heading3"/>
+      </w:pPr>
+      <w:r>
+        <w:t>Attempt this without hints</w:t>
       </w:r>
     </w:p>
     <w:p>
@@ -2070,41 +3307,66 @@
         <w:rPr>
           <w:b w:val="0"/>
         </w:rPr>
-        <w:t xml:space="preserve">A report omits this qualification: Being primary does not guarantee soundness; methods and </w:t>
-      </w:r>
-      <w:r>
-        <w:rPr>
-          <w:b/>
-        </w:rPr>
-        <w:t>evidence</w:t>
-      </w:r>
+        <w:t>A search result describes a benchmark score, but the linked paper uses a different dataset. What should the comparison record contain?</w:t>
+      </w:r>
+    </w:p>
+    <w:p>
+      <w:pPr>
+        <w:pStyle w:val="Heading3"/>
+      </w:pPr>
+      <w:r>
+        <w:t>My independent procedure, result and limitation</w:t>
+      </w:r>
+    </w:p>
+    <w:p>
+      <w:r>
+        <w:t>________________________________________________________________</w:t>
+      </w:r>
+    </w:p>
+    <w:p>
+      <w:r>
+        <w:t>________________________________________________________________</w:t>
+      </w:r>
+    </w:p>
+    <w:p>
+      <w:r>
+        <w:t>________________________________________________________________</w:t>
+      </w:r>
+    </w:p>
+    <w:p>
+      <w:r>
+        <w:t>________________________________________________________________</w:t>
+      </w:r>
+    </w:p>
+    <w:p>
+      <w:r>
+        <w:t>________________________________________________________________</w:t>
+      </w:r>
+    </w:p>
+    <w:p>
+      <w:r>
+        <w:t>________________________________________________________________</w:t>
+      </w:r>
+    </w:p>
+    <w:p>
+      <w:r>
+        <w:t>________________________________________________________________</w:t>
+      </w:r>
+    </w:p>
+    <w:p>
+      <w:r>
+        <w:t>________________________________________________________________</w:t>
+      </w:r>
+    </w:p>
+    <w:p>
+      <w:pPr>
+        <w:spacing w:line="336" w:lineRule="auto" w:after="180"/>
+      </w:pPr>
       <w:r>
         <w:rPr>
           <w:b w:val="0"/>
         </w:rPr>
-        <w:t xml:space="preserve"> still require assessment. Explain how omitting it could change a reader's interpretation, and write an accurate replacement.</w:t>
-      </w:r>
-    </w:p>
-    <w:p>
-      <w:pPr>
-        <w:spacing w:line="336" w:lineRule="auto" w:after="180"/>
-      </w:pPr>
-      <w:r>
-        <w:rPr>
-          <w:b w:val="0"/>
-        </w:rPr>
-        <w:t>For the worked scenario, propose one additional case that could reveal a failure, describe its expected outcome before running it, and explain what would need to remain fixed for a fair comparison.</w:t>
-      </w:r>
-    </w:p>
-    <w:p>
-      <w:pPr>
-        <w:spacing w:line="336" w:lineRule="auto" w:after="180"/>
-      </w:pPr>
-      <w:r>
-        <w:rPr>
-          <w:b w:val="0"/>
-        </w:rPr>
-        <w:t>Do not reuse W4 as a new final test after receiving feedback.</w:t>
+        <w:t>Record support used: none, hint or teacher explanation. After feedback, a different case is needed to demonstrate independence.</w:t>
       </w:r>
     </w:p>
     <w:p>
@@ -2112,32 +3374,7 @@
         <w:pStyle w:val="Heading3"/>
       </w:pPr>
       <w:r>
-        <w:t>Explain which evidence supports your conclusion and which claim remains unproved.</w:t>
-      </w:r>
-    </w:p>
-    <w:p>
-      <w:r>
-        <w:t>________________________________________________________________</w:t>
-      </w:r>
-    </w:p>
-    <w:p>
-      <w:r>
-        <w:t>________________________________________________________________</w:t>
-      </w:r>
-    </w:p>
-    <w:p>
-      <w:r>
-        <w:t>________________________________________________________________</w:t>
-      </w:r>
-    </w:p>
-    <w:p>
-      <w:r>
-        <w:t>________________________________________________________________</w:t>
-      </w:r>
-    </w:p>
-    <w:p>
-      <w:r>
-        <w:t>________________________________________________________________</w:t>
+        <w:t>Use feedback to improve</w:t>
       </w:r>
     </w:p>
     <w:p>
@@ -2145,12 +3382,20 @@
         <w:pStyle w:val="Heading1"/>
       </w:pPr>
       <w:r>
-        <w:t>11. Connect your project</w:t>
-      </w:r>
-    </w:p>
-    <w:p>
-      <w:r>
-        <w:t>Apply this week’s idea to Reproducible AI Research Study. Keep an annotated decision and the evidence supporting it.</w:t>
+        <w:t>11. Save a source trail that another reader can retrace</w:t>
+      </w:r>
+    </w:p>
+    <w:p>
+      <w:r>
+        <w:t>Keep primary report, code, data and commentary roles separate.</w:t>
+      </w:r>
+    </w:p>
+    <w:p>
+      <w:pPr>
+        <w:pStyle w:val="Heading2"/>
+      </w:pPr>
+      <w:r>
+        <w:t>Project task and artifact</w:t>
       </w:r>
     </w:p>
     <w:p>
@@ -2341,10 +3586,10 @@
     </w:tbl>
     <w:p>
       <w:pPr>
-        <w:pStyle w:val="Heading3"/>
-      </w:pPr>
-      <w:r>
-        <w:t>Evidence for your project</w:t>
+        <w:pStyle w:val="Heading2"/>
+      </w:pPr>
+      <w:r>
+        <w:t>Actual supplied-card inspection and remaining access limits</w:t>
       </w:r>
     </w:p>
     <w:p>
@@ -2360,15 +3605,88 @@
     </w:p>
     <w:p>
       <w:pPr>
+        <w:pStyle w:val="Heading2"/>
+      </w:pPr>
+      <w:r>
+        <w:t>Earlier wording, alternatives and picture transcripts · reference / check after trying</w:t>
+      </w:r>
+    </w:p>
+    <w:p>
+      <w:pPr>
+        <w:pStyle w:val="Heading3"/>
+      </w:pPr>
+      <w:r>
+        <w:t>Evidence for your project</w:t>
+      </w:r>
+    </w:p>
+    <w:p>
+      <w:pPr>
         <w:pStyle w:val="Heading1"/>
       </w:pPr>
       <w:r>
-        <w:t>12. Show what you know</w:t>
-      </w:r>
-    </w:p>
-    <w:p>
-      <w:r>
-        <w:t>Use a genuinely new case for independent evidence. Previously discussed examples remain practice; use the separately named independent case before feedback.</w:t>
+        <w:t>16. Explain which version supports the claim and what remains inaccessible</w:t>
+      </w:r>
+    </w:p>
+    <w:p>
+      <w:r>
+        <w:t>A source lead and inspected primary evidence are different achievements.</w:t>
+      </w:r>
+    </w:p>
+    <w:p>
+      <w:pPr>
+        <w:pStyle w:val="Heading2"/>
+      </w:pPr>
+      <w:r>
+        <w:t>Retrieve and explain</w:t>
+      </w:r>
+    </w:p>
+    <w:p>
+      <w:pPr>
+        <w:pStyle w:val="ListBullet"/>
+      </w:pPr>
+      <w:r>
+        <w:t>Close your notes. Explain this goal in your own words: Explain the mechanism and terminology of finding primary research</w:t>
+      </w:r>
+    </w:p>
+    <w:p>
+      <w:pPr>
+        <w:pStyle w:val="Heading3"/>
+      </w:pPr>
+      <w:r>
+        <w:t>My deciding step, evidence and one remaining question</w:t>
+      </w:r>
+    </w:p>
+    <w:p>
+      <w:r>
+        <w:t>________________________________________________________________</w:t>
+      </w:r>
+    </w:p>
+    <w:p>
+      <w:r>
+        <w:t>________________________________________________________________</w:t>
+      </w:r>
+    </w:p>
+    <w:p>
+      <w:r>
+        <w:t>________________________________________________________________</w:t>
+      </w:r>
+    </w:p>
+    <w:p>
+      <w:r>
+        <w:t>________________________________________________________________</w:t>
+      </w:r>
+    </w:p>
+    <w:p>
+      <w:r>
+        <w:t>________________________________________________________________</w:t>
+      </w:r>
+    </w:p>
+    <w:p>
+      <w:pPr>
+        <w:pStyle w:val="Heading2"/>
+      </w:pPr>
+      <w:r>
+        <w:t>Plan a changed-case return</w:t>
       </w:r>
     </w:p>
     <w:p>
@@ -2379,62 +3697,31 @@
         <w:rPr>
           <w:b w:val="0"/>
         </w:rPr>
-        <w:t>Complete the supported workbook tasks before attempting W4 independently. Record any hints or help used. After feedback, use the teacher's fresh retry rather than copying the earlier answer.</w:t>
-      </w:r>
-    </w:p>
-    <w:p>
-      <w:pPr>
-        <w:spacing w:line="336" w:lineRule="auto" w:after="180"/>
-      </w:pPr>
+        <w:t xml:space="preserve">If you are unsure, return to the worked picture and explain one arrow. If you are ready, change an </w:t>
+      </w:r>
+      <w:r>
+        <w:rPr>
+          <w:b/>
+        </w:rPr>
+        <w:t>input</w:t>
+      </w:r>
       <w:r>
         <w:rPr>
           <w:b w:val="0"/>
         </w:rPr>
-        <w:t>For a project, select a relevant new case, predict the outcome from the declared rule and preserve the result alongside any revision.</w:t>
-      </w:r>
-    </w:p>
-    <w:p>
-      <w:pPr>
-        <w:pStyle w:val="Heading3"/>
-      </w:pPr>
-      <w:r>
-        <w:t>Exit: propose one revealing change to the worked scenario. State the expected outcome and the evidence that would make you revise your explanation.</w:t>
-      </w:r>
-    </w:p>
-    <w:p>
-      <w:r>
-        <w:t>________________________________________________________________</w:t>
-      </w:r>
-    </w:p>
-    <w:p>
-      <w:r>
-        <w:t>________________________________________________________________</w:t>
-      </w:r>
-    </w:p>
-    <w:p>
-      <w:r>
-        <w:t>________________________________________________________________</w:t>
-      </w:r>
-    </w:p>
-    <w:p>
-      <w:r>
-        <w:t>________________________________________________________________</w:t>
-      </w:r>
-    </w:p>
-    <w:p>
-      <w:r>
-        <w:t>________________________________________________________________</w:t>
-      </w:r>
-    </w:p>
-    <w:p>
-      <w:pPr>
-        <w:spacing w:line="336" w:lineRule="auto" w:after="180"/>
-      </w:pPr>
+        <w:t xml:space="preserve"> or assumption and justify your </w:t>
+      </w:r>
+      <w:r>
+        <w:rPr>
+          <w:b/>
+        </w:rPr>
+        <w:t>prediction</w:t>
+      </w:r>
       <w:r>
         <w:rPr>
           <w:b w:val="0"/>
         </w:rPr>
-        <w:t>For the worked scenario, propose one additional case that could reveal a failure, describe its expected outcome before running it, and explain what would need to remain fixed for a fair comparison.</w:t>
+        <w:t>.</w:t>
       </w:r>
     </w:p>
     <w:p>
@@ -2445,14 +3732,336 @@
         <w:rPr>
           <w:b w:val="0"/>
         </w:rPr>
-        <w:t>Do not reuse W4 as a new final test after receiving feedback.</w:t>
-      </w:r>
-    </w:p>
+        <w:t xml:space="preserve">Save your workbook </w:t>
+      </w:r>
+      <w:r>
+        <w:rPr>
+          <w:b/>
+        </w:rPr>
+        <w:t>evidence</w:t>
+      </w:r>
+      <w:r>
+        <w:rPr>
+          <w:b w:val="0"/>
+        </w:rPr>
+        <w:t>. At the next review, try a different case before opening your old answer.</w:t>
+      </w:r>
+    </w:p>
+    <w:p>
+      <w:pPr>
+        <w:pStyle w:val="Heading1"/>
+      </w:pPr>
+      <w:r>
+        <w:t>Reference bank and extra practice</w:t>
+      </w:r>
+    </w:p>
+    <w:p>
+      <w:pPr>
+        <w:pStyle w:val="Heading1"/>
+      </w:pPr>
+      <w:r>
+        <w:t>05. Reference · Use research vocabulary precisely</w:t>
+      </w:r>
+    </w:p>
+    <w:p>
+      <w:r>
+        <w:t>Connect each term to the question, comparison, measurement or evidence.</w:t>
+      </w:r>
+    </w:p>
+    <w:p>
+      <w:pPr>
+        <w:pStyle w:val="Heading2"/>
+      </w:pPr>
+      <w:r>
+        <w:t>Vocabulary and your explanation</w:t>
+      </w:r>
+    </w:p>
+    <w:tbl>
+      <w:tblPr>
+        <w:tblStyle w:val="LightShading-Accent1"/>
+        <w:tblW w:type="auto" w:w="0"/>
+        <w:tblLook w:firstColumn="1" w:firstRow="1" w:lastColumn="0" w:lastRow="0" w:noHBand="0" w:noVBand="1" w:val="04A0"/>
+      </w:tblPr>
+      <w:tblGrid>
+        <w:gridCol w:w="5112"/>
+        <w:gridCol w:w="5112"/>
+      </w:tblGrid>
+      <w:tr>
+        <w:trPr>
+          <w:tblHeader/>
+        </w:trPr>
+        <w:tc>
+          <w:tcPr>
+            <w:tcW w:type="dxa" w:w="5112"/>
+          </w:tcPr>
+          <w:p>
+            <w:r>
+              <w:t>Word</w:t>
+            </w:r>
+          </w:p>
+        </w:tc>
+        <w:tc>
+          <w:tcPr>
+            <w:tcW w:type="dxa" w:w="5112"/>
+          </w:tcPr>
+          <w:p>
+            <w:r>
+              <w:t>Meaning</w:t>
+            </w:r>
+          </w:p>
+        </w:tc>
+      </w:tr>
+      <w:tr>
+        <w:tc>
+          <w:tcPr>
+            <w:tcW w:type="dxa" w:w="5112"/>
+          </w:tcPr>
+          <w:p>
+            <w:r>
+              <w:t>Primary source</w:t>
+            </w:r>
+          </w:p>
+        </w:tc>
+        <w:tc>
+          <w:tcPr>
+            <w:tcW w:type="dxa" w:w="5112"/>
+          </w:tcPr>
+          <w:p>
+            <w:r>
+              <w:t>A record reporting its own study</w:t>
+            </w:r>
+          </w:p>
+        </w:tc>
+      </w:tr>
+      <w:tr>
+        <w:tc>
+          <w:tcPr>
+            <w:tcW w:type="dxa" w:w="5112"/>
+          </w:tcPr>
+          <w:p>
+            <w:r>
+              <w:t>Version identifier</w:t>
+            </w:r>
+          </w:p>
+        </w:tc>
+        <w:tc>
+          <w:tcPr>
+            <w:tcW w:type="dxa" w:w="5112"/>
+          </w:tcPr>
+          <w:p>
+            <w:r>
+              <w:t>A label distinguishing revisions</w:t>
+            </w:r>
+          </w:p>
+        </w:tc>
+      </w:tr>
+      <w:tr>
+        <w:tc>
+          <w:tcPr>
+            <w:tcW w:type="dxa" w:w="5112"/>
+          </w:tcPr>
+          <w:p>
+            <w:r>
+              <w:t>Secondary source</w:t>
+            </w:r>
+          </w:p>
+        </w:tc>
+        <w:tc>
+          <w:tcPr>
+            <w:tcW w:type="dxa" w:w="5112"/>
+          </w:tcPr>
+          <w:p>
+            <w:r>
+              <w:t>A summary or interpretation of another source</w:t>
+            </w:r>
+          </w:p>
+        </w:tc>
+      </w:tr>
+    </w:tbl>
     <w:p>
       <w:pPr>
         <w:pStyle w:val="Heading3"/>
       </w:pPr>
       <w:r>
+        <w:t>Use two terms to explain a step in this week’s example.</w:t>
+      </w:r>
+    </w:p>
+    <w:p>
+      <w:r>
+        <w:t>________________________________________________________________</w:t>
+      </w:r>
+    </w:p>
+    <w:p>
+      <w:r>
+        <w:t>________________________________________________________________</w:t>
+      </w:r>
+    </w:p>
+    <w:p>
+      <w:r>
+        <w:t>________________________________________________________________</w:t>
+      </w:r>
+    </w:p>
+    <w:p>
+      <w:pPr>
+        <w:pStyle w:val="Heading1"/>
+      </w:pPr>
+      <w:r>
+        <w:t>10. Extra challenge · Explain a stronger case</w:t>
+      </w:r>
+    </w:p>
+    <w:p>
+      <w:r>
+        <w:t>Choose the next challenge after the main route.</w:t>
+      </w:r>
+    </w:p>
+    <w:p>
+      <w:pPr>
+        <w:pStyle w:val="Heading2"/>
+      </w:pPr>
+      <w:r>
+        <w:t>Explain,repair and extend</w:t>
+      </w:r>
+    </w:p>
+    <w:p>
+      <w:pPr>
+        <w:pStyle w:val="Heading3"/>
+      </w:pPr>
+      <w:r>
+        <w:t>Explain → apply → challenge</w:t>
+      </w:r>
+    </w:p>
+    <w:p>
+      <w:pPr>
+        <w:pStyle w:val="ListBullet"/>
+      </w:pPr>
+      <w:r>
+        <w:t>Explain the weekly mechanism in your own words. Use the worked scenario to name its input, decision rule and output.</w:t>
+      </w:r>
+    </w:p>
+    <w:p>
+      <w:pPr>
+        <w:pStyle w:val="ListBullet"/>
+      </w:pPr>
+      <w:r>
+        <w:t>A report omits this qualification: Being primary does not guarantee soundness; methods and evidence still require assessment. Explain how omitting it could change a reader's interpretation, and write an accurate replacement.</w:t>
+      </w:r>
+    </w:p>
+    <w:p>
+      <w:pPr>
+        <w:pStyle w:val="ListBullet"/>
+      </w:pPr>
+      <w:r>
+        <w:t>For the worked scenario, propose one additional case that could reveal a failure, describe its expected outcome before running it, and explain what would need to remain fixed for a fair comparison. Do not reuse W4 as a new final test after receiving feedback.</w:t>
+      </w:r>
+    </w:p>
+    <w:p>
+      <w:pPr>
+        <w:pStyle w:val="Heading3"/>
+      </w:pPr>
+      <w:r>
+        <w:t>Explain which evidence supports your conclusion and which claim remains unproved.</w:t>
+      </w:r>
+    </w:p>
+    <w:p>
+      <w:r>
+        <w:t>________________________________________________________________</w:t>
+      </w:r>
+    </w:p>
+    <w:p>
+      <w:r>
+        <w:t>________________________________________________________________</w:t>
+      </w:r>
+    </w:p>
+    <w:p>
+      <w:r>
+        <w:t>________________________________________________________________</w:t>
+      </w:r>
+    </w:p>
+    <w:p>
+      <w:r>
+        <w:t>________________________________________________________________</w:t>
+      </w:r>
+    </w:p>
+    <w:p>
+      <w:r>
+        <w:t>________________________________________________________________</w:t>
+      </w:r>
+    </w:p>
+    <w:p>
+      <w:pPr>
+        <w:pStyle w:val="Heading1"/>
+      </w:pPr>
+      <w:r>
+        <w:t>12. Reference · Check the research reasoning and its limits</w:t>
+      </w:r>
+    </w:p>
+    <w:p>
+      <w:r>
+        <w:t>Use after practice; reserve the selected independent case for its first attempt.</w:t>
+      </w:r>
+    </w:p>
+    <w:p>
+      <w:pPr>
+        <w:pStyle w:val="Heading2"/>
+      </w:pPr>
+      <w:r>
+        <w:t>Current explanation and response</w:t>
+      </w:r>
+    </w:p>
+    <w:p>
+      <w:pPr>
+        <w:pStyle w:val="ListBullet"/>
+      </w:pPr>
+      <w:r>
+        <w:t>Complete the supported workbook tasks before attempting W4 independently. Record any hints or help used. After feedback, use the teacher's fresh retry rather than copying the earlier answer. For a project, select a relevant new case, predict the outcome from the declared rule and preserve the result alongside any revision.</w:t>
+      </w:r>
+    </w:p>
+    <w:p>
+      <w:pPr>
+        <w:pStyle w:val="Heading3"/>
+      </w:pPr>
+      <w:r>
+        <w:t>Exit: propose one revealing change to the worked scenario. State the expected outcome and the evidence that would make you revise your explanation.</w:t>
+      </w:r>
+    </w:p>
+    <w:p>
+      <w:r>
+        <w:t>________________________________________________________________</w:t>
+      </w:r>
+    </w:p>
+    <w:p>
+      <w:r>
+        <w:t>________________________________________________________________</w:t>
+      </w:r>
+    </w:p>
+    <w:p>
+      <w:r>
+        <w:t>________________________________________________________________</w:t>
+      </w:r>
+    </w:p>
+    <w:p>
+      <w:r>
+        <w:t>________________________________________________________________</w:t>
+      </w:r>
+    </w:p>
+    <w:p>
+      <w:r>
+        <w:t>________________________________________________________________</w:t>
+      </w:r>
+    </w:p>
+    <w:p>
+      <w:pPr>
+        <w:pStyle w:val="ListBullet"/>
+      </w:pPr>
+      <w:r>
+        <w:t>For the worked scenario, propose one additional case that could reveal a failure, describe its expected outcome before running it, and explain what would need to remain fixed for a fair comparison. Do not reuse W4 as a new final test after receiving feedback.</w:t>
+      </w:r>
+    </w:p>
+    <w:p>
+      <w:pPr>
+        <w:pStyle w:val="Heading3"/>
+      </w:pPr>
+      <w:r>
         <w:t>My limited claim and a useful next check</w:t>
       </w:r>
     </w:p>
@@ -2481,12 +4090,20 @@
         <w:pStyle w:val="Heading1"/>
       </w:pPr>
       <w:r>
-        <w:t>13. Study a complete case</w:t>
-      </w:r>
-    </w:p>
-    <w:p>
-      <w:r>
-        <w:t>Revisit the complete Finding primary research case for supported practice. Repeated examples do not become fresh assessments.</w:t>
+        <w:t>13. Extra practice · Revisit the complete trace</w:t>
+      </w:r>
+    </w:p>
+    <w:p>
+      <w:r>
+        <w:t>Predict before reading the supplied steps.</w:t>
+      </w:r>
+    </w:p>
+    <w:p>
+      <w:pPr>
+        <w:pStyle w:val="Heading2"/>
+      </w:pPr>
+      <w:r>
+        <w:t>Complete trace and evidence</w:t>
       </w:r>
     </w:p>
     <w:p>
@@ -2558,7 +4175,7 @@
           </w:tcPr>
           <w:p>
             <w:r>
-              <w:t>A blog says experiment had100 cases; original methods say40 and supplementary version says60 after revision.</w:t>
+              <w:t>A blog says experiment had 100 cases; original methods say 40 and supplementary version says 60 after revision.</w:t>
             </w:r>
           </w:p>
         </w:tc>
@@ -2655,208 +4272,20 @@
         <w:pStyle w:val="Heading1"/>
       </w:pPr>
       <w:r>
-        <w:t>14. Try a new case independently</w:t>
-      </w:r>
-    </w:p>
-    <w:p>
-      <w:r>
-        <w:t>Attempt the reserved new case before feedback. Record support; the earlier examples below remain additional practice.</w:t>
-      </w:r>
-    </w:p>
-    <w:p>
-      <w:pPr>
-        <w:pStyle w:val="Heading3"/>
-      </w:pPr>
-      <w:r>
-        <w:t>Independent case: Apply a new case independently</w:t>
-      </w:r>
-    </w:p>
-    <w:p>
-      <w:pPr>
-        <w:spacing w:line="336" w:lineRule="auto" w:after="180"/>
-        <w:shd w:fill="F5F1FB"/>
-      </w:pPr>
-      <w:r>
-        <w:rPr>
-          <w:b w:val="0"/>
-        </w:rPr>
-        <w:t>A search result describes a benchmark score, but the linked paper uses a different dataset. What should the comparison record contain?</w:t>
-      </w:r>
-    </w:p>
-    <w:p>
-      <w:pPr>
-        <w:pStyle w:val="Heading3"/>
-      </w:pPr>
-      <w:r>
-        <w:t>My independent explanation, trace and limits</w:t>
-      </w:r>
-    </w:p>
-    <w:p>
-      <w:r>
-        <w:t>________________________________________________________________</w:t>
-      </w:r>
-    </w:p>
-    <w:p>
-      <w:r>
-        <w:t>________________________________________________________________</w:t>
-      </w:r>
-    </w:p>
-    <w:p>
-      <w:r>
-        <w:t>________________________________________________________________</w:t>
-      </w:r>
-    </w:p>
-    <w:p>
-      <w:r>
-        <w:t>________________________________________________________________</w:t>
-      </w:r>
-    </w:p>
-    <w:p>
-      <w:r>
-        <w:t>________________________________________________________________</w:t>
-      </w:r>
-    </w:p>
-    <w:p>
-      <w:r>
-        <w:t>________________________________________________________________</w:t>
-      </w:r>
-    </w:p>
-    <w:p>
-      <w:r>
-        <w:t>________________________________________________________________</w:t>
-      </w:r>
-    </w:p>
-    <w:p>
-      <w:pPr>
-        <w:spacing w:line="336" w:lineRule="auto" w:after="180"/>
-      </w:pPr>
-      <w:r>
-        <w:rPr>
-          <w:b w:val="0"/>
-        </w:rPr>
-        <w:t>Attempt this case before feedback. Record any help. Earlier examples below are further practice; a case already practised with feedback cannot establish fresh transfer.</w:t>
-      </w:r>
-    </w:p>
-    <w:p>
-      <w:pPr>
-        <w:pStyle w:val="Heading3"/>
-      </w:pPr>
-      <w:r>
-        <w:t>Attempt this without hints</w:t>
-      </w:r>
-    </w:p>
-    <w:p>
-      <w:pPr>
-        <w:spacing w:line="336" w:lineRule="auto" w:after="180"/>
-        <w:shd w:fill="F5F1FB"/>
-      </w:pPr>
-      <w:r>
-        <w:rPr>
-          <w:b w:val="0"/>
-        </w:rPr>
-        <w:t>A search result describes a benchmark score, but the linked paper uses a different dataset. What should the comparison record contain?</w:t>
-      </w:r>
-    </w:p>
-    <w:p>
-      <w:pPr>
-        <w:pStyle w:val="Heading3"/>
-      </w:pPr>
-      <w:r>
-        <w:t>My independent procedure, result and limitation</w:t>
-      </w:r>
-    </w:p>
-    <w:p>
-      <w:r>
-        <w:t>________________________________________________________________</w:t>
-      </w:r>
-    </w:p>
-    <w:p>
-      <w:r>
-        <w:t>________________________________________________________________</w:t>
-      </w:r>
-    </w:p>
-    <w:p>
-      <w:r>
-        <w:t>________________________________________________________________</w:t>
-      </w:r>
-    </w:p>
-    <w:p>
-      <w:r>
-        <w:t>________________________________________________________________</w:t>
-      </w:r>
-    </w:p>
-    <w:p>
-      <w:r>
-        <w:t>________________________________________________________________</w:t>
-      </w:r>
-    </w:p>
-    <w:p>
-      <w:r>
-        <w:t>________________________________________________________________</w:t>
-      </w:r>
-    </w:p>
-    <w:p>
-      <w:r>
-        <w:t>________________________________________________________________</w:t>
-      </w:r>
-    </w:p>
-    <w:p>
-      <w:r>
-        <w:t>________________________________________________________________</w:t>
-      </w:r>
-    </w:p>
-    <w:p>
-      <w:pPr>
-        <w:spacing w:line="336" w:lineRule="auto" w:after="180"/>
-      </w:pPr>
-      <w:r>
-        <w:rPr>
-          <w:b w:val="0"/>
-        </w:rPr>
-        <w:t>Record support used: none, hint or teacher explanation. After feedback, a different case is needed to demonstrate independence.</w:t>
-      </w:r>
-    </w:p>
-    <w:p>
-      <w:pPr>
-        <w:pStyle w:val="Heading3"/>
-      </w:pPr>
-      <w:r>
-        <w:t>Use feedback to improve</w:t>
-      </w:r>
-    </w:p>
-    <w:p>
-      <w:pPr>
-        <w:spacing w:line="336" w:lineRule="auto" w:after="180"/>
-      </w:pPr>
-      <w:r>
-        <w:rPr>
-          <w:b w:val="0"/>
-        </w:rPr>
-        <w:t>Attempt the independent case before hints. Record whether you worked alone, used a hint or followed a model. After feedback, fix the first unsupported step and explain why it changed.</w:t>
-      </w:r>
-    </w:p>
-    <w:p>
-      <w:pPr>
-        <w:spacing w:line="336" w:lineRule="auto" w:after="180"/>
-      </w:pPr>
-      <w:r>
-        <w:rPr>
-          <w:b w:val="0"/>
-        </w:rPr>
-        <w:t>A later check uses a changed case, not a copied answer.</w:t>
-      </w:r>
-    </w:p>
-    <w:p>
-      <w:pPr>
-        <w:pStyle w:val="Heading1"/>
-      </w:pPr>
-      <w:r>
-        <w:t>15. Your lesson route</w:t>
-      </w:r>
-    </w:p>
-    <w:p>
-      <w:r>
-        <w:t>Use this map to navigate Finding primary research, connect the goals to tasks and keep one evidence record for each attempt.</w:t>
+        <w:t>15. Reference · The earlier route checklist</w:t>
+      </w:r>
+    </w:p>
+    <w:p>
+      <w:r>
+        <w:t>Use one main route rather than repeating the lesson.</w:t>
+      </w:r>
+    </w:p>
+    <w:p>
+      <w:pPr>
+        <w:pStyle w:val="Heading2"/>
+      </w:pPr>
+      <w:r>
+        <w:t>Targets,route and first prediction</w:t>
       </w:r>
     </w:p>
     <w:p>
@@ -3035,12 +4464,117 @@
         <w:pStyle w:val="Heading1"/>
       </w:pPr>
       <w:r>
-        <w:t>16. Finish and return</w:t>
-      </w:r>
-    </w:p>
-    <w:p>
-      <w:r>
-        <w:t>Explain Finding primary research without notes, identify a remaining question and plan a later check with a changed case.</w:t>
+        <w:t>17. Extra practice · Predict,check and repair</w:t>
+      </w:r>
+    </w:p>
+    <w:p>
+      <w:r>
+        <w:t>Keep supported feedback separate from the independent case.</w:t>
+      </w:r>
+    </w:p>
+    <w:p>
+      <w:pPr>
+        <w:pStyle w:val="Heading2"/>
+      </w:pPr>
+      <w:r>
+        <w:t>First supported question and optional hint</w:t>
+      </w:r>
+    </w:p>
+    <w:p>
+      <w:pPr>
+        <w:pStyle w:val="ListBullet"/>
+      </w:pPr>
+      <w:r>
+        <w:t>Find the source behind a summary. A blog describes a fictional benchmark improvement and links an original study report.</w:t>
+      </w:r>
+    </w:p>
+    <w:p>
+      <w:pPr>
+        <w:pStyle w:val="Heading3"/>
+      </w:pPr>
+      <w:r>
+        <w:t>Practice 1: explain the deciding evidence</w:t>
+      </w:r>
+    </w:p>
+    <w:p>
+      <w:pPr>
+        <w:pStyle w:val="ListBullet"/>
+      </w:pPr>
+      <w:r>
+        <w:t>Which labelled step matches this detail? Keep report version and page or table reference with the exact scoped result.</w:t>
+      </w:r>
+    </w:p>
+    <w:p>
+      <w:pPr>
+        <w:pStyle w:val="ListBullet"/>
+      </w:pPr>
+      <w:r>
+        <w:t>1. Record source details</w:t>
+      </w:r>
+    </w:p>
+    <w:p>
+      <w:pPr>
+        <w:pStyle w:val="ListBullet"/>
+      </w:pPr>
+      <w:r>
+        <w:t>2. Locate methods and results</w:t>
+      </w:r>
+    </w:p>
+    <w:p>
+      <w:pPr>
+        <w:pStyle w:val="ListBullet"/>
+      </w:pPr>
+      <w:r>
+        <w:t>3. Follow the primary link</w:t>
+      </w:r>
+    </w:p>
+    <w:p>
+      <w:pPr>
+        <w:pStyle w:val="Heading3"/>
+      </w:pPr>
+      <w:r>
+        <w:t>My selected conclusion, deciding fact and explanation</w:t>
+      </w:r>
+    </w:p>
+    <w:p>
+      <w:r>
+        <w:t>________________________________________________________________</w:t>
+      </w:r>
+    </w:p>
+    <w:p>
+      <w:r>
+        <w:t>________________________________________________________________</w:t>
+      </w:r>
+    </w:p>
+    <w:p>
+      <w:r>
+        <w:t>________________________________________________________________</w:t>
+      </w:r>
+    </w:p>
+    <w:p>
+      <w:r>
+        <w:t>________________________________________________________________</w:t>
+      </w:r>
+    </w:p>
+    <w:p>
+      <w:r>
+        <w:t>________________________________________________________________</w:t>
+      </w:r>
+    </w:p>
+    <w:p>
+      <w:pPr>
+        <w:pStyle w:val="ListBullet"/>
+      </w:pPr>
+      <w:r>
+        <w:t>Hint if needed: Read the steps in the pictorial case. Match the supplied detail to the stage that performs or records it.</w:t>
+      </w:r>
+    </w:p>
+    <w:p>
+      <w:pPr>
+        <w:pStyle w:val="Heading2"/>
+      </w:pPr>
+      <w:r>
+        <w:t>Check after the first attempt · reference / check after trying</w:t>
       </w:r>
     </w:p>
     <w:p>
@@ -3051,7 +4585,157 @@
         <w:rPr>
           <w:b w:val="0"/>
         </w:rPr>
-        <w:t xml:space="preserve">Close your notes. Explain this goal in your own words: Explain the </w:t>
+        <w:t>After your attempt, compare with the supported explanation: Record source details Keep report version and page or table reference with the exact scoped result.</w:t>
+      </w:r>
+    </w:p>
+    <w:p>
+      <w:pPr>
+        <w:spacing w:line="336" w:lineRule="auto" w:after="180"/>
+      </w:pPr>
+      <w:r>
+        <w:rPr>
+          <w:b w:val="0"/>
+        </w:rPr>
+        <w:t xml:space="preserve">Primary research exposes the procedure and </w:t>
+      </w:r>
+      <w:r>
+        <w:rPr>
+          <w:b/>
+        </w:rPr>
+        <w:t>observation</w:t>
+      </w:r>
+      <w:r>
+        <w:rPr>
+          <w:b w:val="0"/>
+        </w:rPr>
+        <w:t>s behind a summary. It still needs scrutiny; being original does not make every interpretation correct.</w:t>
+      </w:r>
+    </w:p>
+    <w:p>
+      <w:pPr>
+        <w:pStyle w:val="Heading2"/>
+      </w:pPr>
+      <w:r>
+        <w:t>Changed-case question and optional hint</w:t>
+      </w:r>
+    </w:p>
+    <w:p>
+      <w:pPr>
+        <w:pStyle w:val="Heading3"/>
+      </w:pPr>
+      <w:r>
+        <w:t>Practice 2: explain the deciding evidence</w:t>
+      </w:r>
+    </w:p>
+    <w:p>
+      <w:pPr>
+        <w:pStyle w:val="ListBullet"/>
+      </w:pPr>
+      <w:r>
+        <w:t>Changed-case practice: The original report is unavailable and only the blog remains. Which conclusion is supported by the supplied facts?</w:t>
+      </w:r>
+    </w:p>
+    <w:p>
+      <w:pPr>
+        <w:pStyle w:val="ListBullet"/>
+      </w:pPr>
+      <w:r>
+        <w:t>1. This one example guarantees correct results for every future input.</w:t>
+      </w:r>
+    </w:p>
+    <w:p>
+      <w:pPr>
+        <w:pStyle w:val="ListBullet"/>
+      </w:pPr>
+      <w:r>
+        <w:t>2. We can decide the result without examining the changed input or the procedure.</w:t>
+      </w:r>
+    </w:p>
+    <w:p>
+      <w:pPr>
+        <w:pStyle w:val="ListBullet"/>
+      </w:pPr>
+      <w:r>
+        <w:t>3. Mark the measurement as unverified rather than filling in absent methods.</w:t>
+      </w:r>
+    </w:p>
+    <w:p>
+      <w:pPr>
+        <w:pStyle w:val="Heading3"/>
+      </w:pPr>
+      <w:r>
+        <w:t>My selected conclusion, deciding fact and explanation</w:t>
+      </w:r>
+    </w:p>
+    <w:p>
+      <w:r>
+        <w:t>________________________________________________________________</w:t>
+      </w:r>
+    </w:p>
+    <w:p>
+      <w:r>
+        <w:t>________________________________________________________________</w:t>
+      </w:r>
+    </w:p>
+    <w:p>
+      <w:r>
+        <w:t>________________________________________________________________</w:t>
+      </w:r>
+    </w:p>
+    <w:p>
+      <w:r>
+        <w:t>________________________________________________________________</w:t>
+      </w:r>
+    </w:p>
+    <w:p>
+      <w:r>
+        <w:t>________________________________________________________________</w:t>
+      </w:r>
+    </w:p>
+    <w:p>
+      <w:pPr>
+        <w:pStyle w:val="ListBullet"/>
+      </w:pPr>
+      <w:r>
+        <w:t>Hint if needed: Use the changed condition and the deciding step in the pictorial trace. The answer must say what follows from those facts.</w:t>
+      </w:r>
+    </w:p>
+    <w:p>
+      <w:pPr>
+        <w:pStyle w:val="Heading2"/>
+      </w:pPr>
+      <w:r>
+        <w:t>Check after the changed attempt · reference / check after trying</w:t>
+      </w:r>
+    </w:p>
+    <w:p>
+      <w:pPr>
+        <w:spacing w:line="336" w:lineRule="auto" w:after="180"/>
+      </w:pPr>
+      <w:r>
+        <w:rPr>
+          <w:b w:val="0"/>
+        </w:rPr>
+        <w:t>After your attempt, compare with the supported explanation: Mark the measurement as unverified rather than filling in absent methods. The summary cannot supply details that have not been inspected.</w:t>
+      </w:r>
+    </w:p>
+    <w:p>
+      <w:pPr>
+        <w:pStyle w:val="Heading2"/>
+      </w:pPr>
+      <w:r>
+        <w:t>Repair and retain the record</w:t>
+      </w:r>
+    </w:p>
+    <w:p>
+      <w:pPr>
+        <w:spacing w:line="336" w:lineRule="auto" w:after="180"/>
+      </w:pPr>
+      <w:r>
+        <w:rPr>
+          <w:b w:val="0"/>
+        </w:rPr>
+        <w:t xml:space="preserve">Review Reading a research claim (ai-7/2). Goal: Explain the </w:t>
       </w:r>
       <w:r>
         <w:rPr>
@@ -3063,40 +4747,7 @@
         <w:rPr>
           <w:b w:val="0"/>
         </w:rPr>
-        <w:t xml:space="preserve"> and terminology of finding primary research</w:t>
-      </w:r>
-    </w:p>
-    <w:p>
-      <w:pPr>
-        <w:pStyle w:val="Heading3"/>
-      </w:pPr>
-      <w:r>
-        <w:t>My deciding step, evidence and one remaining question</w:t>
-      </w:r>
-    </w:p>
-    <w:p>
-      <w:r>
-        <w:t>________________________________________________________________</w:t>
-      </w:r>
-    </w:p>
-    <w:p>
-      <w:r>
-        <w:t>________________________________________________________________</w:t>
-      </w:r>
-    </w:p>
-    <w:p>
-      <w:r>
-        <w:t>________________________________________________________________</w:t>
-      </w:r>
-    </w:p>
-    <w:p>
-      <w:r>
-        <w:t>________________________________________________________________</w:t>
-      </w:r>
-    </w:p>
-    <w:p>
-      <w:r>
-        <w:t>________________________________________________________________</w:t>
+        <w:t xml:space="preserve"> and terminology of reading a research claim. Short practice: Calculate the baseline and new rates for 2/10 and 4/10.</w:t>
       </w:r>
     </w:p>
     <w:p>
@@ -3107,42 +4758,18 @@
         <w:rPr>
           <w:b w:val="0"/>
         </w:rPr>
-        <w:t xml:space="preserve">If you are unsure, return to the worked picture and explain one arrow. If you are ready, change an </w:t>
-      </w:r>
-      <w:r>
-        <w:rPr>
-          <w:b/>
-        </w:rPr>
-        <w:t>input</w:t>
-      </w:r>
+        <w:t>Explain both twice the rate and the percentage-point change, and say why neither measures every learner’s improvement.. Return to this week and explain what you changed.</w:t>
+      </w:r>
+    </w:p>
+    <w:p>
+      <w:pPr>
+        <w:spacing w:line="336" w:lineRule="auto" w:after="180"/>
+      </w:pPr>
       <w:r>
         <w:rPr>
           <w:b w:val="0"/>
         </w:rPr>
-        <w:t xml:space="preserve"> or assumption and justify your </w:t>
-      </w:r>
-      <w:r>
-        <w:rPr>
-          <w:b/>
-        </w:rPr>
-        <w:t>prediction</w:t>
-      </w:r>
-      <w:r>
-        <w:rPr>
-          <w:b w:val="0"/>
-        </w:rPr>
-        <w:t>.</w:t>
-      </w:r>
-    </w:p>
-    <w:p>
-      <w:pPr>
-        <w:spacing w:line="336" w:lineRule="auto" w:after="180"/>
-      </w:pPr>
-      <w:r>
-        <w:rPr>
-          <w:b w:val="0"/>
-        </w:rPr>
-        <w:t xml:space="preserve">Save your workbook </w:t>
+        <w:t xml:space="preserve">Use Download completed work in the hosted lesson to export your answers, reflections, practice feedback and code-run </w:t>
       </w:r>
       <w:r>
         <w:rPr>
@@ -3154,20 +4781,26 @@
         <w:rPr>
           <w:b w:val="0"/>
         </w:rPr>
-        <w:t>. At the next review, try a different case before opening your old answer.</w:t>
-      </w:r>
-    </w:p>
-    <w:p>
-      <w:pPr>
-        <w:pStyle w:val="Heading1"/>
-      </w:pPr>
-      <w:r>
-        <w:t>17. Supported practice, repair and portfolio</w:t>
-      </w:r>
-    </w:p>
-    <w:p>
-      <w:r>
-        <w:t>Attempt supported questions before using hints or feedback. Review a missing building block, then keep the completed work.</w:t>
+        <w:t>. Open the HTML copy to read or print it.</w:t>
+      </w:r>
+    </w:p>
+    <w:p>
+      <w:pPr>
+        <w:spacing w:line="336" w:lineRule="auto" w:after="180"/>
+      </w:pPr>
+      <w:r>
+        <w:rPr>
+          <w:b w:val="0"/>
+        </w:rPr>
+        <w:t>Drafts stay in this browser when storage is available; clear drafts on a shared device.</w:t>
+      </w:r>
+    </w:p>
+    <w:p>
+      <w:pPr>
+        <w:pStyle w:val="Heading2"/>
+      </w:pPr>
+      <w:r>
+        <w:t>Earlier wording, alternatives and picture transcripts · reference / check after trying</w:t>
       </w:r>
     </w:p>
     <w:p>
@@ -3183,68 +4816,10 @@
     </w:p>
     <w:p>
       <w:pPr>
-        <w:spacing w:line="336" w:lineRule="auto" w:after="180"/>
-      </w:pPr>
-      <w:r>
-        <w:rPr>
-          <w:b w:val="0"/>
-        </w:rPr>
-        <w:t>Find the source behind a summary. A blog describes a fictional benchmark improvement and links an original study report.</w:t>
-      </w:r>
-    </w:p>
-    <w:p>
-      <w:pPr>
         <w:pStyle w:val="Heading3"/>
       </w:pPr>
       <w:r>
-        <w:t>Practice 1: explain the deciding evidence</w:t>
-      </w:r>
-    </w:p>
-    <w:p>
-      <w:pPr>
-        <w:spacing w:line="336" w:lineRule="auto" w:after="180"/>
-      </w:pPr>
-      <w:r>
-        <w:rPr>
-          <w:b w:val="0"/>
-        </w:rPr>
-        <w:t>Which labelled step matches this detail? Keep report version and page or table reference with the exact scoped result.</w:t>
-      </w:r>
-    </w:p>
-    <w:p>
-      <w:pPr>
-        <w:spacing w:line="336" w:lineRule="auto" w:after="180"/>
-        <w:shd w:fill="F4F9FC"/>
-      </w:pPr>
-      <w:r>
-        <w:rPr>
-          <w:b w:val="0"/>
-        </w:rPr>
-        <w:t>1. Record source details</w:t>
-      </w:r>
-    </w:p>
-    <w:p>
-      <w:pPr>
-        <w:spacing w:line="336" w:lineRule="auto" w:after="180"/>
-        <w:shd w:fill="F4F9FC"/>
-      </w:pPr>
-      <w:r>
-        <w:rPr>
-          <w:b w:val="0"/>
-        </w:rPr>
-        <w:t>2. Locate methods and results</w:t>
-      </w:r>
-    </w:p>
-    <w:p>
-      <w:pPr>
-        <w:spacing w:line="336" w:lineRule="auto" w:after="180"/>
-        <w:shd w:fill="F4F9FC"/>
-      </w:pPr>
-      <w:r>
-        <w:rPr>
-          <w:b w:val="0"/>
-        </w:rPr>
-        <w:t>3. Follow the primary link</w:t>
+        <w:t>Repair a missing building block</w:t>
       </w:r>
     </w:p>
     <w:p>
@@ -3252,359 +4827,25 @@
         <w:pStyle w:val="Heading3"/>
       </w:pPr>
       <w:r>
-        <w:t>My selected conclusion, deciding fact and explanation</w:t>
-      </w:r>
-    </w:p>
-    <w:p>
-      <w:r>
-        <w:t>________________________________________________________________</w:t>
-      </w:r>
-    </w:p>
-    <w:p>
-      <w:r>
-        <w:t>________________________________________________________________</w:t>
-      </w:r>
-    </w:p>
-    <w:p>
-      <w:r>
-        <w:t>________________________________________________________________</w:t>
-      </w:r>
-    </w:p>
-    <w:p>
-      <w:r>
-        <w:t>________________________________________________________________</w:t>
-      </w:r>
-    </w:p>
-    <w:p>
-      <w:r>
-        <w:t>________________________________________________________________</w:t>
-      </w:r>
-    </w:p>
-    <w:p>
-      <w:pPr>
-        <w:pStyle w:val="Heading3"/>
-      </w:pPr>
-      <w:r>
-        <w:t>Hint · try first</w:t>
-      </w:r>
-    </w:p>
-    <w:p>
-      <w:pPr>
-        <w:spacing w:line="336" w:lineRule="auto" w:after="180"/>
-        <w:shd w:fill="F1F6F8"/>
-      </w:pPr>
-      <w:r>
-        <w:rPr>
-          <w:b w:val="0"/>
-        </w:rPr>
-        <w:t>Hint if needed: Read the steps in the pictorial case. Match the supplied detail to the stage that performs or records it.</w:t>
-      </w:r>
-    </w:p>
-    <w:p>
-      <w:pPr>
-        <w:pStyle w:val="Heading3"/>
-      </w:pPr>
-      <w:r>
-        <w:t>Feedback · compare after trying</w:t>
-      </w:r>
-    </w:p>
-    <w:p>
-      <w:pPr>
-        <w:spacing w:line="336" w:lineRule="auto" w:after="180"/>
-        <w:shd w:fill="F1F6FC"/>
-      </w:pPr>
-      <w:r>
-        <w:rPr>
-          <w:b w:val="0"/>
-        </w:rPr>
-        <w:t>After your attempt, compare with the supported explanation: Record source details Keep report version and page or table reference with the exact scoped result.</w:t>
-      </w:r>
-    </w:p>
-    <w:p>
-      <w:pPr>
-        <w:spacing w:line="336" w:lineRule="auto" w:after="180"/>
-        <w:shd w:fill="F1F6FC"/>
-      </w:pPr>
-      <w:r>
-        <w:rPr>
-          <w:b w:val="0"/>
-        </w:rPr>
-        <w:t xml:space="preserve">Primary research exposes the procedure and </w:t>
-      </w:r>
-      <w:r>
-        <w:rPr>
-          <w:b/>
-        </w:rPr>
-        <w:t>observation</w:t>
-      </w:r>
-      <w:r>
-        <w:rPr>
-          <w:b w:val="0"/>
-        </w:rPr>
-        <w:t>s behind a summary. It still needs scrutiny; being original does not make every interpretation correct.</w:t>
-      </w:r>
-    </w:p>
-    <w:p>
-      <w:pPr>
-        <w:pStyle w:val="Heading3"/>
-      </w:pPr>
-      <w:r>
-        <w:t>Practice 2: explain the deciding evidence</w:t>
-      </w:r>
-    </w:p>
-    <w:p>
-      <w:pPr>
-        <w:pStyle w:val="Heading3"/>
-      </w:pPr>
-      <w:r>
-        <w:t>Changed case · predict first</w:t>
-      </w:r>
-    </w:p>
-    <w:p>
-      <w:pPr>
-        <w:spacing w:line="336" w:lineRule="auto" w:after="180"/>
-        <w:shd w:fill="F5F1FB"/>
-      </w:pPr>
-      <w:r>
-        <w:rPr>
-          <w:b w:val="0"/>
-        </w:rPr>
-        <w:t>Changed-case practice: The original report is unavailable and only the blog remains. Which conclusion is supported by the supplied facts?</w:t>
-      </w:r>
-    </w:p>
-    <w:p>
-      <w:pPr>
-        <w:spacing w:line="336" w:lineRule="auto" w:after="180"/>
-        <w:shd w:fill="F4F9FC"/>
-      </w:pPr>
-      <w:r>
-        <w:rPr>
-          <w:b w:val="0"/>
-        </w:rPr>
-        <w:t xml:space="preserve">1. This one example guarantees correct results for every future </w:t>
-      </w:r>
-      <w:r>
-        <w:rPr>
-          <w:b/>
-        </w:rPr>
-        <w:t>input</w:t>
-      </w:r>
-      <w:r>
-        <w:rPr>
-          <w:b w:val="0"/>
-        </w:rPr>
-        <w:t>.</w:t>
-      </w:r>
-    </w:p>
-    <w:p>
-      <w:pPr>
-        <w:spacing w:line="336" w:lineRule="auto" w:after="180"/>
-        <w:shd w:fill="F4F9FC"/>
-      </w:pPr>
-      <w:r>
-        <w:rPr>
-          <w:b w:val="0"/>
-        </w:rPr>
-        <w:t xml:space="preserve">2. We can decide the result without examining the changed </w:t>
-      </w:r>
-      <w:r>
-        <w:rPr>
-          <w:b/>
-        </w:rPr>
-        <w:t>input</w:t>
-      </w:r>
-      <w:r>
-        <w:rPr>
-          <w:b w:val="0"/>
-        </w:rPr>
-        <w:t xml:space="preserve"> or the procedure.</w:t>
-      </w:r>
-    </w:p>
-    <w:p>
-      <w:pPr>
-        <w:spacing w:line="336" w:lineRule="auto" w:after="180"/>
-        <w:shd w:fill="F4F9FC"/>
-      </w:pPr>
-      <w:r>
-        <w:rPr>
-          <w:b w:val="0"/>
-        </w:rPr>
-        <w:t>3. Mark the measurement as unverified rather than filling in absent methods.</w:t>
-      </w:r>
-    </w:p>
-    <w:p>
-      <w:pPr>
-        <w:pStyle w:val="Heading3"/>
-      </w:pPr>
-      <w:r>
-        <w:t>My selected conclusion, deciding fact and explanation</w:t>
-      </w:r>
-    </w:p>
-    <w:p>
-      <w:r>
-        <w:t>________________________________________________________________</w:t>
-      </w:r>
-    </w:p>
-    <w:p>
-      <w:r>
-        <w:t>________________________________________________________________</w:t>
-      </w:r>
-    </w:p>
-    <w:p>
-      <w:r>
-        <w:t>________________________________________________________________</w:t>
-      </w:r>
-    </w:p>
-    <w:p>
-      <w:r>
-        <w:t>________________________________________________________________</w:t>
-      </w:r>
-    </w:p>
-    <w:p>
-      <w:r>
-        <w:t>________________________________________________________________</w:t>
-      </w:r>
-    </w:p>
-    <w:p>
-      <w:pPr>
-        <w:pStyle w:val="Heading3"/>
-      </w:pPr>
-      <w:r>
-        <w:t>Hint · try first</w:t>
-      </w:r>
-    </w:p>
-    <w:p>
-      <w:pPr>
-        <w:spacing w:line="336" w:lineRule="auto" w:after="180"/>
-        <w:shd w:fill="F1F6F8"/>
-      </w:pPr>
-      <w:r>
-        <w:rPr>
-          <w:b w:val="0"/>
-        </w:rPr>
-        <w:t>Hint if needed: Use the changed condition and the deciding step in the pictorial trace. The answer must say what follows from those facts.</w:t>
-      </w:r>
-    </w:p>
-    <w:p>
-      <w:pPr>
-        <w:pStyle w:val="Heading3"/>
-      </w:pPr>
-      <w:r>
-        <w:t>Feedback · compare after trying</w:t>
-      </w:r>
-    </w:p>
-    <w:p>
-      <w:pPr>
-        <w:spacing w:line="336" w:lineRule="auto" w:after="180"/>
-        <w:shd w:fill="F1F6FC"/>
-      </w:pPr>
-      <w:r>
-        <w:rPr>
-          <w:b w:val="0"/>
-        </w:rPr>
-        <w:t>After your attempt, compare with the supported explanation: Mark the measurement as unverified rather than filling in absent methods. The summary cannot supply details that have not been inspected.</w:t>
-      </w:r>
-    </w:p>
-    <w:p>
-      <w:pPr>
-        <w:pStyle w:val="Heading3"/>
-      </w:pPr>
-      <w:r>
-        <w:t>Repair a missing building block</w:t>
-      </w:r>
-    </w:p>
-    <w:p>
-      <w:pPr>
-        <w:spacing w:line="336" w:lineRule="auto" w:after="180"/>
-      </w:pPr>
-      <w:r>
-        <w:rPr>
-          <w:b w:val="0"/>
-        </w:rPr>
-        <w:t xml:space="preserve">Review Reading a research claim (ai-7/2). Goal: Explain the </w:t>
-      </w:r>
-      <w:r>
-        <w:rPr>
-          <w:b/>
-        </w:rPr>
-        <w:t>mechanism</w:t>
-      </w:r>
-      <w:r>
-        <w:rPr>
-          <w:b w:val="0"/>
-        </w:rPr>
-        <w:t xml:space="preserve"> and terminology of reading a research claim. Short practice: Calculate the baseline and new rates for 2/10 and 4/10.</w:t>
-      </w:r>
-    </w:p>
-    <w:p>
-      <w:pPr>
-        <w:spacing w:line="336" w:lineRule="auto" w:after="180"/>
-      </w:pPr>
-      <w:r>
-        <w:rPr>
-          <w:b w:val="0"/>
-        </w:rPr>
-        <w:t>Explain both twice the rate and the percentage-point change, and say why neither measures every learner’s improvement.. Return to this week and explain what you changed.</w:t>
-      </w:r>
-    </w:p>
-    <w:p>
-      <w:pPr>
-        <w:pStyle w:val="Heading3"/>
-      </w:pPr>
-      <w:r>
         <w:t>Keep your completed work</w:t>
       </w:r>
     </w:p>
     <w:p>
       <w:pPr>
-        <w:spacing w:line="336" w:lineRule="auto" w:after="180"/>
-      </w:pPr>
-      <w:r>
-        <w:rPr>
-          <w:b w:val="0"/>
-        </w:rPr>
-        <w:t xml:space="preserve">Use Download completed work in the hosted lesson to export your answers, reflections, practice feedback and code-run </w:t>
-      </w:r>
-      <w:r>
-        <w:rPr>
-          <w:b/>
-        </w:rPr>
-        <w:t>evidence</w:t>
-      </w:r>
-      <w:r>
-        <w:rPr>
-          <w:b w:val="0"/>
-        </w:rPr>
-        <w:t>. Open the HTML copy to read or print it.</w:t>
-      </w:r>
-    </w:p>
-    <w:p>
-      <w:pPr>
-        <w:spacing w:line="336" w:lineRule="auto" w:after="180"/>
-      </w:pPr>
-      <w:r>
-        <w:rPr>
-          <w:b w:val="0"/>
-        </w:rPr>
-        <w:t>Drafts stay in this browser when storage is available; clear drafts on a shared device.</w:t>
-      </w:r>
-    </w:p>
-    <w:p>
-      <w:pPr>
         <w:pStyle w:val="Heading1"/>
       </w:pPr>
       <w:r>
-        <w:t>18. Visual concept journey</w:t>
-      </w:r>
-    </w:p>
-    <w:p>
-      <w:r>
-        <w:t>Explain each Finding primary research graphic using its labels, deciding evidence and relevant limitation.</w:t>
-      </w:r>
-    </w:p>
-    <w:p>
-      <w:pPr>
-        <w:pStyle w:val="Heading3"/>
+        <w:t>18. Reference · Six-picture concept journey</w:t>
+      </w:r>
+    </w:p>
+    <w:p>
+      <w:r>
+        <w:t>Choose the picture that supports the current explanation.</w:t>
+      </w:r>
+    </w:p>
+    <w:p>
+      <w:pPr>
+        <w:pStyle w:val="Heading2"/>
       </w:pPr>
       <w:r>
         <w:t>01. Finding primary research: the case</w:t>
@@ -3615,7 +4856,7 @@
         <w:drawing>
           <wp:inline xmlns:a="http://schemas.openxmlformats.org/drawingml/2006/main" xmlns:pic="http://schemas.openxmlformats.org/drawingml/2006/picture">
             <wp:extent cx="5486400" cy="2834640"/>
-            <wp:docPr id="2" name="Picture 2" descr="Find the source behind a summary. A blog describes a fictional benchmark improvement and links an original study report. Supplied facts: Blog says &quot;90% reliable&quot;. Original report records 9/10 correct on one fixed fictional task set and describes its labels."/>
+            <wp:docPr id="4" name="Picture 4" descr="Find the source behind a summary. A blog describes a fictional benchmark improvement and links an original study report. Supplied facts: Blog says &quot;90% reliable&quot;. Original report records 9/10 correct on one fixed fictional task set and describes its labels."/>
             <wp:cNvGraphicFramePr>
               <a:graphicFrameLocks noChangeAspect="1"/>
             </wp:cNvGraphicFramePr>
@@ -3627,7 +4868,7 @@
                     <pic:cNvPicPr/>
                   </pic:nvPicPr>
                   <pic:blipFill>
-                    <a:blip r:embed="rId10"/>
+                    <a:blip r:embed="rId12"/>
                     <a:stretch>
                       <a:fillRect/>
                     </a:stretch>
@@ -3671,7 +4912,6 @@
     <w:p>
       <w:pPr>
         <w:spacing w:line="336" w:lineRule="auto" w:after="180"/>
-        <w:shd w:fill="F5F1FB"/>
       </w:pPr>
       <w:r>
         <w:rPr>
@@ -3682,7 +4922,7 @@
     </w:p>
     <w:p>
       <w:pPr>
-        <w:pStyle w:val="Heading3"/>
+        <w:pStyle w:val="Heading2"/>
       </w:pPr>
       <w:r>
         <w:t>02. Follow the deciding steps</w:t>
@@ -3693,7 +4933,7 @@
         <w:drawing>
           <wp:inline xmlns:a="http://schemas.openxmlformats.org/drawingml/2006/main" xmlns:pic="http://schemas.openxmlformats.org/drawingml/2006/picture">
             <wp:extent cx="5486400" cy="3182112"/>
-            <wp:docPr id="3" name="Picture 3" descr="Follow the primary link: Open the original report rather than treating the blog as the measurement. → Locate methods and results: Identify the ten cases, labels and nine correct results. → Record source details: Keep report version and page or table reference with the exact scoped result."/>
+            <wp:docPr id="5" name="Picture 5" descr="Follow the primary link: Open the original report rather than treating the blog as the measurement. → Locate methods and results: Identify the ten cases, labels and nine correct results. → Record source details: Keep report version and page or table reference with the exact scoped result."/>
             <wp:cNvGraphicFramePr>
               <a:graphicFrameLocks noChangeAspect="1"/>
             </wp:cNvGraphicFramePr>
@@ -3705,7 +4945,7 @@
                     <pic:cNvPicPr/>
                   </pic:nvPicPr>
                   <pic:blipFill>
-                    <a:blip r:embed="rId11"/>
+                    <a:blip r:embed="rId9"/>
                     <a:stretch>
                       <a:fillRect/>
                     </a:stretch>
@@ -3738,7 +4978,6 @@
     <w:p>
       <w:pPr>
         <w:spacing w:line="336" w:lineRule="auto" w:after="180"/>
-        <w:shd w:fill="F5F1FB"/>
       </w:pPr>
       <w:r>
         <w:rPr>
@@ -3761,7 +5000,7 @@
     </w:p>
     <w:p>
       <w:pPr>
-        <w:pStyle w:val="Heading3"/>
+        <w:pStyle w:val="Heading2"/>
       </w:pPr>
       <w:r>
         <w:t>03. Finding primary research — evidence trace</w:t>
@@ -3772,7 +5011,7 @@
         <w:drawing>
           <wp:inline xmlns:a="http://schemas.openxmlformats.org/drawingml/2006/main" xmlns:pic="http://schemas.openxmlformats.org/drawingml/2006/picture">
             <wp:extent cx="5486400" cy="2843784"/>
-            <wp:docPr id="4" name="Picture 4" descr="Finding primary research — evidence trace. A blog says experiment had100 cases; original methods say40 and supplementary version says60 after revision. | Record title, authors, version, date, identifier and access location. Distinguish paper, code, data and commentary. Verify that a quoted claim belongs to the cited version. | Track versions and use the correct original record for the claim. The blog is secondary; the two original versions must not be merged silently."/>
+            <wp:docPr id="6" name="Picture 6" descr="Finding primary research — evidence trace. A blog says experiment had 100 cases; original methods say 40 and supplementary version says 60 after revision. | Record title, authors, version, date, identifier and access location. Distinguish paper, code, data and commentary. Verify that a quoted claim belongs to the cited version. | Track versions and use the correct original record for the claim. The blog is secondary; the two original versions must not be merged silently."/>
             <wp:cNvGraphicFramePr>
               <a:graphicFrameLocks noChangeAspect="1"/>
             </wp:cNvGraphicFramePr>
@@ -3784,7 +5023,7 @@
                     <pic:cNvPicPr/>
                   </pic:nvPicPr>
                   <pic:blipFill>
-                    <a:blip r:embed="rId12"/>
+                    <a:blip r:embed="rId13"/>
                     <a:stretch>
                       <a:fillRect/>
                     </a:stretch>
@@ -3823,35 +5062,12 @@
         <w:rPr>
           <w:b w:val="0"/>
         </w:rPr>
-        <w:t xml:space="preserve"> trace. A blog says experiment had100 cases; original methods say40 and supplementary version says60 after revision. | Record title, authors, version, date, identifier and access location.</w:t>
+        <w:t xml:space="preserve"> trace. A blog says experiment had 100 cases; original methods say 40 and supplementary version says 60 after revision. | Record title, authors, version, date, identifier and access location. Distinguish paper, code, data and commentary. Verify that a quoted claim belongs to the cited version. | Track versions and use the correct original record for the claim. The blog is secondary; the two original versions must not be merged silently.</w:t>
       </w:r>
     </w:p>
     <w:p>
       <w:pPr>
         <w:spacing w:line="336" w:lineRule="auto" w:after="180"/>
-      </w:pPr>
-      <w:r>
-        <w:rPr>
-          <w:b w:val="0"/>
-        </w:rPr>
-        <w:t>Distinguish paper, code, data and commentary. Verify that a quoted claim belongs to the cited version. | Track versions and use the correct original record for the claim.</w:t>
-      </w:r>
-    </w:p>
-    <w:p>
-      <w:pPr>
-        <w:spacing w:line="336" w:lineRule="auto" w:after="180"/>
-      </w:pPr>
-      <w:r>
-        <w:rPr>
-          <w:b w:val="0"/>
-        </w:rPr>
-        <w:t>The blog is secondary; the two original versions must not be merged silently.</w:t>
-      </w:r>
-    </w:p>
-    <w:p>
-      <w:pPr>
-        <w:spacing w:line="336" w:lineRule="auto" w:after="180"/>
-        <w:shd w:fill="F5F1FB"/>
       </w:pPr>
       <w:r>
         <w:rPr>
@@ -3862,7 +5078,7 @@
     </w:p>
     <w:p>
       <w:pPr>
-        <w:pStyle w:val="Heading3"/>
+        <w:pStyle w:val="Heading2"/>
       </w:pPr>
       <w:r>
         <w:t>04. Change one thing. Trace what follows.</w:t>
@@ -3873,7 +5089,7 @@
         <w:drawing>
           <wp:inline xmlns:a="http://schemas.openxmlformats.org/drawingml/2006/main" xmlns:pic="http://schemas.openxmlformats.org/drawingml/2006/picture">
             <wp:extent cx="5486400" cy="3026664"/>
-            <wp:docPr id="5" name="Picture 5" descr="Original case: Keep report version and page or table reference with the exact scoped result. Changed condition: The original report is unavailable and only the blog remains. Expected result: Mark the measurement as unverified rather than filling in absent methods. Reason: The summary cannot supply details that have not been inspected."/>
+            <wp:docPr id="7" name="Picture 7" descr="Original case: Keep report version and page or table reference with the exact scoped result. Changed condition: The original report is unavailable and only the blog remains. Expected result: Mark the measurement as unverified rather than filling in absent methods. Reason: The summary cannot supply details that have not been inspected."/>
             <wp:cNvGraphicFramePr>
               <a:graphicFrameLocks noChangeAspect="1"/>
             </wp:cNvGraphicFramePr>
@@ -3885,7 +5101,7 @@
                     <pic:cNvPicPr/>
                   </pic:nvPicPr>
                   <pic:blipFill>
-                    <a:blip r:embed="rId13"/>
+                    <a:blip r:embed="rId10"/>
                     <a:stretch>
                       <a:fillRect/>
                     </a:stretch>
@@ -3929,7 +5145,6 @@
     <w:p>
       <w:pPr>
         <w:spacing w:line="336" w:lineRule="auto" w:after="180"/>
-        <w:shd w:fill="F5F1FB"/>
       </w:pPr>
       <w:r>
         <w:rPr>
@@ -3940,7 +5155,7 @@
     </w:p>
     <w:p>
       <w:pPr>
-        <w:pStyle w:val="Heading3"/>
+        <w:pStyle w:val="Heading2"/>
       </w:pPr>
       <w:r>
         <w:t>05. Connect the explanation to its limit</w:t>
@@ -3951,7 +5166,7 @@
         <w:drawing>
           <wp:inline xmlns:a="http://schemas.openxmlformats.org/drawingml/2006/main" xmlns:pic="http://schemas.openxmlformats.org/drawingml/2006/picture">
             <wp:extent cx="5486400" cy="2834640"/>
-            <wp:docPr id="6" name="Picture 6" descr="Primary research exposes the procedure and observations behind a summary. It still needs scrutiny; being original does not make every interpretation correct. Limit: This example names fictional documents; it is a source-tracing exercise, not a real literature citation."/>
+            <wp:docPr id="8" name="Picture 8" descr="Primary research exposes the procedure and observations behind a summary. It still needs scrutiny; being original does not make every interpretation correct. Limit: This example names fictional documents; it is a source-tracing exercise, not a real literature citation."/>
             <wp:cNvGraphicFramePr>
               <a:graphicFrameLocks noChangeAspect="1"/>
             </wp:cNvGraphicFramePr>
@@ -4019,7 +5234,6 @@
     <w:p>
       <w:pPr>
         <w:spacing w:line="336" w:lineRule="auto" w:after="180"/>
-        <w:shd w:fill="F5F1FB"/>
       </w:pPr>
       <w:r>
         <w:rPr>
@@ -4030,7 +5244,7 @@
     </w:p>
     <w:p>
       <w:pPr>
-        <w:pStyle w:val="Heading3"/>
+        <w:pStyle w:val="Heading2"/>
       </w:pPr>
       <w:r>
         <w:t>06. Make the idea visible in your project</w:t>
@@ -4041,7 +5255,7 @@
         <w:drawing>
           <wp:inline xmlns:a="http://schemas.openxmlformats.org/drawingml/2006/main" xmlns:pic="http://schemas.openxmlformats.org/drawingml/2006/picture">
             <wp:extent cx="5486400" cy="3681984"/>
-            <wp:docPr id="7" name="Picture 7" descr="For the Reproducible AI Research Study, retain an annotated worked trace and the changed-case reasoning. Connect the claim to its records, units and assumptions so another investigator can challenge or reproduce it. Draw your input, deciding step, result and limit. Supported question: Separate what the blog claims from what the original report records. Which methods and denominator must be inspected, and what status is honest if the original report is unavailable?"/>
+            <wp:docPr id="9" name="Picture 9" descr="For the Reproducible AI Research Study, retain an annotated worked trace and the changed-case reasoning. Connect the claim to its records, units and assumptions so another investigator can challenge or reproduce it. Draw your input, deciding step, result and limit. Supported question: Separate what the blog claims from what the original report records. Which methods and denominator must be inspected, and what status is honest if the original report is unavailable?"/>
             <wp:cNvGraphicFramePr>
               <a:graphicFrameLocks noChangeAspect="1"/>
             </wp:cNvGraphicFramePr>
@@ -4120,7 +5334,6 @@
     <w:p>
       <w:pPr>
         <w:spacing w:line="336" w:lineRule="auto" w:after="180"/>
-        <w:shd w:fill="F5F1FB"/>
       </w:pPr>
       <w:r>
         <w:rPr>
@@ -4139,6 +5352,62 @@
           <w:b w:val="0"/>
         </w:rPr>
         <w:t>.</w:t>
+      </w:r>
+    </w:p>
+    <w:p>
+      <w:pPr>
+        <w:pStyle w:val="Heading2"/>
+      </w:pPr>
+      <w:r>
+        <w:t>Earlier wording, alternatives and picture transcripts · reference / check after trying</w:t>
+      </w:r>
+    </w:p>
+    <w:p>
+      <w:pPr>
+        <w:pStyle w:val="Heading3"/>
+      </w:pPr>
+      <w:r>
+        <w:t>01. Finding primary research: the case</w:t>
+      </w:r>
+    </w:p>
+    <w:p>
+      <w:pPr>
+        <w:pStyle w:val="Heading3"/>
+      </w:pPr>
+      <w:r>
+        <w:t>02. Follow the deciding steps</w:t>
+      </w:r>
+    </w:p>
+    <w:p>
+      <w:pPr>
+        <w:pStyle w:val="Heading3"/>
+      </w:pPr>
+      <w:r>
+        <w:t>03. Finding primary research — evidence trace</w:t>
+      </w:r>
+    </w:p>
+    <w:p>
+      <w:pPr>
+        <w:pStyle w:val="Heading3"/>
+      </w:pPr>
+      <w:r>
+        <w:t>04. Change one thing. Trace what follows.</w:t>
+      </w:r>
+    </w:p>
+    <w:p>
+      <w:pPr>
+        <w:pStyle w:val="Heading3"/>
+      </w:pPr>
+      <w:r>
+        <w:t>05. Connect the explanation to its limit</w:t>
+      </w:r>
+    </w:p>
+    <w:p>
+      <w:pPr>
+        <w:pStyle w:val="Heading3"/>
+      </w:pPr>
+      <w:r>
+        <w:t>06. Make the idea visible in your project</w:t>
       </w:r>
     </w:p>
     <w:sectPr>
